--- a/taniguchi/api/Fix/API設計書_SHIPユーザー管理.docx
+++ b/taniguchi/api/Fix/API設計書_SHIPユーザー管理.docx
@@ -224,7 +224,7 @@
                                     <w:sz w:val="28"/>
                                     <w:szCs w:val="28"/>
                                   </w:rPr>
-                                  <w:t>2026年7月5日</w:t>
+                                  <w:t>2026年7月13日</w:t>
                                 </w:r>
                               </w:p>
                               <w:p>
@@ -422,7 +422,7 @@
                               <w:sz w:val="28"/>
                               <w:szCs w:val="28"/>
                             </w:rPr>
-                            <w:t>2026年7月5日</w:t>
+                            <w:t>2026年7月13日</w:t>
                           </w:r>
                         </w:p>
                         <w:p>
@@ -663,7 +663,7 @@
                   </w:pBdr>
                 </w:pPr>
                 <w:r>
-                  <w:t>2026/7/5</w:t>
+                  <w:t>2026/7/13</w:t>
                 </w:r>
               </w:p>
             </w:tc>
@@ -1002,7 +1002,7 @@
       <w:r>
         <w:fldChar w:fldCharType="separate"/>
       </w:r>
-      <w:hyperlink w:anchor="_Toc234176212" w:history="1">
+      <w:hyperlink w:anchor="_Toc234834174" w:history="1">
         <w:r>
           <w:rPr>
             <w:rStyle w:val="afffffff5"/>
@@ -1029,7 +1029,7 @@
             <w:noProof/>
             <w:webHidden/>
           </w:rPr>
-          <w:instrText xml:space="preserve"> PAGEREF _Toc234176212 \h </w:instrText>
+          <w:instrText xml:space="preserve"> PAGEREF _Toc234834174 \h </w:instrText>
         </w:r>
         <w:r>
           <w:rPr>
@@ -1077,7 +1077,7 @@
           <w14:ligatures w14:val="standardContextual"/>
         </w:rPr>
       </w:pPr>
-      <w:hyperlink w:anchor="_Toc234176213" w:history="1">
+      <w:hyperlink w:anchor="_Toc234834175" w:history="1">
         <w:r>
           <w:rPr>
             <w:rStyle w:val="afffffff5"/>
@@ -1104,7 +1104,7 @@
             <w:noProof/>
             <w:webHidden/>
           </w:rPr>
-          <w:instrText xml:space="preserve"> PAGEREF _Toc234176213 \h </w:instrText>
+          <w:instrText xml:space="preserve"> PAGEREF _Toc234834175 \h </w:instrText>
         </w:r>
         <w:r>
           <w:rPr>
@@ -1152,7 +1152,7 @@
           <w14:ligatures w14:val="standardContextual"/>
         </w:rPr>
       </w:pPr>
-      <w:hyperlink w:anchor="_Toc234176214" w:history="1">
+      <w:hyperlink w:anchor="_Toc234834176" w:history="1">
         <w:r>
           <w:rPr>
             <w:rStyle w:val="afffffff5"/>
@@ -1179,7 +1179,7 @@
             <w:noProof/>
             <w:webHidden/>
           </w:rPr>
-          <w:instrText xml:space="preserve"> PAGEREF _Toc234176214 \h </w:instrText>
+          <w:instrText xml:space="preserve"> PAGEREF _Toc234834176 \h </w:instrText>
         </w:r>
         <w:r>
           <w:rPr>
@@ -1227,7 +1227,7 @@
           <w14:ligatures w14:val="standardContextual"/>
         </w:rPr>
       </w:pPr>
-      <w:hyperlink w:anchor="_Toc234176215" w:history="1">
+      <w:hyperlink w:anchor="_Toc234834177" w:history="1">
         <w:r>
           <w:rPr>
             <w:rStyle w:val="afffffff5"/>
@@ -1254,7 +1254,7 @@
             <w:noProof/>
             <w:webHidden/>
           </w:rPr>
-          <w:instrText xml:space="preserve"> PAGEREF _Toc234176215 \h </w:instrText>
+          <w:instrText xml:space="preserve"> PAGEREF _Toc234834177 \h </w:instrText>
         </w:r>
         <w:r>
           <w:rPr>
@@ -1302,7 +1302,7 @@
           <w14:ligatures w14:val="standardContextual"/>
         </w:rPr>
       </w:pPr>
-      <w:hyperlink w:anchor="_Toc234176216" w:history="1">
+      <w:hyperlink w:anchor="_Toc234834178" w:history="1">
         <w:r>
           <w:rPr>
             <w:rStyle w:val="afffffff5"/>
@@ -1329,7 +1329,7 @@
             <w:noProof/>
             <w:webHidden/>
           </w:rPr>
-          <w:instrText xml:space="preserve"> PAGEREF _Toc234176216 \h </w:instrText>
+          <w:instrText xml:space="preserve"> PAGEREF _Toc234834178 \h </w:instrText>
         </w:r>
         <w:r>
           <w:rPr>
@@ -1378,7 +1378,7 @@
           <w14:ligatures w14:val="standardContextual"/>
         </w:rPr>
       </w:pPr>
-      <w:hyperlink w:anchor="_Toc234176217" w:history="1">
+      <w:hyperlink w:anchor="_Toc234834179" w:history="1">
         <w:r>
           <w:rPr>
             <w:rStyle w:val="afffffff5"/>
@@ -1405,7 +1405,7 @@
             <w:noProof/>
             <w:webHidden/>
           </w:rPr>
-          <w:instrText xml:space="preserve"> PAGEREF _Toc234176217 \h </w:instrText>
+          <w:instrText xml:space="preserve"> PAGEREF _Toc234834179 \h </w:instrText>
         </w:r>
         <w:r>
           <w:rPr>
@@ -1453,7 +1453,7 @@
           <w14:ligatures w14:val="standardContextual"/>
         </w:rPr>
       </w:pPr>
-      <w:hyperlink w:anchor="_Toc234176218" w:history="1">
+      <w:hyperlink w:anchor="_Toc234834180" w:history="1">
         <w:r>
           <w:rPr>
             <w:rStyle w:val="afffffff5"/>
@@ -1480,7 +1480,7 @@
             <w:noProof/>
             <w:webHidden/>
           </w:rPr>
-          <w:instrText xml:space="preserve"> PAGEREF _Toc234176218 \h </w:instrText>
+          <w:instrText xml:space="preserve"> PAGEREF _Toc234834180 \h </w:instrText>
         </w:r>
         <w:r>
           <w:rPr>
@@ -1528,7 +1528,7 @@
           <w14:ligatures w14:val="standardContextual"/>
         </w:rPr>
       </w:pPr>
-      <w:hyperlink w:anchor="_Toc234176219" w:history="1">
+      <w:hyperlink w:anchor="_Toc234834181" w:history="1">
         <w:r>
           <w:rPr>
             <w:rStyle w:val="afffffff5"/>
@@ -1555,7 +1555,7 @@
             <w:noProof/>
             <w:webHidden/>
           </w:rPr>
-          <w:instrText xml:space="preserve"> PAGEREF _Toc234176219 \h </w:instrText>
+          <w:instrText xml:space="preserve"> PAGEREF _Toc234834181 \h </w:instrText>
         </w:r>
         <w:r>
           <w:rPr>
@@ -1603,7 +1603,7 @@
           <w14:ligatures w14:val="standardContextual"/>
         </w:rPr>
       </w:pPr>
-      <w:hyperlink w:anchor="_Toc234176220" w:history="1">
+      <w:hyperlink w:anchor="_Toc234834182" w:history="1">
         <w:r>
           <w:rPr>
             <w:rStyle w:val="afffffff5"/>
@@ -1630,7 +1630,7 @@
             <w:noProof/>
             <w:webHidden/>
           </w:rPr>
-          <w:instrText xml:space="preserve"> PAGEREF _Toc234176220 \h </w:instrText>
+          <w:instrText xml:space="preserve"> PAGEREF _Toc234834182 \h </w:instrText>
         </w:r>
         <w:r>
           <w:rPr>
@@ -1679,7 +1679,7 @@
           <w14:ligatures w14:val="standardContextual"/>
         </w:rPr>
       </w:pPr>
-      <w:hyperlink w:anchor="_Toc234176221" w:history="1">
+      <w:hyperlink w:anchor="_Toc234834183" w:history="1">
         <w:r>
           <w:rPr>
             <w:rStyle w:val="afffffff5"/>
@@ -1706,7 +1706,7 @@
             <w:noProof/>
             <w:webHidden/>
           </w:rPr>
-          <w:instrText xml:space="preserve"> PAGEREF _Toc234176221 \h </w:instrText>
+          <w:instrText xml:space="preserve"> PAGEREF _Toc234834183 \h </w:instrText>
         </w:r>
         <w:r>
           <w:rPr>
@@ -1754,7 +1754,7 @@
           <w14:ligatures w14:val="standardContextual"/>
         </w:rPr>
       </w:pPr>
-      <w:hyperlink w:anchor="_Toc234176222" w:history="1">
+      <w:hyperlink w:anchor="_Toc234834184" w:history="1">
         <w:r>
           <w:rPr>
             <w:rStyle w:val="afffffff5"/>
@@ -1781,7 +1781,7 @@
             <w:noProof/>
             <w:webHidden/>
           </w:rPr>
-          <w:instrText xml:space="preserve"> PAGEREF _Toc234176222 \h </w:instrText>
+          <w:instrText xml:space="preserve"> PAGEREF _Toc234834184 \h </w:instrText>
         </w:r>
         <w:r>
           <w:rPr>
@@ -1829,7 +1829,7 @@
           <w14:ligatures w14:val="standardContextual"/>
         </w:rPr>
       </w:pPr>
-      <w:hyperlink w:anchor="_Toc234176223" w:history="1">
+      <w:hyperlink w:anchor="_Toc234834185" w:history="1">
         <w:r>
           <w:rPr>
             <w:rStyle w:val="afffffff5"/>
@@ -1856,7 +1856,7 @@
             <w:noProof/>
             <w:webHidden/>
           </w:rPr>
-          <w:instrText xml:space="preserve"> PAGEREF _Toc234176223 \h </w:instrText>
+          <w:instrText xml:space="preserve"> PAGEREF _Toc234834185 \h </w:instrText>
         </w:r>
         <w:r>
           <w:rPr>
@@ -1904,7 +1904,7 @@
           <w14:ligatures w14:val="standardContextual"/>
         </w:rPr>
       </w:pPr>
-      <w:hyperlink w:anchor="_Toc234176224" w:history="1">
+      <w:hyperlink w:anchor="_Toc234834186" w:history="1">
         <w:r>
           <w:rPr>
             <w:rStyle w:val="afffffff5"/>
@@ -1931,7 +1931,7 @@
             <w:noProof/>
             <w:webHidden/>
           </w:rPr>
-          <w:instrText xml:space="preserve"> PAGEREF _Toc234176224 \h </w:instrText>
+          <w:instrText xml:space="preserve"> PAGEREF _Toc234834186 \h </w:instrText>
         </w:r>
         <w:r>
           <w:rPr>
@@ -1979,7 +1979,7 @@
           <w14:ligatures w14:val="standardContextual"/>
         </w:rPr>
       </w:pPr>
-      <w:hyperlink w:anchor="_Toc234176225" w:history="1">
+      <w:hyperlink w:anchor="_Toc234834187" w:history="1">
         <w:r>
           <w:rPr>
             <w:rStyle w:val="afffffff5"/>
@@ -2006,7 +2006,7 @@
             <w:noProof/>
             <w:webHidden/>
           </w:rPr>
-          <w:instrText xml:space="preserve"> PAGEREF _Toc234176225 \h </w:instrText>
+          <w:instrText xml:space="preserve"> PAGEREF _Toc234834187 \h </w:instrText>
         </w:r>
         <w:r>
           <w:rPr>
@@ -2026,7 +2026,7 @@
             <w:noProof/>
             <w:webHidden/>
           </w:rPr>
-          <w:t>10</w:t>
+          <w:t>9</w:t>
         </w:r>
         <w:r>
           <w:rPr>
@@ -2054,7 +2054,7 @@
           <w14:ligatures w14:val="standardContextual"/>
         </w:rPr>
       </w:pPr>
-      <w:hyperlink w:anchor="_Toc234176226" w:history="1">
+      <w:hyperlink w:anchor="_Toc234834188" w:history="1">
         <w:r>
           <w:rPr>
             <w:rStyle w:val="afffffff5"/>
@@ -2081,7 +2081,7 @@
             <w:noProof/>
             <w:webHidden/>
           </w:rPr>
-          <w:instrText xml:space="preserve"> PAGEREF _Toc234176226 \h </w:instrText>
+          <w:instrText xml:space="preserve"> PAGEREF _Toc234834188 \h </w:instrText>
         </w:r>
         <w:r>
           <w:rPr>
@@ -2129,7 +2129,7 @@
           <w14:ligatures w14:val="standardContextual"/>
         </w:rPr>
       </w:pPr>
-      <w:hyperlink w:anchor="_Toc234176227" w:history="1">
+      <w:hyperlink w:anchor="_Toc234834189" w:history="1">
         <w:r>
           <w:rPr>
             <w:rStyle w:val="afffffff5"/>
@@ -2156,7 +2156,7 @@
             <w:noProof/>
             <w:webHidden/>
           </w:rPr>
-          <w:instrText xml:space="preserve"> PAGEREF _Toc234176227 \h </w:instrText>
+          <w:instrText xml:space="preserve"> PAGEREF _Toc234834189 \h </w:instrText>
         </w:r>
         <w:r>
           <w:rPr>
@@ -2204,7 +2204,7 @@
           <w14:ligatures w14:val="standardContextual"/>
         </w:rPr>
       </w:pPr>
-      <w:hyperlink w:anchor="_Toc234176228" w:history="1">
+      <w:hyperlink w:anchor="_Toc234834190" w:history="1">
         <w:r>
           <w:rPr>
             <w:rStyle w:val="afffffff5"/>
@@ -2231,7 +2231,7 @@
             <w:noProof/>
             <w:webHidden/>
           </w:rPr>
-          <w:instrText xml:space="preserve"> PAGEREF _Toc234176228 \h </w:instrText>
+          <w:instrText xml:space="preserve"> PAGEREF _Toc234834190 \h </w:instrText>
         </w:r>
         <w:r>
           <w:rPr>
@@ -2278,7 +2278,7 @@
           <w14:ligatures w14:val="standardContextual"/>
         </w:rPr>
       </w:pPr>
-      <w:hyperlink w:anchor="_Toc234176229" w:history="1">
+      <w:hyperlink w:anchor="_Toc234834191" w:history="1">
         <w:r>
           <w:rPr>
             <w:rStyle w:val="afffffff5"/>
@@ -2305,7 +2305,7 @@
             <w:noProof/>
             <w:webHidden/>
           </w:rPr>
-          <w:instrText xml:space="preserve"> PAGEREF _Toc234176229 \h </w:instrText>
+          <w:instrText xml:space="preserve"> PAGEREF _Toc234834191 \h </w:instrText>
         </w:r>
         <w:r>
           <w:rPr>
@@ -2354,7 +2354,7 @@
           <w14:ligatures w14:val="standardContextual"/>
         </w:rPr>
       </w:pPr>
-      <w:hyperlink w:anchor="_Toc234176230" w:history="1">
+      <w:hyperlink w:anchor="_Toc234834192" w:history="1">
         <w:r>
           <w:rPr>
             <w:rStyle w:val="afffffff5"/>
@@ -2381,7 +2381,7 @@
             <w:noProof/>
             <w:webHidden/>
           </w:rPr>
-          <w:instrText xml:space="preserve"> PAGEREF _Toc234176230 \h </w:instrText>
+          <w:instrText xml:space="preserve"> PAGEREF _Toc234834192 \h </w:instrText>
         </w:r>
         <w:r>
           <w:rPr>
@@ -2429,7 +2429,7 @@
           <w14:ligatures w14:val="standardContextual"/>
         </w:rPr>
       </w:pPr>
-      <w:hyperlink w:anchor="_Toc234176231" w:history="1">
+      <w:hyperlink w:anchor="_Toc234834193" w:history="1">
         <w:r>
           <w:rPr>
             <w:rStyle w:val="afffffff5"/>
@@ -2456,7 +2456,7 @@
             <w:noProof/>
             <w:webHidden/>
           </w:rPr>
-          <w:instrText xml:space="preserve"> PAGEREF _Toc234176231 \h </w:instrText>
+          <w:instrText xml:space="preserve"> PAGEREF _Toc234834193 \h </w:instrText>
         </w:r>
         <w:r>
           <w:rPr>
@@ -2505,7 +2505,7 @@
           <w14:ligatures w14:val="standardContextual"/>
         </w:rPr>
       </w:pPr>
-      <w:hyperlink w:anchor="_Toc234176232" w:history="1">
+      <w:hyperlink w:anchor="_Toc234834194" w:history="1">
         <w:r>
           <w:rPr>
             <w:rStyle w:val="afffffff5"/>
@@ -2532,7 +2532,7 @@
             <w:noProof/>
             <w:webHidden/>
           </w:rPr>
-          <w:instrText xml:space="preserve"> PAGEREF _Toc234176232 \h </w:instrText>
+          <w:instrText xml:space="preserve"> PAGEREF _Toc234834194 \h </w:instrText>
         </w:r>
         <w:r>
           <w:rPr>
@@ -2552,7 +2552,7 @@
             <w:noProof/>
             <w:webHidden/>
           </w:rPr>
-          <w:t>13</w:t>
+          <w:t>12</w:t>
         </w:r>
         <w:r>
           <w:rPr>
@@ -2580,7 +2580,7 @@
           <w14:ligatures w14:val="standardContextual"/>
         </w:rPr>
       </w:pPr>
-      <w:hyperlink w:anchor="_Toc234176233" w:history="1">
+      <w:hyperlink w:anchor="_Toc234834195" w:history="1">
         <w:r>
           <w:rPr>
             <w:rStyle w:val="afffffff5"/>
@@ -2607,7 +2607,7 @@
             <w:noProof/>
             <w:webHidden/>
           </w:rPr>
-          <w:instrText xml:space="preserve"> PAGEREF _Toc234176233 \h </w:instrText>
+          <w:instrText xml:space="preserve"> PAGEREF _Toc234834195 \h </w:instrText>
         </w:r>
         <w:r>
           <w:rPr>
@@ -2627,7 +2627,7 @@
             <w:noProof/>
             <w:webHidden/>
           </w:rPr>
-          <w:t>13</w:t>
+          <w:t>12</w:t>
         </w:r>
         <w:r>
           <w:rPr>
@@ -2654,7 +2654,7 @@
           <w14:ligatures w14:val="standardContextual"/>
         </w:rPr>
       </w:pPr>
-      <w:hyperlink w:anchor="_Toc234176234" w:history="1">
+      <w:hyperlink w:anchor="_Toc234834196" w:history="1">
         <w:r>
           <w:rPr>
             <w:rStyle w:val="afffffff5"/>
@@ -2681,7 +2681,7 @@
             <w:noProof/>
             <w:webHidden/>
           </w:rPr>
-          <w:instrText xml:space="preserve"> PAGEREF _Toc234176234 \h </w:instrText>
+          <w:instrText xml:space="preserve"> PAGEREF _Toc234834196 \h </w:instrText>
         </w:r>
         <w:r>
           <w:rPr>
@@ -2701,7 +2701,7 @@
             <w:noProof/>
             <w:webHidden/>
           </w:rPr>
-          <w:t>14</w:t>
+          <w:t>13</w:t>
         </w:r>
         <w:r>
           <w:rPr>
@@ -2728,7 +2728,7 @@
           <w14:ligatures w14:val="standardContextual"/>
         </w:rPr>
       </w:pPr>
-      <w:hyperlink w:anchor="_Toc234176235" w:history="1">
+      <w:hyperlink w:anchor="_Toc234834197" w:history="1">
         <w:r>
           <w:rPr>
             <w:rStyle w:val="afffffff5"/>
@@ -2755,7 +2755,7 @@
             <w:noProof/>
             <w:webHidden/>
           </w:rPr>
-          <w:instrText xml:space="preserve"> PAGEREF _Toc234176235 \h </w:instrText>
+          <w:instrText xml:space="preserve"> PAGEREF _Toc234834197 \h </w:instrText>
         </w:r>
         <w:r>
           <w:rPr>
@@ -2803,7 +2803,7 @@
           <w14:ligatures w14:val="standardContextual"/>
         </w:rPr>
       </w:pPr>
-      <w:hyperlink w:anchor="_Toc234176236" w:history="1">
+      <w:hyperlink w:anchor="_Toc234834198" w:history="1">
         <w:r>
           <w:rPr>
             <w:rStyle w:val="afffffff5"/>
@@ -2830,7 +2830,7 @@
             <w:noProof/>
             <w:webHidden/>
           </w:rPr>
-          <w:instrText xml:space="preserve"> PAGEREF _Toc234176236 \h </w:instrText>
+          <w:instrText xml:space="preserve"> PAGEREF _Toc234834198 \h </w:instrText>
         </w:r>
         <w:r>
           <w:rPr>
@@ -2850,7 +2850,7 @@
             <w:noProof/>
             <w:webHidden/>
           </w:rPr>
-          <w:t>16</w:t>
+          <w:t>15</w:t>
         </w:r>
         <w:r>
           <w:rPr>
@@ -2877,7 +2877,7 @@
           <w14:ligatures w14:val="standardContextual"/>
         </w:rPr>
       </w:pPr>
-      <w:hyperlink w:anchor="_Toc234176237" w:history="1">
+      <w:hyperlink w:anchor="_Toc234834199" w:history="1">
         <w:r>
           <w:rPr>
             <w:rStyle w:val="afffffff5"/>
@@ -2904,7 +2904,7 @@
             <w:noProof/>
             <w:webHidden/>
           </w:rPr>
-          <w:instrText xml:space="preserve"> PAGEREF _Toc234176237 \h </w:instrText>
+          <w:instrText xml:space="preserve"> PAGEREF _Toc234834199 \h </w:instrText>
         </w:r>
         <w:r>
           <w:rPr>
@@ -2951,7 +2951,7 @@
           <w14:ligatures w14:val="standardContextual"/>
         </w:rPr>
       </w:pPr>
-      <w:hyperlink w:anchor="_Toc234176238" w:history="1">
+      <w:hyperlink w:anchor="_Toc234834200" w:history="1">
         <w:r>
           <w:rPr>
             <w:rStyle w:val="afffffff5"/>
@@ -2978,7 +2978,7 @@
             <w:noProof/>
             <w:webHidden/>
           </w:rPr>
-          <w:instrText xml:space="preserve"> PAGEREF _Toc234176238 \h </w:instrText>
+          <w:instrText xml:space="preserve"> PAGEREF _Toc234834200 \h </w:instrText>
         </w:r>
         <w:r>
           <w:rPr>
@@ -3025,7 +3025,7 @@
           <w14:ligatures w14:val="standardContextual"/>
         </w:rPr>
       </w:pPr>
-      <w:hyperlink w:anchor="_Toc234176239" w:history="1">
+      <w:hyperlink w:anchor="_Toc234834201" w:history="1">
         <w:r>
           <w:rPr>
             <w:rStyle w:val="afffffff5"/>
@@ -3052,7 +3052,7 @@
             <w:noProof/>
             <w:webHidden/>
           </w:rPr>
-          <w:instrText xml:space="preserve"> PAGEREF _Toc234176239 \h </w:instrText>
+          <w:instrText xml:space="preserve"> PAGEREF _Toc234834201 \h </w:instrText>
         </w:r>
         <w:r>
           <w:rPr>
@@ -3100,7 +3100,7 @@
           <w14:ligatures w14:val="standardContextual"/>
         </w:rPr>
       </w:pPr>
-      <w:hyperlink w:anchor="_Toc234176240" w:history="1">
+      <w:hyperlink w:anchor="_Toc234834202" w:history="1">
         <w:r>
           <w:rPr>
             <w:rStyle w:val="afffffff5"/>
@@ -3127,7 +3127,7 @@
             <w:noProof/>
             <w:webHidden/>
           </w:rPr>
-          <w:instrText xml:space="preserve"> PAGEREF _Toc234176240 \h </w:instrText>
+          <w:instrText xml:space="preserve"> PAGEREF _Toc234834202 \h </w:instrText>
         </w:r>
         <w:r>
           <w:rPr>
@@ -3174,7 +3174,7 @@
           <w14:ligatures w14:val="standardContextual"/>
         </w:rPr>
       </w:pPr>
-      <w:hyperlink w:anchor="_Toc234176241" w:history="1">
+      <w:hyperlink w:anchor="_Toc234834203" w:history="1">
         <w:r>
           <w:rPr>
             <w:rStyle w:val="afffffff5"/>
@@ -3201,7 +3201,7 @@
             <w:noProof/>
             <w:webHidden/>
           </w:rPr>
-          <w:instrText xml:space="preserve"> PAGEREF _Toc234176241 \h </w:instrText>
+          <w:instrText xml:space="preserve"> PAGEREF _Toc234834203 \h </w:instrText>
         </w:r>
         <w:r>
           <w:rPr>
@@ -3248,7 +3248,7 @@
           <w14:ligatures w14:val="standardContextual"/>
         </w:rPr>
       </w:pPr>
-      <w:hyperlink w:anchor="_Toc234176242" w:history="1">
+      <w:hyperlink w:anchor="_Toc234834204" w:history="1">
         <w:r>
           <w:rPr>
             <w:rStyle w:val="afffffff5"/>
@@ -3275,7 +3275,7 @@
             <w:noProof/>
             <w:webHidden/>
           </w:rPr>
-          <w:instrText xml:space="preserve"> PAGEREF _Toc234176242 \h </w:instrText>
+          <w:instrText xml:space="preserve"> PAGEREF _Toc234834204 \h </w:instrText>
         </w:r>
         <w:r>
           <w:rPr>
@@ -3322,7 +3322,7 @@
           <w14:ligatures w14:val="standardContextual"/>
         </w:rPr>
       </w:pPr>
-      <w:hyperlink w:anchor="_Toc234176243" w:history="1">
+      <w:hyperlink w:anchor="_Toc234834205" w:history="1">
         <w:r>
           <w:rPr>
             <w:rStyle w:val="afffffff5"/>
@@ -3349,7 +3349,7 @@
             <w:noProof/>
             <w:webHidden/>
           </w:rPr>
-          <w:instrText xml:space="preserve"> PAGEREF _Toc234176243 \h </w:instrText>
+          <w:instrText xml:space="preserve"> PAGEREF _Toc234834205 \h </w:instrText>
         </w:r>
         <w:r>
           <w:rPr>
@@ -3397,7 +3397,7 @@
           <w14:ligatures w14:val="standardContextual"/>
         </w:rPr>
       </w:pPr>
-      <w:hyperlink w:anchor="_Toc234176244" w:history="1">
+      <w:hyperlink w:anchor="_Toc234834206" w:history="1">
         <w:r>
           <w:rPr>
             <w:rStyle w:val="afffffff5"/>
@@ -3424,7 +3424,7 @@
             <w:noProof/>
             <w:webHidden/>
           </w:rPr>
-          <w:instrText xml:space="preserve"> PAGEREF _Toc234176244 \h </w:instrText>
+          <w:instrText xml:space="preserve"> PAGEREF _Toc234834206 \h </w:instrText>
         </w:r>
         <w:r>
           <w:rPr>
@@ -3471,7 +3471,7 @@
           <w14:ligatures w14:val="standardContextual"/>
         </w:rPr>
       </w:pPr>
-      <w:hyperlink w:anchor="_Toc234176245" w:history="1">
+      <w:hyperlink w:anchor="_Toc234834207" w:history="1">
         <w:r>
           <w:rPr>
             <w:rStyle w:val="afffffff5"/>
@@ -3498,7 +3498,7 @@
             <w:noProof/>
             <w:webHidden/>
           </w:rPr>
-          <w:instrText xml:space="preserve"> PAGEREF _Toc234176245 \h </w:instrText>
+          <w:instrText xml:space="preserve"> PAGEREF _Toc234834207 \h </w:instrText>
         </w:r>
         <w:r>
           <w:rPr>
@@ -3545,7 +3545,7 @@
           <w14:ligatures w14:val="standardContextual"/>
         </w:rPr>
       </w:pPr>
-      <w:hyperlink w:anchor="_Toc234176246" w:history="1">
+      <w:hyperlink w:anchor="_Toc234834208" w:history="1">
         <w:r>
           <w:rPr>
             <w:rStyle w:val="afffffff5"/>
@@ -3572,7 +3572,7 @@
             <w:noProof/>
             <w:webHidden/>
           </w:rPr>
-          <w:instrText xml:space="preserve"> PAGEREF _Toc234176246 \h </w:instrText>
+          <w:instrText xml:space="preserve"> PAGEREF _Toc234834208 \h </w:instrText>
         </w:r>
         <w:r>
           <w:rPr>
@@ -3619,7 +3619,7 @@
           <w14:ligatures w14:val="standardContextual"/>
         </w:rPr>
       </w:pPr>
-      <w:hyperlink w:anchor="_Toc234176247" w:history="1">
+      <w:hyperlink w:anchor="_Toc234834209" w:history="1">
         <w:r>
           <w:rPr>
             <w:rStyle w:val="afffffff5"/>
@@ -3646,7 +3646,7 @@
             <w:noProof/>
             <w:webHidden/>
           </w:rPr>
-          <w:instrText xml:space="preserve"> PAGEREF _Toc234176247 \h </w:instrText>
+          <w:instrText xml:space="preserve"> PAGEREF _Toc234834209 \h </w:instrText>
         </w:r>
         <w:r>
           <w:rPr>
@@ -3694,7 +3694,7 @@
           <w14:ligatures w14:val="standardContextual"/>
         </w:rPr>
       </w:pPr>
-      <w:hyperlink w:anchor="_Toc234176248" w:history="1">
+      <w:hyperlink w:anchor="_Toc234834210" w:history="1">
         <w:r>
           <w:rPr>
             <w:rStyle w:val="afffffff5"/>
@@ -3721,7 +3721,7 @@
             <w:noProof/>
             <w:webHidden/>
           </w:rPr>
-          <w:instrText xml:space="preserve"> PAGEREF _Toc234176248 \h </w:instrText>
+          <w:instrText xml:space="preserve"> PAGEREF _Toc234834210 \h </w:instrText>
         </w:r>
         <w:r>
           <w:rPr>
@@ -3768,7 +3768,7 @@
           <w14:ligatures w14:val="standardContextual"/>
         </w:rPr>
       </w:pPr>
-      <w:hyperlink w:anchor="_Toc234176249" w:history="1">
+      <w:hyperlink w:anchor="_Toc234834211" w:history="1">
         <w:r>
           <w:rPr>
             <w:rStyle w:val="afffffff5"/>
@@ -3795,7 +3795,7 @@
             <w:noProof/>
             <w:webHidden/>
           </w:rPr>
-          <w:instrText xml:space="preserve"> PAGEREF _Toc234176249 \h </w:instrText>
+          <w:instrText xml:space="preserve"> PAGEREF _Toc234834211 \h </w:instrText>
         </w:r>
         <w:r>
           <w:rPr>
@@ -3842,7 +3842,7 @@
           <w14:ligatures w14:val="standardContextual"/>
         </w:rPr>
       </w:pPr>
-      <w:hyperlink w:anchor="_Toc234176250" w:history="1">
+      <w:hyperlink w:anchor="_Toc234834212" w:history="1">
         <w:r>
           <w:rPr>
             <w:rStyle w:val="afffffff5"/>
@@ -3869,7 +3869,7 @@
             <w:noProof/>
             <w:webHidden/>
           </w:rPr>
-          <w:instrText xml:space="preserve"> PAGEREF _Toc234176250 \h </w:instrText>
+          <w:instrText xml:space="preserve"> PAGEREF _Toc234834212 \h </w:instrText>
         </w:r>
         <w:r>
           <w:rPr>
@@ -3916,7 +3916,7 @@
           <w14:ligatures w14:val="standardContextual"/>
         </w:rPr>
       </w:pPr>
-      <w:hyperlink w:anchor="_Toc234176251" w:history="1">
+      <w:hyperlink w:anchor="_Toc234834213" w:history="1">
         <w:r>
           <w:rPr>
             <w:rStyle w:val="afffffff5"/>
@@ -3943,7 +3943,7 @@
             <w:noProof/>
             <w:webHidden/>
           </w:rPr>
-          <w:instrText xml:space="preserve"> PAGEREF _Toc234176251 \h </w:instrText>
+          <w:instrText xml:space="preserve"> PAGEREF _Toc234834213 \h </w:instrText>
         </w:r>
         <w:r>
           <w:rPr>
@@ -3991,7 +3991,7 @@
           <w14:ligatures w14:val="standardContextual"/>
         </w:rPr>
       </w:pPr>
-      <w:hyperlink w:anchor="_Toc234176252" w:history="1">
+      <w:hyperlink w:anchor="_Toc234834214" w:history="1">
         <w:r>
           <w:rPr>
             <w:rStyle w:val="afffffff5"/>
@@ -4018,7 +4018,7 @@
             <w:noProof/>
             <w:webHidden/>
           </w:rPr>
-          <w:instrText xml:space="preserve"> PAGEREF _Toc234176252 \h </w:instrText>
+          <w:instrText xml:space="preserve"> PAGEREF _Toc234834214 \h </w:instrText>
         </w:r>
         <w:r>
           <w:rPr>
@@ -4065,7 +4065,7 @@
           <w14:ligatures w14:val="standardContextual"/>
         </w:rPr>
       </w:pPr>
-      <w:hyperlink w:anchor="_Toc234176253" w:history="1">
+      <w:hyperlink w:anchor="_Toc234834215" w:history="1">
         <w:r>
           <w:rPr>
             <w:rStyle w:val="afffffff5"/>
@@ -4092,7 +4092,7 @@
             <w:noProof/>
             <w:webHidden/>
           </w:rPr>
-          <w:instrText xml:space="preserve"> PAGEREF _Toc234176253 \h </w:instrText>
+          <w:instrText xml:space="preserve"> PAGEREF _Toc234834215 \h </w:instrText>
         </w:r>
         <w:r>
           <w:rPr>
@@ -4139,7 +4139,7 @@
           <w14:ligatures w14:val="standardContextual"/>
         </w:rPr>
       </w:pPr>
-      <w:hyperlink w:anchor="_Toc234176254" w:history="1">
+      <w:hyperlink w:anchor="_Toc234834216" w:history="1">
         <w:r>
           <w:rPr>
             <w:rStyle w:val="afffffff5"/>
@@ -4166,7 +4166,7 @@
             <w:noProof/>
             <w:webHidden/>
           </w:rPr>
-          <w:instrText xml:space="preserve"> PAGEREF _Toc234176254 \h </w:instrText>
+          <w:instrText xml:space="preserve"> PAGEREF _Toc234834216 \h </w:instrText>
         </w:r>
         <w:r>
           <w:rPr>
@@ -4213,7 +4213,7 @@
           <w14:ligatures w14:val="standardContextual"/>
         </w:rPr>
       </w:pPr>
-      <w:hyperlink w:anchor="_Toc234176255" w:history="1">
+      <w:hyperlink w:anchor="_Toc234834217" w:history="1">
         <w:r>
           <w:rPr>
             <w:rStyle w:val="afffffff5"/>
@@ -4240,7 +4240,7 @@
             <w:noProof/>
             <w:webHidden/>
           </w:rPr>
-          <w:instrText xml:space="preserve"> PAGEREF _Toc234176255 \h </w:instrText>
+          <w:instrText xml:space="preserve"> PAGEREF _Toc234834217 \h </w:instrText>
         </w:r>
         <w:r>
           <w:rPr>
@@ -4288,7 +4288,7 @@
           <w14:ligatures w14:val="standardContextual"/>
         </w:rPr>
       </w:pPr>
-      <w:hyperlink w:anchor="_Toc234176256" w:history="1">
+      <w:hyperlink w:anchor="_Toc234834218" w:history="1">
         <w:r>
           <w:rPr>
             <w:rStyle w:val="afffffff5"/>
@@ -4315,7 +4315,7 @@
             <w:noProof/>
             <w:webHidden/>
           </w:rPr>
-          <w:instrText xml:space="preserve"> PAGEREF _Toc234176256 \h </w:instrText>
+          <w:instrText xml:space="preserve"> PAGEREF _Toc234834218 \h </w:instrText>
         </w:r>
         <w:r>
           <w:rPr>
@@ -4362,7 +4362,7 @@
           <w14:ligatures w14:val="standardContextual"/>
         </w:rPr>
       </w:pPr>
-      <w:hyperlink w:anchor="_Toc234176257" w:history="1">
+      <w:hyperlink w:anchor="_Toc234834219" w:history="1">
         <w:r>
           <w:rPr>
             <w:rStyle w:val="afffffff5"/>
@@ -4389,7 +4389,7 @@
             <w:noProof/>
             <w:webHidden/>
           </w:rPr>
-          <w:instrText xml:space="preserve"> PAGEREF _Toc234176257 \h </w:instrText>
+          <w:instrText xml:space="preserve"> PAGEREF _Toc234834219 \h </w:instrText>
         </w:r>
         <w:r>
           <w:rPr>
@@ -4436,7 +4436,7 @@
           <w14:ligatures w14:val="standardContextual"/>
         </w:rPr>
       </w:pPr>
-      <w:hyperlink w:anchor="_Toc234176258" w:history="1">
+      <w:hyperlink w:anchor="_Toc234834220" w:history="1">
         <w:r>
           <w:rPr>
             <w:rStyle w:val="afffffff5"/>
@@ -4463,7 +4463,7 @@
             <w:noProof/>
             <w:webHidden/>
           </w:rPr>
-          <w:instrText xml:space="preserve"> PAGEREF _Toc234176258 \h </w:instrText>
+          <w:instrText xml:space="preserve"> PAGEREF _Toc234834220 \h </w:instrText>
         </w:r>
         <w:r>
           <w:rPr>
@@ -4510,7 +4510,7 @@
           <w14:ligatures w14:val="standardContextual"/>
         </w:rPr>
       </w:pPr>
-      <w:hyperlink w:anchor="_Toc234176259" w:history="1">
+      <w:hyperlink w:anchor="_Toc234834221" w:history="1">
         <w:r>
           <w:rPr>
             <w:rStyle w:val="afffffff5"/>
@@ -4537,7 +4537,7 @@
             <w:noProof/>
             <w:webHidden/>
           </w:rPr>
-          <w:instrText xml:space="preserve"> PAGEREF _Toc234176259 \h </w:instrText>
+          <w:instrText xml:space="preserve"> PAGEREF _Toc234834221 \h </w:instrText>
         </w:r>
         <w:r>
           <w:rPr>
@@ -4584,7 +4584,7 @@
           <w14:ligatures w14:val="standardContextual"/>
         </w:rPr>
       </w:pPr>
-      <w:hyperlink w:anchor="_Toc234176260" w:history="1">
+      <w:hyperlink w:anchor="_Toc234834222" w:history="1">
         <w:r>
           <w:rPr>
             <w:rStyle w:val="afffffff5"/>
@@ -4611,7 +4611,7 @@
             <w:noProof/>
             <w:webHidden/>
           </w:rPr>
-          <w:instrText xml:space="preserve"> PAGEREF _Toc234176260 \h </w:instrText>
+          <w:instrText xml:space="preserve"> PAGEREF _Toc234834222 \h </w:instrText>
         </w:r>
         <w:r>
           <w:rPr>
@@ -4659,7 +4659,7 @@
           <w14:ligatures w14:val="standardContextual"/>
         </w:rPr>
       </w:pPr>
-      <w:hyperlink w:anchor="_Toc234176261" w:history="1">
+      <w:hyperlink w:anchor="_Toc234834223" w:history="1">
         <w:r>
           <w:rPr>
             <w:rStyle w:val="afffffff5"/>
@@ -4686,7 +4686,7 @@
             <w:noProof/>
             <w:webHidden/>
           </w:rPr>
-          <w:instrText xml:space="preserve"> PAGEREF _Toc234176261 \h </w:instrText>
+          <w:instrText xml:space="preserve"> PAGEREF _Toc234834223 \h </w:instrText>
         </w:r>
         <w:r>
           <w:rPr>
@@ -4733,7 +4733,7 @@
           <w14:ligatures w14:val="standardContextual"/>
         </w:rPr>
       </w:pPr>
-      <w:hyperlink w:anchor="_Toc234176262" w:history="1">
+      <w:hyperlink w:anchor="_Toc234834224" w:history="1">
         <w:r>
           <w:rPr>
             <w:rStyle w:val="afffffff5"/>
@@ -4760,7 +4760,7 @@
             <w:noProof/>
             <w:webHidden/>
           </w:rPr>
-          <w:instrText xml:space="preserve"> PAGEREF _Toc234176262 \h </w:instrText>
+          <w:instrText xml:space="preserve"> PAGEREF _Toc234834224 \h </w:instrText>
         </w:r>
         <w:r>
           <w:rPr>
@@ -4807,7 +4807,7 @@
           <w14:ligatures w14:val="standardContextual"/>
         </w:rPr>
       </w:pPr>
-      <w:hyperlink w:anchor="_Toc234176263" w:history="1">
+      <w:hyperlink w:anchor="_Toc234834225" w:history="1">
         <w:r>
           <w:rPr>
             <w:rStyle w:val="afffffff5"/>
@@ -4834,7 +4834,7 @@
             <w:noProof/>
             <w:webHidden/>
           </w:rPr>
-          <w:instrText xml:space="preserve"> PAGEREF _Toc234176263 \h </w:instrText>
+          <w:instrText xml:space="preserve"> PAGEREF _Toc234834225 \h </w:instrText>
         </w:r>
         <w:r>
           <w:rPr>
@@ -4881,7 +4881,7 @@
           <w14:ligatures w14:val="standardContextual"/>
         </w:rPr>
       </w:pPr>
-      <w:hyperlink w:anchor="_Toc234176264" w:history="1">
+      <w:hyperlink w:anchor="_Toc234834226" w:history="1">
         <w:r>
           <w:rPr>
             <w:rStyle w:val="afffffff5"/>
@@ -4908,7 +4908,7 @@
             <w:noProof/>
             <w:webHidden/>
           </w:rPr>
-          <w:instrText xml:space="preserve"> PAGEREF _Toc234176264 \h </w:instrText>
+          <w:instrText xml:space="preserve"> PAGEREF _Toc234834226 \h </w:instrText>
         </w:r>
         <w:r>
           <w:rPr>
@@ -4955,7 +4955,7 @@
           <w14:ligatures w14:val="standardContextual"/>
         </w:rPr>
       </w:pPr>
-      <w:hyperlink w:anchor="_Toc234176265" w:history="1">
+      <w:hyperlink w:anchor="_Toc234834227" w:history="1">
         <w:r>
           <w:rPr>
             <w:rStyle w:val="afffffff5"/>
@@ -4982,7 +4982,7 @@
             <w:noProof/>
             <w:webHidden/>
           </w:rPr>
-          <w:instrText xml:space="preserve"> PAGEREF _Toc234176265 \h </w:instrText>
+          <w:instrText xml:space="preserve"> PAGEREF _Toc234834227 \h </w:instrText>
         </w:r>
         <w:r>
           <w:rPr>
@@ -5030,13 +5030,13 @@
           <w14:ligatures w14:val="standardContextual"/>
         </w:rPr>
       </w:pPr>
-      <w:hyperlink w:anchor="_Toc234176266" w:history="1">
+      <w:hyperlink w:anchor="_Toc234834228" w:history="1">
         <w:r>
           <w:rPr>
             <w:rStyle w:val="afffffff5"/>
             <w:noProof/>
           </w:rPr>
-          <w:t>初回設定案内送信（/ship-user-management/users/{userId}/setup-invitation）</w:t>
+          <w:t>SHIPユーザー削除（/ship-user-management/users/{userId}）</w:t>
         </w:r>
         <w:r>
           <w:rPr>
@@ -5057,7 +5057,7 @@
             <w:noProof/>
             <w:webHidden/>
           </w:rPr>
-          <w:instrText xml:space="preserve"> PAGEREF _Toc234176266 \h </w:instrText>
+          <w:instrText xml:space="preserve"> PAGEREF _Toc234834228 \h </w:instrText>
         </w:r>
         <w:r>
           <w:rPr>
@@ -5104,7 +5104,7 @@
           <w14:ligatures w14:val="standardContextual"/>
         </w:rPr>
       </w:pPr>
-      <w:hyperlink w:anchor="_Toc234176267" w:history="1">
+      <w:hyperlink w:anchor="_Toc234834229" w:history="1">
         <w:r>
           <w:rPr>
             <w:rStyle w:val="afffffff5"/>
@@ -5131,7 +5131,7 @@
             <w:noProof/>
             <w:webHidden/>
           </w:rPr>
-          <w:instrText xml:space="preserve"> PAGEREF _Toc234176267 \h </w:instrText>
+          <w:instrText xml:space="preserve"> PAGEREF _Toc234834229 \h </w:instrText>
         </w:r>
         <w:r>
           <w:rPr>
@@ -5178,13 +5178,13 @@
           <w14:ligatures w14:val="standardContextual"/>
         </w:rPr>
       </w:pPr>
-      <w:hyperlink w:anchor="_Toc234176268" w:history="1">
+      <w:hyperlink w:anchor="_Toc234834230" w:history="1">
         <w:r>
           <w:rPr>
             <w:rStyle w:val="afffffff5"/>
             <w:noProof/>
           </w:rPr>
-          <w:t>レスポンス（202：ShipUserSetupInvitationResponse）</w:t>
+          <w:t>レスポンス（204：No Content）</w:t>
         </w:r>
         <w:r>
           <w:rPr>
@@ -5205,7 +5205,7 @@
             <w:noProof/>
             <w:webHidden/>
           </w:rPr>
-          <w:instrText xml:space="preserve"> PAGEREF _Toc234176268 \h </w:instrText>
+          <w:instrText xml:space="preserve"> PAGEREF _Toc234834230 \h </w:instrText>
         </w:r>
         <w:r>
           <w:rPr>
@@ -5252,7 +5252,7 @@
           <w14:ligatures w14:val="standardContextual"/>
         </w:rPr>
       </w:pPr>
-      <w:hyperlink w:anchor="_Toc234176269" w:history="1">
+      <w:hyperlink w:anchor="_Toc234834231" w:history="1">
         <w:r>
           <w:rPr>
             <w:rStyle w:val="afffffff5"/>
@@ -5279,7 +5279,7 @@
             <w:noProof/>
             <w:webHidden/>
           </w:rPr>
-          <w:instrText xml:space="preserve"> PAGEREF _Toc234176269 \h </w:instrText>
+          <w:instrText xml:space="preserve"> PAGEREF _Toc234834231 \h </w:instrText>
         </w:r>
         <w:r>
           <w:rPr>
@@ -5300,303 +5300,6 @@
             <w:webHidden/>
           </w:rPr>
           <w:t>32</w:t>
-        </w:r>
-        <w:r>
-          <w:rPr>
-            <w:noProof/>
-            <w:webHidden/>
-          </w:rPr>
-          <w:fldChar w:fldCharType="end"/>
-        </w:r>
-      </w:hyperlink>
-    </w:p>
-    <w:p>
-      <w:pPr>
-        <w:pStyle w:val="21"/>
-        <w:tabs>
-          <w:tab w:val="right" w:leader="dot" w:pos="9019"/>
-        </w:tabs>
-        <w:rPr>
-          <w:rFonts w:asciiTheme="minorHAnsi" w:eastAsiaTheme="minorEastAsia" w:hAnsiTheme="minorHAnsi" w:cstheme="minorBidi"/>
-          <w:bCs w:val="0"/>
-          <w:noProof/>
-          <w:kern w:val="2"/>
-          <w:sz w:val="21"/>
-          <w:szCs w:val="24"/>
-          <w:lang w:val="en-US"/>
-          <w14:ligatures w14:val="standardContextual"/>
-        </w:rPr>
-      </w:pPr>
-      <w:hyperlink w:anchor="_Toc234176270" w:history="1">
-        <w:r>
-          <w:rPr>
-            <w:rStyle w:val="afffffff5"/>
-            <w:noProof/>
-          </w:rPr>
-          <w:t>SHIPユーザー削除（/ship-user-management/users/{userId}）</w:t>
-        </w:r>
-        <w:r>
-          <w:rPr>
-            <w:noProof/>
-            <w:webHidden/>
-          </w:rPr>
-          <w:tab/>
-        </w:r>
-        <w:r>
-          <w:rPr>
-            <w:noProof/>
-            <w:webHidden/>
-          </w:rPr>
-          <w:fldChar w:fldCharType="begin"/>
-        </w:r>
-        <w:r>
-          <w:rPr>
-            <w:noProof/>
-            <w:webHidden/>
-          </w:rPr>
-          <w:instrText xml:space="preserve"> PAGEREF _Toc234176270 \h </w:instrText>
-        </w:r>
-        <w:r>
-          <w:rPr>
-            <w:noProof/>
-            <w:webHidden/>
-          </w:rPr>
-        </w:r>
-        <w:r>
-          <w:rPr>
-            <w:noProof/>
-            <w:webHidden/>
-          </w:rPr>
-          <w:fldChar w:fldCharType="separate"/>
-        </w:r>
-        <w:r>
-          <w:rPr>
-            <w:noProof/>
-            <w:webHidden/>
-          </w:rPr>
-          <w:t>32</w:t>
-        </w:r>
-        <w:r>
-          <w:rPr>
-            <w:noProof/>
-            <w:webHidden/>
-          </w:rPr>
-          <w:fldChar w:fldCharType="end"/>
-        </w:r>
-      </w:hyperlink>
-    </w:p>
-    <w:p>
-      <w:pPr>
-        <w:pStyle w:val="31"/>
-        <w:tabs>
-          <w:tab w:val="right" w:leader="dot" w:pos="9019"/>
-        </w:tabs>
-        <w:rPr>
-          <w:rFonts w:asciiTheme="minorHAnsi" w:eastAsiaTheme="minorEastAsia" w:hAnsiTheme="minorHAnsi" w:cstheme="minorBidi"/>
-          <w:noProof/>
-          <w:kern w:val="2"/>
-          <w:sz w:val="21"/>
-          <w:szCs w:val="24"/>
-          <w:lang w:val="en-US"/>
-          <w14:ligatures w14:val="standardContextual"/>
-        </w:rPr>
-      </w:pPr>
-      <w:hyperlink w:anchor="_Toc234176271" w:history="1">
-        <w:r>
-          <w:rPr>
-            <w:rStyle w:val="afffffff5"/>
-            <w:noProof/>
-          </w:rPr>
-          <w:t>リクエストパラメータ</w:t>
-        </w:r>
-        <w:r>
-          <w:rPr>
-            <w:noProof/>
-            <w:webHidden/>
-          </w:rPr>
-          <w:tab/>
-        </w:r>
-        <w:r>
-          <w:rPr>
-            <w:noProof/>
-            <w:webHidden/>
-          </w:rPr>
-          <w:fldChar w:fldCharType="begin"/>
-        </w:r>
-        <w:r>
-          <w:rPr>
-            <w:noProof/>
-            <w:webHidden/>
-          </w:rPr>
-          <w:instrText xml:space="preserve"> PAGEREF _Toc234176271 \h </w:instrText>
-        </w:r>
-        <w:r>
-          <w:rPr>
-            <w:noProof/>
-            <w:webHidden/>
-          </w:rPr>
-        </w:r>
-        <w:r>
-          <w:rPr>
-            <w:noProof/>
-            <w:webHidden/>
-          </w:rPr>
-          <w:fldChar w:fldCharType="separate"/>
-        </w:r>
-        <w:r>
-          <w:rPr>
-            <w:noProof/>
-            <w:webHidden/>
-          </w:rPr>
-          <w:t>33</w:t>
-        </w:r>
-        <w:r>
-          <w:rPr>
-            <w:noProof/>
-            <w:webHidden/>
-          </w:rPr>
-          <w:fldChar w:fldCharType="end"/>
-        </w:r>
-      </w:hyperlink>
-    </w:p>
-    <w:p>
-      <w:pPr>
-        <w:pStyle w:val="31"/>
-        <w:tabs>
-          <w:tab w:val="right" w:leader="dot" w:pos="9019"/>
-        </w:tabs>
-        <w:rPr>
-          <w:rFonts w:asciiTheme="minorHAnsi" w:eastAsiaTheme="minorEastAsia" w:hAnsiTheme="minorHAnsi" w:cstheme="minorBidi"/>
-          <w:noProof/>
-          <w:kern w:val="2"/>
-          <w:sz w:val="21"/>
-          <w:szCs w:val="24"/>
-          <w:lang w:val="en-US"/>
-          <w14:ligatures w14:val="standardContextual"/>
-        </w:rPr>
-      </w:pPr>
-      <w:hyperlink w:anchor="_Toc234176272" w:history="1">
-        <w:r>
-          <w:rPr>
-            <w:rStyle w:val="afffffff5"/>
-            <w:noProof/>
-          </w:rPr>
-          <w:t>レスポンス（204：No Content）</w:t>
-        </w:r>
-        <w:r>
-          <w:rPr>
-            <w:noProof/>
-            <w:webHidden/>
-          </w:rPr>
-          <w:tab/>
-        </w:r>
-        <w:r>
-          <w:rPr>
-            <w:noProof/>
-            <w:webHidden/>
-          </w:rPr>
-          <w:fldChar w:fldCharType="begin"/>
-        </w:r>
-        <w:r>
-          <w:rPr>
-            <w:noProof/>
-            <w:webHidden/>
-          </w:rPr>
-          <w:instrText xml:space="preserve"> PAGEREF _Toc234176272 \h </w:instrText>
-        </w:r>
-        <w:r>
-          <w:rPr>
-            <w:noProof/>
-            <w:webHidden/>
-          </w:rPr>
-        </w:r>
-        <w:r>
-          <w:rPr>
-            <w:noProof/>
-            <w:webHidden/>
-          </w:rPr>
-          <w:fldChar w:fldCharType="separate"/>
-        </w:r>
-        <w:r>
-          <w:rPr>
-            <w:noProof/>
-            <w:webHidden/>
-          </w:rPr>
-          <w:t>33</w:t>
-        </w:r>
-        <w:r>
-          <w:rPr>
-            <w:noProof/>
-            <w:webHidden/>
-          </w:rPr>
-          <w:fldChar w:fldCharType="end"/>
-        </w:r>
-      </w:hyperlink>
-    </w:p>
-    <w:p>
-      <w:pPr>
-        <w:pStyle w:val="31"/>
-        <w:tabs>
-          <w:tab w:val="right" w:leader="dot" w:pos="9019"/>
-        </w:tabs>
-        <w:rPr>
-          <w:rFonts w:asciiTheme="minorHAnsi" w:eastAsiaTheme="minorEastAsia" w:hAnsiTheme="minorHAnsi" w:cstheme="minorBidi"/>
-          <w:noProof/>
-          <w:kern w:val="2"/>
-          <w:sz w:val="21"/>
-          <w:szCs w:val="24"/>
-          <w:lang w:val="en-US"/>
-          <w14:ligatures w14:val="standardContextual"/>
-        </w:rPr>
-      </w:pPr>
-      <w:hyperlink w:anchor="_Toc234176273" w:history="1">
-        <w:r>
-          <w:rPr>
-            <w:rStyle w:val="afffffff5"/>
-            <w:noProof/>
-          </w:rPr>
-          <w:t>ステータスコード</w:t>
-        </w:r>
-        <w:r>
-          <w:rPr>
-            <w:noProof/>
-            <w:webHidden/>
-          </w:rPr>
-          <w:tab/>
-        </w:r>
-        <w:r>
-          <w:rPr>
-            <w:noProof/>
-            <w:webHidden/>
-          </w:rPr>
-          <w:fldChar w:fldCharType="begin"/>
-        </w:r>
-        <w:r>
-          <w:rPr>
-            <w:noProof/>
-            <w:webHidden/>
-          </w:rPr>
-          <w:instrText xml:space="preserve"> PAGEREF _Toc234176273 \h </w:instrText>
-        </w:r>
-        <w:r>
-          <w:rPr>
-            <w:noProof/>
-            <w:webHidden/>
-          </w:rPr>
-        </w:r>
-        <w:r>
-          <w:rPr>
-            <w:noProof/>
-            <w:webHidden/>
-          </w:rPr>
-          <w:fldChar w:fldCharType="separate"/>
-        </w:r>
-        <w:r>
-          <w:rPr>
-            <w:noProof/>
-            <w:webHidden/>
-          </w:rPr>
-          <w:t>33</w:t>
         </w:r>
         <w:r>
           <w:rPr>
@@ -5625,7 +5328,7 @@
           <w14:ligatures w14:val="standardContextual"/>
         </w:rPr>
       </w:pPr>
-      <w:hyperlink w:anchor="_Toc234176274" w:history="1">
+      <w:hyperlink w:anchor="_Toc234834232" w:history="1">
         <w:r>
           <w:rPr>
             <w:rStyle w:val="afffffff5"/>
@@ -5652,7 +5355,7 @@
             <w:noProof/>
             <w:webHidden/>
           </w:rPr>
-          <w:instrText xml:space="preserve"> PAGEREF _Toc234176274 \h </w:instrText>
+          <w:instrText xml:space="preserve"> PAGEREF _Toc234834232 \h </w:instrText>
         </w:r>
         <w:r>
           <w:rPr>
@@ -5672,7 +5375,7 @@
             <w:noProof/>
             <w:webHidden/>
           </w:rPr>
-          <w:t>34</w:t>
+          <w:t>32</w:t>
         </w:r>
         <w:r>
           <w:rPr>
@@ -5700,7 +5403,7 @@
           <w14:ligatures w14:val="standardContextual"/>
         </w:rPr>
       </w:pPr>
-      <w:hyperlink w:anchor="_Toc234176275" w:history="1">
+      <w:hyperlink w:anchor="_Toc234834233" w:history="1">
         <w:r>
           <w:rPr>
             <w:rStyle w:val="afffffff5"/>
@@ -5727,7 +5430,7 @@
             <w:noProof/>
             <w:webHidden/>
           </w:rPr>
-          <w:instrText xml:space="preserve"> PAGEREF _Toc234176275 \h </w:instrText>
+          <w:instrText xml:space="preserve"> PAGEREF _Toc234834233 \h </w:instrText>
         </w:r>
         <w:r>
           <w:rPr>
@@ -5747,7 +5450,7 @@
             <w:noProof/>
             <w:webHidden/>
           </w:rPr>
-          <w:t>34</w:t>
+          <w:t>32</w:t>
         </w:r>
         <w:r>
           <w:rPr>
@@ -5775,7 +5478,7 @@
           <w14:ligatures w14:val="standardContextual"/>
         </w:rPr>
       </w:pPr>
-      <w:hyperlink w:anchor="_Toc234176276" w:history="1">
+      <w:hyperlink w:anchor="_Toc234834234" w:history="1">
         <w:r>
           <w:rPr>
             <w:rStyle w:val="afffffff5"/>
@@ -5802,7 +5505,7 @@
             <w:noProof/>
             <w:webHidden/>
           </w:rPr>
-          <w:instrText xml:space="preserve"> PAGEREF _Toc234176276 \h </w:instrText>
+          <w:instrText xml:space="preserve"> PAGEREF _Toc234834234 \h </w:instrText>
         </w:r>
         <w:r>
           <w:rPr>
@@ -5822,7 +5525,7 @@
             <w:noProof/>
             <w:webHidden/>
           </w:rPr>
-          <w:t>34</w:t>
+          <w:t>33</w:t>
         </w:r>
         <w:r>
           <w:rPr>
@@ -5850,13 +5553,13 @@
           <w14:ligatures w14:val="standardContextual"/>
         </w:rPr>
       </w:pPr>
-      <w:hyperlink w:anchor="_Toc234176277" w:history="1">
+      <w:hyperlink w:anchor="_Toc234834235" w:history="1">
         <w:r>
           <w:rPr>
             <w:rStyle w:val="afffffff5"/>
             <w:noProof/>
           </w:rPr>
-          <w:t>削除・招待ルール</w:t>
+          <w:t>削除ルール</w:t>
         </w:r>
         <w:r>
           <w:rPr>
@@ -5877,7 +5580,7 @@
             <w:noProof/>
             <w:webHidden/>
           </w:rPr>
-          <w:instrText xml:space="preserve"> PAGEREF _Toc234176277 \h </w:instrText>
+          <w:instrText xml:space="preserve"> PAGEREF _Toc234834235 \h </w:instrText>
         </w:r>
         <w:r>
           <w:rPr>
@@ -5897,7 +5600,7 @@
             <w:noProof/>
             <w:webHidden/>
           </w:rPr>
-          <w:t>35</w:t>
+          <w:t>33</w:t>
         </w:r>
         <w:r>
           <w:rPr>
@@ -5925,7 +5628,7 @@
           <w14:ligatures w14:val="standardContextual"/>
         </w:rPr>
       </w:pPr>
-      <w:hyperlink w:anchor="_Toc234176278" w:history="1">
+      <w:hyperlink w:anchor="_Toc234834236" w:history="1">
         <w:r>
           <w:rPr>
             <w:rStyle w:val="afffffff5"/>
@@ -5952,7 +5655,7 @@
             <w:noProof/>
             <w:webHidden/>
           </w:rPr>
-          <w:instrText xml:space="preserve"> PAGEREF _Toc234176278 \h </w:instrText>
+          <w:instrText xml:space="preserve"> PAGEREF _Toc234834236 \h </w:instrText>
         </w:r>
         <w:r>
           <w:rPr>
@@ -5972,7 +5675,7 @@
             <w:noProof/>
             <w:webHidden/>
           </w:rPr>
-          <w:t>35</w:t>
+          <w:t>34</w:t>
         </w:r>
         <w:r>
           <w:rPr>
@@ -6001,7 +5704,7 @@
           <w14:ligatures w14:val="standardContextual"/>
         </w:rPr>
       </w:pPr>
-      <w:hyperlink w:anchor="_Toc234176279" w:history="1">
+      <w:hyperlink w:anchor="_Toc234834237" w:history="1">
         <w:r>
           <w:rPr>
             <w:rStyle w:val="afffffff5"/>
@@ -6028,7 +5731,7 @@
             <w:noProof/>
             <w:webHidden/>
           </w:rPr>
-          <w:instrText xml:space="preserve"> PAGEREF _Toc234176279 \h </w:instrText>
+          <w:instrText xml:space="preserve"> PAGEREF _Toc234834237 \h </w:instrText>
         </w:r>
         <w:r>
           <w:rPr>
@@ -6048,7 +5751,7 @@
             <w:noProof/>
             <w:webHidden/>
           </w:rPr>
-          <w:t>36</w:t>
+          <w:t>34</w:t>
         </w:r>
         <w:r>
           <w:rPr>
@@ -6077,7 +5780,7 @@
           <w14:ligatures w14:val="standardContextual"/>
         </w:rPr>
       </w:pPr>
-      <w:hyperlink w:anchor="_Toc234176280" w:history="1">
+      <w:hyperlink w:anchor="_Toc234834238" w:history="1">
         <w:r>
           <w:rPr>
             <w:rStyle w:val="afffffff5"/>
@@ -6104,7 +5807,7 @@
             <w:noProof/>
             <w:webHidden/>
           </w:rPr>
-          <w:instrText xml:space="preserve"> PAGEREF _Toc234176280 \h </w:instrText>
+          <w:instrText xml:space="preserve"> PAGEREF _Toc234834238 \h </w:instrText>
         </w:r>
         <w:r>
           <w:rPr>
@@ -6124,7 +5827,7 @@
             <w:noProof/>
             <w:webHidden/>
           </w:rPr>
-          <w:t>37</w:t>
+          <w:t>35</w:t>
         </w:r>
         <w:r>
           <w:rPr>
@@ -6152,7 +5855,7 @@
           <w14:ligatures w14:val="standardContextual"/>
         </w:rPr>
       </w:pPr>
-      <w:hyperlink w:anchor="_Toc234176281" w:history="1">
+      <w:hyperlink w:anchor="_Toc234834239" w:history="1">
         <w:r>
           <w:rPr>
             <w:rStyle w:val="afffffff5"/>
@@ -6179,7 +5882,7 @@
             <w:noProof/>
             <w:webHidden/>
           </w:rPr>
-          <w:instrText xml:space="preserve"> PAGEREF _Toc234176281 \h </w:instrText>
+          <w:instrText xml:space="preserve"> PAGEREF _Toc234834239 \h </w:instrText>
         </w:r>
         <w:r>
           <w:rPr>
@@ -6199,7 +5902,7 @@
             <w:noProof/>
             <w:webHidden/>
           </w:rPr>
-          <w:t>37</w:t>
+          <w:t>35</w:t>
         </w:r>
         <w:r>
           <w:rPr>
@@ -6227,7 +5930,7 @@
           <w14:ligatures w14:val="standardContextual"/>
         </w:rPr>
       </w:pPr>
-      <w:hyperlink w:anchor="_Toc234176282" w:history="1">
+      <w:hyperlink w:anchor="_Toc234834240" w:history="1">
         <w:r>
           <w:rPr>
             <w:rStyle w:val="afffffff5"/>
@@ -6254,7 +5957,7 @@
             <w:noProof/>
             <w:webHidden/>
           </w:rPr>
-          <w:instrText xml:space="preserve"> PAGEREF _Toc234176282 \h </w:instrText>
+          <w:instrText xml:space="preserve"> PAGEREF _Toc234834240 \h </w:instrText>
         </w:r>
         <w:r>
           <w:rPr>
@@ -6274,7 +5977,7 @@
             <w:noProof/>
             <w:webHidden/>
           </w:rPr>
-          <w:t>37</w:t>
+          <w:t>35</w:t>
         </w:r>
         <w:r>
           <w:rPr>
@@ -6295,7 +5998,7 @@
       <w:r>
         <w:fldChar w:fldCharType="end"/>
       </w:r>
-      <w:bookmarkStart w:id="1" w:name="_Toc234176212"/>
+      <w:bookmarkStart w:id="1" w:name="_Toc234834174"/>
       <w:r>
         <w:rPr>
           <w:rFonts w:hint="eastAsia"/>
@@ -6311,7 +6014,7 @@
           <w:rFonts w:hint="eastAsia"/>
         </w:rPr>
       </w:pPr>
-      <w:bookmarkStart w:id="2" w:name="_Toc234176213"/>
+      <w:bookmarkStart w:id="2" w:name="_Toc234834175"/>
       <w:r>
         <w:rPr>
           <w:rFonts w:hint="eastAsia"/>
@@ -6330,7 +6033,7 @@
         <w:rPr>
           <w:rFonts w:hint="eastAsia"/>
         </w:rPr>
-        <w:t>本書は、SHIPユーザー管理画面で利用する API の設計内容を整理し、SHIPユーザーの基本情報、担当施設、施設別機能設定、施設別表示カラム設定を一貫して保守するための基準を定義する。画面パスはTBUのため、本書では API ベースパスを `/ship-user-management` として扱う。</w:t>
+        <w:t>本書は、SHIPユーザー管理画面（`/ship-user-management`）で利用する API の設計内容を整理し、SHIPユーザーの基本情報、担当施設、施設別機能設定、施設別表示カラム設定を一貫して保守するための基準を定義する。</w:t>
       </w:r>
     </w:p>
     <w:p>
@@ -6424,31 +6127,12 @@
     </w:p>
     <w:p>
       <w:pPr>
-        <w:pStyle w:val="afffffff8"/>
-        <w:numPr>
-          <w:ilvl w:val="0"/>
-          <w:numId w:val="2"/>
-        </w:numPr>
-        <w:ind w:leftChars="0"/>
-        <w:rPr>
-          <w:rFonts w:hint="eastAsia"/>
-        </w:rPr>
-      </w:pPr>
-      <w:r>
-        <w:rPr>
-          <w:rFonts w:hint="eastAsia"/>
-        </w:rPr>
-        <w:t>初回パスワード設定案内を認証基盤へ委譲する連携方式</w:t>
-      </w:r>
-    </w:p>
-    <w:p>
-      <w:pPr>
         <w:pStyle w:val="2"/>
         <w:rPr>
           <w:rFonts w:hint="eastAsia"/>
         </w:rPr>
       </w:pPr>
-      <w:bookmarkStart w:id="3" w:name="_Toc234176214"/>
+      <w:bookmarkStart w:id="3" w:name="_Toc234834176"/>
       <w:r>
         <w:rPr>
           <w:rFonts w:hint="eastAsia"/>
@@ -6491,7 +6175,7 @@
           <w:rFonts w:hint="eastAsia"/>
         </w:rPr>
       </w:pPr>
-      <w:bookmarkStart w:id="4" w:name="_Toc234176215"/>
+      <w:bookmarkStart w:id="4" w:name="_Toc234834177"/>
       <w:r>
         <w:rPr>
           <w:rFonts w:hint="eastAsia"/>
@@ -6768,7 +6452,7 @@
           <w:rFonts w:hint="eastAsia"/>
         </w:rPr>
       </w:pPr>
-      <w:bookmarkStart w:id="5" w:name="_Toc234176216"/>
+      <w:bookmarkStart w:id="5" w:name="_Toc234834178"/>
       <w:r>
         <w:rPr>
           <w:rFonts w:hint="eastAsia"/>
@@ -6882,7 +6566,7 @@
           </w:tcPr>
           <w:p>
             <w:r>
-              <w:t>TBU</w:t>
+              <w:t>`/ship-user-management`</w:t>
             </w:r>
           </w:p>
         </w:tc>
@@ -6895,7 +6579,7 @@
               <w:rPr>
                 <w:rFonts w:hint="eastAsia"/>
               </w:rPr>
-              <w:t>SHIPユーザー一覧参照、SHIPユーザー新規作成、基本情報編集、担当施設・権限編集、初回設定案内再送、削除を行う</w:t>
+              <w:t>SHIPユーザー一覧参照、SHIPユーザー新規作成、基本情報編集、担当施設・権限編集、削除を行う</w:t>
             </w:r>
           </w:p>
         </w:tc>
@@ -6909,7 +6593,7 @@
           <w:rFonts w:hint="eastAsia"/>
         </w:rPr>
       </w:pPr>
-      <w:bookmarkStart w:id="6" w:name="_Toc234176217"/>
+      <w:bookmarkStart w:id="6" w:name="_Toc234834179"/>
       <w:r>
         <w:rPr>
           <w:rFonts w:hint="eastAsia"/>
@@ -6925,7 +6609,7 @@
           <w:rFonts w:hint="eastAsia"/>
         </w:rPr>
       </w:pPr>
-      <w:bookmarkStart w:id="7" w:name="_Toc234176218"/>
+      <w:bookmarkStart w:id="7" w:name="_Toc234834180"/>
       <w:r>
         <w:rPr>
           <w:rFonts w:hint="eastAsia"/>
@@ -6944,7 +6628,7 @@
         <w:rPr>
           <w:rFonts w:hint="eastAsia"/>
         </w:rPr>
-        <w:t>本 API 群は、SHIPユーザー管理画面の初期表示に必要なコンテキスト取得、一覧取得、詳細取得、施設候補取得、ユーザー作成、ユーザー基本情報更新、担当施設・権限更新、初回設定案内再送、削除を提供する。</w:t>
+        <w:t>本 API 群は、SHIPユーザー管理画面の初期表示に必要なコンテキスト取得、一覧取得、詳細取得、施設候補取得、ユーザー作成、ユーザー基本情報更新、担当施設・権限更新、削除を提供する。</w:t>
       </w:r>
     </w:p>
     <w:p>
@@ -6980,7 +6664,7 @@
           <w:rFonts w:hint="eastAsia"/>
         </w:rPr>
       </w:pPr>
-      <w:bookmarkStart w:id="8" w:name="_Toc234176219"/>
+      <w:bookmarkStart w:id="8" w:name="_Toc234834181"/>
       <w:r>
         <w:rPr>
           <w:rFonts w:hint="eastAsia"/>
@@ -7025,7 +6709,20 @@
         <w:rPr>
           <w:rFonts w:hint="eastAsia"/>
         </w:rPr>
-        <w:t>3. 編集モーダルで基本情報タブを開く時に `GET /ship-user-management/users/{userId}` を呼び出す</w:t>
+        <w:t>3. 編集モーダル表示時に `GET /ship-user-management/users/{userId}` と `GET /ship-user-management/users/{userId}/facility-assignments` を呼び出し、担当施設候補の検索時に `GET /ship-user-management/facilities` を呼び出す</w:t>
+      </w:r>
+    </w:p>
+    <w:p>
+      <w:pPr>
+        <w:rPr>
+          <w:rFonts w:hint="eastAsia"/>
+        </w:rPr>
+      </w:pPr>
+      <w:r>
+        <w:rPr>
+          <w:rFonts w:hint="eastAsia"/>
+        </w:rPr>
+        <w:t>4. 新規作成モーダル保存時に `POST /ship-user-management/users` を呼び出す</w:t>
       </w:r>
     </w:p>
     <w:p>
@@ -7039,59 +6736,20 @@
           <w:rFonts w:hint="eastAsia"/>
         </w:rPr>
         <w:lastRenderedPageBreak/>
-        <w:t>4. 担当施設・権限タブを開く時に `GET /ship-user-management/users/{userId}/facility-assignments` を呼び出し、担当施設候補の検索時に `GET /ship-user-management/facilities` を呼び出す</w:t>
-      </w:r>
-    </w:p>
-    <w:p>
-      <w:pPr>
-        <w:rPr>
-          <w:rFonts w:hint="eastAsia"/>
-        </w:rPr>
-      </w:pPr>
-      <w:r>
-        <w:rPr>
-          <w:rFonts w:hint="eastAsia"/>
-        </w:rPr>
-        <w:t>5. 新規作成モーダル保存時に `POST /ship-user-management/users` を呼び出す。初回設定案内を送る場合は続けて `POST /ship-user-management/users/{userId}/setup-invitation` を呼び出す</w:t>
-      </w:r>
-    </w:p>
-    <w:p>
-      <w:pPr>
-        <w:rPr>
-          <w:rFonts w:hint="eastAsia"/>
-        </w:rPr>
-      </w:pPr>
-      <w:r>
-        <w:rPr>
-          <w:rFonts w:hint="eastAsia"/>
-        </w:rPr>
-        <w:t>6. 基本情報タブ保存時は `PUT /ship-user-management/users/{userId}/profile`、担当施設・権限タブ保存時は `PUT /ship-user-management/users/{userId}/facility-assignments` を呼び出す</w:t>
-      </w:r>
-    </w:p>
-    <w:p>
-      <w:pPr>
-        <w:rPr>
-          <w:rFonts w:hint="eastAsia"/>
-        </w:rPr>
-      </w:pPr>
-      <w:r>
-        <w:rPr>
-          <w:rFonts w:hint="eastAsia"/>
-        </w:rPr>
-        <w:t>7. 初回設定案内の再送時は `POST /ship-user-management/users/{userId}/setup-invitation` を呼び出す</w:t>
-      </w:r>
-    </w:p>
-    <w:p>
-      <w:pPr>
-        <w:rPr>
-          <w:rFonts w:hint="eastAsia"/>
-        </w:rPr>
-      </w:pPr>
-      <w:r>
-        <w:rPr>
-          <w:rFonts w:hint="eastAsia"/>
-        </w:rPr>
-        <w:t>8. 削除確認時は `DELETE /ship-user-management/users/{userId}` を呼び出す</w:t>
+        <w:t>5. 編集モーダルの基本情報保存時は `PUT /ship-user-management/users/{userId}/profile`、担当施設・権限設定保存時は `PUT /ship-user-management/users/{userId}/facility-assignments` を呼び出す</w:t>
+      </w:r>
+    </w:p>
+    <w:p>
+      <w:pPr>
+        <w:rPr>
+          <w:rFonts w:hint="eastAsia"/>
+        </w:rPr>
+      </w:pPr>
+      <w:r>
+        <w:rPr>
+          <w:rFonts w:hint="eastAsia"/>
+        </w:rPr>
+        <w:t>6. 削除確認時は `DELETE /ship-user-management/users/{userId}` を呼び出す</w:t>
       </w:r>
     </w:p>
     <w:p>
@@ -7101,7 +6759,7 @@
           <w:rFonts w:hint="eastAsia"/>
         </w:rPr>
       </w:pPr>
-      <w:bookmarkStart w:id="9" w:name="_Toc234176220"/>
+      <w:bookmarkStart w:id="9" w:name="_Toc234834182"/>
       <w:r>
         <w:rPr>
           <w:rFonts w:hint="eastAsia"/>
@@ -7446,7 +7104,6 @@
           </w:tcPr>
           <w:p>
             <w:r>
-              <w:lastRenderedPageBreak/>
               <w:t>user_facility_feature_settings</w:t>
             </w:r>
           </w:p>
@@ -7519,11 +7176,12 @@
           <w:rFonts w:hint="eastAsia"/>
         </w:rPr>
       </w:pPr>
-      <w:bookmarkStart w:id="10" w:name="_Toc234176221"/>
-      <w:r>
-        <w:rPr>
-          <w:rFonts w:hint="eastAsia"/>
-        </w:rPr>
+      <w:bookmarkStart w:id="10" w:name="_Toc234834183"/>
+      <w:r>
+        <w:rPr>
+          <w:rFonts w:hint="eastAsia"/>
+        </w:rPr>
+        <w:lastRenderedPageBreak/>
         <w:t>第3章 共通仕様</w:t>
       </w:r>
       <w:bookmarkEnd w:id="10"/>
@@ -7535,7 +7193,7 @@
           <w:rFonts w:hint="eastAsia"/>
         </w:rPr>
       </w:pPr>
-      <w:bookmarkStart w:id="11" w:name="_Toc234176222"/>
+      <w:bookmarkStart w:id="11" w:name="_Toc234834184"/>
       <w:r>
         <w:rPr>
           <w:rFonts w:hint="eastAsia"/>
@@ -7722,7 +7380,7 @@
           <w:rFonts w:hint="eastAsia"/>
         </w:rPr>
       </w:pPr>
-      <w:bookmarkStart w:id="12" w:name="_Toc234176223"/>
+      <w:bookmarkStart w:id="12" w:name="_Toc234834185"/>
       <w:r>
         <w:rPr>
           <w:rFonts w:hint="eastAsia"/>
@@ -7751,7 +7409,7 @@
           <w:rFonts w:hint="eastAsia"/>
         </w:rPr>
       </w:pPr>
-      <w:bookmarkStart w:id="13" w:name="_Toc234176224"/>
+      <w:bookmarkStart w:id="13" w:name="_Toc234834186"/>
       <w:r>
         <w:rPr>
           <w:rFonts w:hint="eastAsia"/>
@@ -7812,7 +7470,6 @@
                 <w:rFonts w:hint="eastAsia"/>
                 <w:b/>
               </w:rPr>
-              <w:lastRenderedPageBreak/>
               <w:t>管理単位名</w:t>
             </w:r>
           </w:p>
@@ -7928,7 +7585,7 @@
               <w:rPr>
                 <w:rFonts w:hint="eastAsia"/>
               </w:rPr>
-              <w:t>ユーザー基本情報取得、ユーザー基本情報更新、初回設定案内再送、削除、ユーザー新規作成の基本情報側</w:t>
+              <w:t>ユーザー基本情報取得、ユーザー基本情報更新、削除、ユーザー新規作成の基本情報側</w:t>
             </w:r>
           </w:p>
         </w:tc>
@@ -7966,7 +7623,14 @@
               <w:rPr>
                 <w:rFonts w:hint="eastAsia"/>
               </w:rPr>
-              <w:t>ユーザー担当施設・権限詳細取得、施設候補取得、担当施設・権限更新、ユーザー新規作成の担当施設・権限設定側</w:t>
+              <w:t>ユーザー担当施設・権限詳細取得、施設候補取得、担当施</w:t>
+            </w:r>
+            <w:r>
+              <w:rPr>
+                <w:rFonts w:hint="eastAsia"/>
+              </w:rPr>
+              <w:lastRenderedPageBreak/>
+              <w:t>設・権限更新、ユーザー新規作成の担当施設・権限設定側</w:t>
             </w:r>
           </w:p>
         </w:tc>
@@ -8136,7 +7800,7 @@
               <w:rPr>
                 <w:rFonts w:hint="eastAsia"/>
               </w:rPr>
-              <w:t>ユーザー基本情報取得 / ユーザー基本情報更新 / 初回設定案内再送 / 削除</w:t>
+              <w:t>ユーザー基本情報取得 / ユーザー基本情報更新 / 削除</w:t>
             </w:r>
           </w:p>
         </w:tc>
@@ -8282,12 +7946,11 @@
           <w:rFonts w:hint="eastAsia"/>
         </w:rPr>
       </w:pPr>
-      <w:bookmarkStart w:id="14" w:name="_Toc234176225"/>
-      <w:r>
-        <w:rPr>
-          <w:rFonts w:hint="eastAsia"/>
-        </w:rPr>
-        <w:lastRenderedPageBreak/>
+      <w:bookmarkStart w:id="14" w:name="_Toc234834187"/>
+      <w:r>
+        <w:rPr>
+          <w:rFonts w:hint="eastAsia"/>
+        </w:rPr>
         <w:t>管理対象スコープ</w:t>
       </w:r>
       <w:bookmarkEnd w:id="14"/>
@@ -8327,7 +7990,7 @@
         <w:rPr>
           <w:rFonts w:hint="eastAsia"/>
         </w:rPr>
-        <w:t>病院ユーザー（`account_type='HOSPITAL'`）は一覧、詳細、更新、初回設定案内送信、削除の対象外とする</w:t>
+        <w:t>病院ユーザー（`account_type='HOSPITAL'`）は一覧、詳細、更新、削除の対象外とする</w:t>
       </w:r>
     </w:p>
     <w:p>
@@ -8346,7 +8009,7 @@
         <w:rPr>
           <w:rFonts w:hint="eastAsia"/>
         </w:rPr>
-        <w:t>共有システム管理者アカウント自体は、一覧、詳細、基本情報更新、担当施設・権限更新、初回設定案内送信、削除の対象外とする</w:t>
+        <w:t>共有システム管理者アカウント自体は、一覧、詳細、基本情報更新、担当施設・権限更新、削除の対象外とする</w:t>
       </w:r>
     </w:p>
     <w:p>
@@ -8365,6 +8028,7 @@
         <w:rPr>
           <w:rFonts w:hint="eastAsia"/>
         </w:rPr>
+        <w:lastRenderedPageBreak/>
         <w:t>担当施設候補は `facilities.deleted_at IS NULL` の未削除施設全件とし、協業グループ経由の他施設閲覧候補は担当施設候補へ含めない</w:t>
       </w:r>
     </w:p>
@@ -8384,7 +8048,7 @@
         <w:rPr>
           <w:rFonts w:hint="eastAsia"/>
         </w:rPr>
-        <w:t>詳細取得、更新、初回設定案内送信、削除で管理対象外ユーザーが指定された場合は、存在隠蔽のため 404 (`SHIP_USER_NOT_FOUND`) を返却する</w:t>
+        <w:t>詳細取得、更新、削除で管理対象外ユーザーが指定された場合は、存在隠蔽のため 404 (`SHIP_USER_NOT_FOUND`) を返却する</w:t>
       </w:r>
     </w:p>
     <w:p>
@@ -8394,7 +8058,7 @@
           <w:rFonts w:hint="eastAsia"/>
         </w:rPr>
       </w:pPr>
-      <w:bookmarkStart w:id="15" w:name="_Toc234176226"/>
+      <w:bookmarkStart w:id="15" w:name="_Toc234834188"/>
       <w:r>
         <w:rPr>
           <w:rFonts w:hint="eastAsia"/>
@@ -8524,7 +8188,7 @@
           <w:rFonts w:hint="eastAsia"/>
         </w:rPr>
       </w:pPr>
-      <w:bookmarkStart w:id="16" w:name="_Toc234176227"/>
+      <w:bookmarkStart w:id="16" w:name="_Toc234834189"/>
       <w:r>
         <w:rPr>
           <w:rFonts w:hint="eastAsia"/>
@@ -8568,7 +8232,6 @@
         <w:rPr>
           <w:rFonts w:hint="eastAsia"/>
         </w:rPr>
-        <w:lastRenderedPageBreak/>
         <w:t>競合検知のトークンは `users.updated_at` を用いる。担当施設・権限更新 API は関連テーブル更新と同時に `users.updated_at` も更新し、ユーザー集約全体の版として扱う</w:t>
       </w:r>
     </w:p>
@@ -8617,11 +8280,12 @@
           <w:rFonts w:hint="eastAsia"/>
         </w:rPr>
       </w:pPr>
-      <w:bookmarkStart w:id="17" w:name="_Toc234176228"/>
-      <w:r>
-        <w:rPr>
-          <w:rFonts w:hint="eastAsia"/>
-        </w:rPr>
+      <w:bookmarkStart w:id="17" w:name="_Toc234834190"/>
+      <w:r>
+        <w:rPr>
+          <w:rFonts w:hint="eastAsia"/>
+        </w:rPr>
+        <w:lastRenderedPageBreak/>
         <w:t>エラーレスポンス仕様</w:t>
       </w:r>
       <w:bookmarkEnd w:id="17"/>
@@ -8633,7 +8297,7 @@
           <w:rFonts w:hint="eastAsia"/>
         </w:rPr>
       </w:pPr>
-      <w:bookmarkStart w:id="18" w:name="_Toc234176229"/>
+      <w:bookmarkStart w:id="18" w:name="_Toc234834191"/>
       <w:r>
         <w:rPr>
           <w:rFonts w:hint="eastAsia"/>
@@ -8891,7 +8555,7 @@
           <w:rFonts w:hint="eastAsia"/>
         </w:rPr>
       </w:pPr>
-      <w:bookmarkStart w:id="19" w:name="_Toc234176230"/>
+      <w:bookmarkStart w:id="19" w:name="_Toc234834192"/>
       <w:r>
         <w:rPr>
           <w:rFonts w:hint="eastAsia"/>
@@ -8907,7 +8571,7 @@
           <w:rFonts w:hint="eastAsia"/>
         </w:rPr>
       </w:pPr>
-      <w:bookmarkStart w:id="20" w:name="_Toc234176231"/>
+      <w:bookmarkStart w:id="20" w:name="_Toc234834193"/>
       <w:r>
         <w:rPr>
           <w:rFonts w:hint="eastAsia"/>
@@ -9271,8 +8935,128 @@
           </w:tcPr>
           <w:p>
             <w:r>
+              <w:t>4</w:t>
+            </w:r>
+          </w:p>
+        </w:tc>
+        <w:tc>
+          <w:tcPr>
+            <w:tcW w:w="833" w:type="pct"/>
+          </w:tcPr>
+          <w:p>
+            <w:r>
+              <w:rPr>
+                <w:rFonts w:hint="eastAsia"/>
+              </w:rPr>
+              <w:t>SHIPユーザー担当施設・権限取得</w:t>
+            </w:r>
+          </w:p>
+        </w:tc>
+        <w:tc>
+          <w:tcPr>
+            <w:tcW w:w="833" w:type="pct"/>
+          </w:tcPr>
+          <w:p>
+            <w:r>
+              <w:t>GET</w:t>
+            </w:r>
+          </w:p>
+        </w:tc>
+        <w:tc>
+          <w:tcPr>
+            <w:tcW w:w="833" w:type="pct"/>
+          </w:tcPr>
+          <w:p>
+            <w:r>
+              <w:t>/ship-user-management/users/{userId}/facility-assignments</w:t>
+            </w:r>
+          </w:p>
+        </w:tc>
+        <w:tc>
+          <w:tcPr>
+            <w:tcW w:w="833" w:type="pct"/>
+          </w:tcPr>
+          <w:p>
+            <w:r>
+              <w:rPr>
+                <w:rFonts w:hint="eastAsia"/>
+              </w:rPr>
+              <w:t>既定施設、担当施設、施設別機能・カラム設定を取得する</w:t>
+            </w:r>
+          </w:p>
+        </w:tc>
+        <w:tc>
+          <w:tcPr>
+            <w:tcW w:w="833" w:type="pct"/>
+          </w:tcPr>
+          <w:p>
+            <w:r>
+              <w:t>`user_facility_assignment_edit`</w:t>
+            </w:r>
+          </w:p>
+        </w:tc>
+      </w:tr>
+      <w:tr>
+        <w:tc>
+          <w:tcPr>
+            <w:tcW w:w="833" w:type="pct"/>
+          </w:tcPr>
+          <w:p>
+            <w:r>
+              <w:t>5</w:t>
+            </w:r>
+          </w:p>
+        </w:tc>
+        <w:tc>
+          <w:tcPr>
+            <w:tcW w:w="833" w:type="pct"/>
+          </w:tcPr>
+          <w:p>
+            <w:r>
+              <w:rPr>
+                <w:rFonts w:hint="eastAsia"/>
+              </w:rPr>
+              <w:t>担当施設候補取得</w:t>
+            </w:r>
+          </w:p>
+        </w:tc>
+        <w:tc>
+          <w:tcPr>
+            <w:tcW w:w="833" w:type="pct"/>
+          </w:tcPr>
+          <w:p>
+            <w:r>
+              <w:t>GET</w:t>
+            </w:r>
+          </w:p>
+        </w:tc>
+        <w:tc>
+          <w:tcPr>
+            <w:tcW w:w="833" w:type="pct"/>
+          </w:tcPr>
+          <w:p>
+            <w:r>
+              <w:t>/ship-user-management/facilities</w:t>
+            </w:r>
+          </w:p>
+        </w:tc>
+        <w:tc>
+          <w:tcPr>
+            <w:tcW w:w="833" w:type="pct"/>
+          </w:tcPr>
+          <w:p>
+            <w:r>
+              <w:rPr>
+                <w:rFonts w:hint="eastAsia"/>
+              </w:rPr>
+              <w:t>未削除の全施設から担当施</w:t>
+            </w:r>
+            <w:r>
+              <w:rPr>
+                <w:rFonts w:hint="eastAsia"/>
+              </w:rPr>
               <w:lastRenderedPageBreak/>
-              <w:t>4</w:t>
+              <w:t>設候補を取得する</w:t>
             </w:r>
           </w:p>
         </w:tc>
@@ -9282,20 +9066,20 @@
           </w:tcPr>
           <w:p>
             <w:r>
-              <w:rPr>
-                <w:rFonts w:hint="eastAsia"/>
-              </w:rPr>
-              <w:t>SHIPユーザー担当施設・権限取得</w:t>
-            </w:r>
-          </w:p>
-        </w:tc>
+              <w:lastRenderedPageBreak/>
+              <w:t>`user_facility_assignment_edit`</w:t>
+            </w:r>
+          </w:p>
+        </w:tc>
+      </w:tr>
+      <w:tr>
         <w:tc>
           <w:tcPr>
             <w:tcW w:w="833" w:type="pct"/>
           </w:tcPr>
           <w:p>
             <w:r>
-              <w:t>GET</w:t>
+              <w:t>6</w:t>
             </w:r>
           </w:p>
         </w:tc>
@@ -9305,6 +9089,165 @@
           </w:tcPr>
           <w:p>
             <w:r>
+              <w:rPr>
+                <w:rFonts w:hint="eastAsia"/>
+              </w:rPr>
+              <w:t>SHIPユーザー新規作成</w:t>
+            </w:r>
+          </w:p>
+        </w:tc>
+        <w:tc>
+          <w:tcPr>
+            <w:tcW w:w="833" w:type="pct"/>
+          </w:tcPr>
+          <w:p>
+            <w:r>
+              <w:t>POST</w:t>
+            </w:r>
+          </w:p>
+        </w:tc>
+        <w:tc>
+          <w:tcPr>
+            <w:tcW w:w="833" w:type="pct"/>
+          </w:tcPr>
+          <w:p>
+            <w:r>
+              <w:t>/ship-user-management/users</w:t>
+            </w:r>
+          </w:p>
+        </w:tc>
+        <w:tc>
+          <w:tcPr>
+            <w:tcW w:w="833" w:type="pct"/>
+          </w:tcPr>
+          <w:p>
+            <w:r>
+              <w:rPr>
+                <w:rFonts w:hint="eastAsia"/>
+              </w:rPr>
+              <w:t>SHIPユーザー基本情報、担当施設、施設別設定を登録する</w:t>
+            </w:r>
+          </w:p>
+        </w:tc>
+        <w:tc>
+          <w:tcPr>
+            <w:tcW w:w="833" w:type="pct"/>
+          </w:tcPr>
+          <w:p>
+            <w:r>
+              <w:t>`user_edit` + `user_facility_assignment_edit`</w:t>
+            </w:r>
+          </w:p>
+        </w:tc>
+      </w:tr>
+      <w:tr>
+        <w:tc>
+          <w:tcPr>
+            <w:tcW w:w="833" w:type="pct"/>
+          </w:tcPr>
+          <w:p>
+            <w:r>
+              <w:t>7</w:t>
+            </w:r>
+          </w:p>
+        </w:tc>
+        <w:tc>
+          <w:tcPr>
+            <w:tcW w:w="833" w:type="pct"/>
+          </w:tcPr>
+          <w:p>
+            <w:r>
+              <w:rPr>
+                <w:rFonts w:hint="eastAsia"/>
+              </w:rPr>
+              <w:t>SHIPユーザー基本情報更新</w:t>
+            </w:r>
+          </w:p>
+        </w:tc>
+        <w:tc>
+          <w:tcPr>
+            <w:tcW w:w="833" w:type="pct"/>
+          </w:tcPr>
+          <w:p>
+            <w:r>
+              <w:t>PUT</w:t>
+            </w:r>
+          </w:p>
+        </w:tc>
+        <w:tc>
+          <w:tcPr>
+            <w:tcW w:w="833" w:type="pct"/>
+          </w:tcPr>
+          <w:p>
+            <w:r>
+              <w:t>/ship-user-management/users/{userId}/profile</w:t>
+            </w:r>
+          </w:p>
+        </w:tc>
+        <w:tc>
+          <w:tcPr>
+            <w:tcW w:w="833" w:type="pct"/>
+          </w:tcPr>
+          <w:p>
+            <w:r>
+              <w:rPr>
+                <w:rFonts w:hint="eastAsia"/>
+              </w:rPr>
+              <w:t>SHIPユーザー基本情報を更新する</w:t>
+            </w:r>
+          </w:p>
+        </w:tc>
+        <w:tc>
+          <w:tcPr>
+            <w:tcW w:w="833" w:type="pct"/>
+          </w:tcPr>
+          <w:p>
+            <w:r>
+              <w:t>`user_edit`</w:t>
+            </w:r>
+          </w:p>
+        </w:tc>
+      </w:tr>
+      <w:tr>
+        <w:tc>
+          <w:tcPr>
+            <w:tcW w:w="833" w:type="pct"/>
+          </w:tcPr>
+          <w:p>
+            <w:r>
+              <w:t>8</w:t>
+            </w:r>
+          </w:p>
+        </w:tc>
+        <w:tc>
+          <w:tcPr>
+            <w:tcW w:w="833" w:type="pct"/>
+          </w:tcPr>
+          <w:p>
+            <w:r>
+              <w:rPr>
+                <w:rFonts w:hint="eastAsia"/>
+              </w:rPr>
+              <w:t>SHIPユーザー担当施設・権限更新</w:t>
+            </w:r>
+          </w:p>
+        </w:tc>
+        <w:tc>
+          <w:tcPr>
+            <w:tcW w:w="833" w:type="pct"/>
+          </w:tcPr>
+          <w:p>
+            <w:r>
+              <w:t>PUT</w:t>
+            </w:r>
+          </w:p>
+        </w:tc>
+        <w:tc>
+          <w:tcPr>
+            <w:tcW w:w="833" w:type="pct"/>
+          </w:tcPr>
+          <w:p>
+            <w:r>
               <w:t>/ship-user-management/users/{userId}/facility-assignments</w:t>
             </w:r>
           </w:p>
@@ -9318,7 +9261,7 @@
               <w:rPr>
                 <w:rFonts w:hint="eastAsia"/>
               </w:rPr>
-              <w:t>既定施設、担当施設、施設別機能・カラム設定を取得する</w:t>
+              <w:t>既定施設、担当施設、施設別機能・カラム設定を更新する</w:t>
             </w:r>
           </w:p>
         </w:tc>
@@ -9340,347 +9283,7 @@
           </w:tcPr>
           <w:p>
             <w:r>
-              <w:t>5</w:t>
-            </w:r>
-          </w:p>
-        </w:tc>
-        <w:tc>
-          <w:tcPr>
-            <w:tcW w:w="833" w:type="pct"/>
-          </w:tcPr>
-          <w:p>
-            <w:r>
-              <w:rPr>
-                <w:rFonts w:hint="eastAsia"/>
-              </w:rPr>
-              <w:t>担当施設候補取得</w:t>
-            </w:r>
-          </w:p>
-        </w:tc>
-        <w:tc>
-          <w:tcPr>
-            <w:tcW w:w="833" w:type="pct"/>
-          </w:tcPr>
-          <w:p>
-            <w:r>
-              <w:t>GET</w:t>
-            </w:r>
-          </w:p>
-        </w:tc>
-        <w:tc>
-          <w:tcPr>
-            <w:tcW w:w="833" w:type="pct"/>
-          </w:tcPr>
-          <w:p>
-            <w:r>
-              <w:t>/ship-user-management/facilities</w:t>
-            </w:r>
-          </w:p>
-        </w:tc>
-        <w:tc>
-          <w:tcPr>
-            <w:tcW w:w="833" w:type="pct"/>
-          </w:tcPr>
-          <w:p>
-            <w:r>
-              <w:rPr>
-                <w:rFonts w:hint="eastAsia"/>
-              </w:rPr>
-              <w:t>未削除の全施設から担当施設候補を取得する</w:t>
-            </w:r>
-          </w:p>
-        </w:tc>
-        <w:tc>
-          <w:tcPr>
-            <w:tcW w:w="833" w:type="pct"/>
-          </w:tcPr>
-          <w:p>
-            <w:r>
-              <w:t>`user_facility_assignment_edit`</w:t>
-            </w:r>
-          </w:p>
-        </w:tc>
-      </w:tr>
-      <w:tr>
-        <w:tc>
-          <w:tcPr>
-            <w:tcW w:w="833" w:type="pct"/>
-          </w:tcPr>
-          <w:p>
-            <w:r>
-              <w:t>6</w:t>
-            </w:r>
-          </w:p>
-        </w:tc>
-        <w:tc>
-          <w:tcPr>
-            <w:tcW w:w="833" w:type="pct"/>
-          </w:tcPr>
-          <w:p>
-            <w:r>
-              <w:rPr>
-                <w:rFonts w:hint="eastAsia"/>
-              </w:rPr>
-              <w:t>SHIPユーザー新規作成</w:t>
-            </w:r>
-          </w:p>
-        </w:tc>
-        <w:tc>
-          <w:tcPr>
-            <w:tcW w:w="833" w:type="pct"/>
-          </w:tcPr>
-          <w:p>
-            <w:r>
-              <w:t>POST</w:t>
-            </w:r>
-          </w:p>
-        </w:tc>
-        <w:tc>
-          <w:tcPr>
-            <w:tcW w:w="833" w:type="pct"/>
-          </w:tcPr>
-          <w:p>
-            <w:r>
-              <w:t>/ship-user-management/users</w:t>
-            </w:r>
-          </w:p>
-        </w:tc>
-        <w:tc>
-          <w:tcPr>
-            <w:tcW w:w="833" w:type="pct"/>
-          </w:tcPr>
-          <w:p>
-            <w:r>
-              <w:rPr>
-                <w:rFonts w:hint="eastAsia"/>
-              </w:rPr>
-              <w:t>SHIPユーザー基本情報、担当施設、施設別設定を登録する</w:t>
-            </w:r>
-          </w:p>
-        </w:tc>
-        <w:tc>
-          <w:tcPr>
-            <w:tcW w:w="833" w:type="pct"/>
-          </w:tcPr>
-          <w:p>
-            <w:r>
-              <w:t>`user_edit` + `user_facility_assignment_edit`</w:t>
-            </w:r>
-          </w:p>
-        </w:tc>
-      </w:tr>
-      <w:tr>
-        <w:tc>
-          <w:tcPr>
-            <w:tcW w:w="833" w:type="pct"/>
-          </w:tcPr>
-          <w:p>
-            <w:r>
-              <w:t>7</w:t>
-            </w:r>
-          </w:p>
-        </w:tc>
-        <w:tc>
-          <w:tcPr>
-            <w:tcW w:w="833" w:type="pct"/>
-          </w:tcPr>
-          <w:p>
-            <w:r>
-              <w:rPr>
-                <w:rFonts w:hint="eastAsia"/>
-              </w:rPr>
-              <w:t>SHIPユーザー基本情報更新</w:t>
-            </w:r>
-          </w:p>
-        </w:tc>
-        <w:tc>
-          <w:tcPr>
-            <w:tcW w:w="833" w:type="pct"/>
-          </w:tcPr>
-          <w:p>
-            <w:r>
-              <w:t>PUT</w:t>
-            </w:r>
-          </w:p>
-        </w:tc>
-        <w:tc>
-          <w:tcPr>
-            <w:tcW w:w="833" w:type="pct"/>
-          </w:tcPr>
-          <w:p>
-            <w:r>
-              <w:t>/ship-user-management/users/{userId}/profile</w:t>
-            </w:r>
-          </w:p>
-        </w:tc>
-        <w:tc>
-          <w:tcPr>
-            <w:tcW w:w="833" w:type="pct"/>
-          </w:tcPr>
-          <w:p>
-            <w:r>
-              <w:rPr>
-                <w:rFonts w:hint="eastAsia"/>
-              </w:rPr>
-              <w:t>SHIPユーザー基本情報を更新する</w:t>
-            </w:r>
-          </w:p>
-        </w:tc>
-        <w:tc>
-          <w:tcPr>
-            <w:tcW w:w="833" w:type="pct"/>
-          </w:tcPr>
-          <w:p>
-            <w:r>
-              <w:t>`user_edit`</w:t>
-            </w:r>
-          </w:p>
-        </w:tc>
-      </w:tr>
-      <w:tr>
-        <w:tc>
-          <w:tcPr>
-            <w:tcW w:w="833" w:type="pct"/>
-          </w:tcPr>
-          <w:p>
-            <w:r>
-              <w:t>8</w:t>
-            </w:r>
-          </w:p>
-        </w:tc>
-        <w:tc>
-          <w:tcPr>
-            <w:tcW w:w="833" w:type="pct"/>
-          </w:tcPr>
-          <w:p>
-            <w:r>
-              <w:rPr>
-                <w:rFonts w:hint="eastAsia"/>
-              </w:rPr>
-              <w:t>SHIPユーザー担当施設・権限更新</w:t>
-            </w:r>
-          </w:p>
-        </w:tc>
-        <w:tc>
-          <w:tcPr>
-            <w:tcW w:w="833" w:type="pct"/>
-          </w:tcPr>
-          <w:p>
-            <w:r>
-              <w:t>PUT</w:t>
-            </w:r>
-          </w:p>
-        </w:tc>
-        <w:tc>
-          <w:tcPr>
-            <w:tcW w:w="833" w:type="pct"/>
-          </w:tcPr>
-          <w:p>
-            <w:r>
-              <w:t>/ship-user-management/users/{userId}/facility-assignments</w:t>
-            </w:r>
-          </w:p>
-        </w:tc>
-        <w:tc>
-          <w:tcPr>
-            <w:tcW w:w="833" w:type="pct"/>
-          </w:tcPr>
-          <w:p>
-            <w:r>
-              <w:rPr>
-                <w:rFonts w:hint="eastAsia"/>
-              </w:rPr>
-              <w:t>既定施設、担当施設、施設別機能・カラム設定を更新する</w:t>
-            </w:r>
-          </w:p>
-        </w:tc>
-        <w:tc>
-          <w:tcPr>
-            <w:tcW w:w="833" w:type="pct"/>
-          </w:tcPr>
-          <w:p>
-            <w:r>
-              <w:t>`user_facility_assignment_edit`</w:t>
-            </w:r>
-          </w:p>
-        </w:tc>
-      </w:tr>
-      <w:tr>
-        <w:tc>
-          <w:tcPr>
-            <w:tcW w:w="833" w:type="pct"/>
-          </w:tcPr>
-          <w:p>
-            <w:r>
               <w:t>9</w:t>
-            </w:r>
-          </w:p>
-        </w:tc>
-        <w:tc>
-          <w:tcPr>
-            <w:tcW w:w="833" w:type="pct"/>
-          </w:tcPr>
-          <w:p>
-            <w:r>
-              <w:rPr>
-                <w:rFonts w:hint="eastAsia"/>
-              </w:rPr>
-              <w:t>初回設定案内送信</w:t>
-            </w:r>
-          </w:p>
-        </w:tc>
-        <w:tc>
-          <w:tcPr>
-            <w:tcW w:w="833" w:type="pct"/>
-          </w:tcPr>
-          <w:p>
-            <w:r>
-              <w:t>POST</w:t>
-            </w:r>
-          </w:p>
-        </w:tc>
-        <w:tc>
-          <w:tcPr>
-            <w:tcW w:w="833" w:type="pct"/>
-          </w:tcPr>
-          <w:p>
-            <w:r>
-              <w:t>/ship-user-management/users/{userId}/setup-invitation</w:t>
-            </w:r>
-          </w:p>
-        </w:tc>
-        <w:tc>
-          <w:tcPr>
-            <w:tcW w:w="833" w:type="pct"/>
-          </w:tcPr>
-          <w:p>
-            <w:r>
-              <w:rPr>
-                <w:rFonts w:hint="eastAsia"/>
-              </w:rPr>
-              <w:t>未利用SHIPユーザーへ初回パスワード設定案内を送信する</w:t>
-            </w:r>
-          </w:p>
-        </w:tc>
-        <w:tc>
-          <w:tcPr>
-            <w:tcW w:w="833" w:type="pct"/>
-          </w:tcPr>
-          <w:p>
-            <w:r>
-              <w:t>`user_edit`</w:t>
-            </w:r>
-          </w:p>
-        </w:tc>
-      </w:tr>
-      <w:tr>
-        <w:tc>
-          <w:tcPr>
-            <w:tcW w:w="833" w:type="pct"/>
-          </w:tcPr>
-          <w:p>
-            <w:r>
-              <w:t>10</w:t>
             </w:r>
           </w:p>
         </w:tc>
@@ -9750,7 +9353,7 @@
           <w:rFonts w:hint="eastAsia"/>
         </w:rPr>
       </w:pPr>
-      <w:bookmarkStart w:id="21" w:name="_Toc234176232"/>
+      <w:bookmarkStart w:id="21" w:name="_Toc234834194"/>
       <w:r>
         <w:rPr>
           <w:rFonts w:hint="eastAsia"/>
@@ -9766,7 +9369,7 @@
           <w:rFonts w:hint="eastAsia"/>
         </w:rPr>
       </w:pPr>
-      <w:bookmarkStart w:id="22" w:name="_Toc234176233"/>
+      <w:bookmarkStart w:id="22" w:name="_Toc234834195"/>
       <w:r>
         <w:rPr>
           <w:rFonts w:hint="eastAsia"/>
@@ -9799,6 +9402,7 @@
         <w:rPr>
           <w:rFonts w:hint="eastAsia"/>
         </w:rPr>
+        <w:lastRenderedPageBreak/>
         <w:t>エンドポイント</w:t>
       </w:r>
     </w:p>
@@ -9941,7 +9545,7 @@
         <w:rPr>
           <w:rFonts w:hint="eastAsia"/>
         </w:rPr>
-        <w:t>`canCreate`、`canEditProfile`、`canEditFacilityAssignments`、`canDelete`、`canSendSetupInvitation` は実行ユーザーの実効 feature_code から算出する</w:t>
+        <w:t>`canCreate`、`canEditProfile`、`canEditFacilityAssignments`、`canDelete` は実行ユーザーの実効 feature_code から算出する</w:t>
       </w:r>
     </w:p>
     <w:p>
@@ -9964,12 +9568,11 @@
           <w:rFonts w:hint="eastAsia"/>
         </w:rPr>
       </w:pPr>
-      <w:bookmarkStart w:id="23" w:name="_Toc234176234"/>
-      <w:r>
-        <w:rPr>
-          <w:rFonts w:hint="eastAsia"/>
-        </w:rPr>
-        <w:lastRenderedPageBreak/>
+      <w:bookmarkStart w:id="23" w:name="_Toc234834196"/>
+      <w:r>
+        <w:rPr>
+          <w:rFonts w:hint="eastAsia"/>
+        </w:rPr>
         <w:t>レスポンス（200：ShipUserManagementContextResponse）</w:t>
       </w:r>
       <w:bookmarkEnd w:id="23"/>
@@ -10317,6 +9920,7 @@
         <w:rPr>
           <w:rFonts w:hint="eastAsia"/>
         </w:rPr>
+        <w:lastRenderedPageBreak/>
         <w:t>permissions要素（ShipUserManagementPermissions）</w:t>
       </w:r>
     </w:p>
@@ -10650,51 +10254,6 @@
           </w:p>
         </w:tc>
       </w:tr>
-      <w:tr>
-        <w:tc>
-          <w:tcPr>
-            <w:tcW w:w="1250" w:type="pct"/>
-          </w:tcPr>
-          <w:p>
-            <w:r>
-              <w:t>canSendSetupInvitation</w:t>
-            </w:r>
-          </w:p>
-        </w:tc>
-        <w:tc>
-          <w:tcPr>
-            <w:tcW w:w="1250" w:type="pct"/>
-          </w:tcPr>
-          <w:p>
-            <w:r>
-              <w:t>boolean</w:t>
-            </w:r>
-          </w:p>
-        </w:tc>
-        <w:tc>
-          <w:tcPr>
-            <w:tcW w:w="1250" w:type="pct"/>
-          </w:tcPr>
-          <w:p>
-            <w:r>
-              <w:t>✓</w:t>
-            </w:r>
-          </w:p>
-        </w:tc>
-        <w:tc>
-          <w:tcPr>
-            <w:tcW w:w="1250" w:type="pct"/>
-          </w:tcPr>
-          <w:p>
-            <w:r>
-              <w:rPr>
-                <w:rFonts w:hint="eastAsia"/>
-              </w:rPr>
-              <w:t>初回設定案内送信可否</w:t>
-            </w:r>
-          </w:p>
-        </w:tc>
-      </w:tr>
     </w:tbl>
     <w:p/>
     <w:p>
@@ -11695,6 +11254,7 @@
           </w:tcPr>
           <w:p>
             <w:r>
+              <w:lastRenderedPageBreak/>
               <w:t>facilityCode</w:t>
             </w:r>
           </w:p>
@@ -11922,7 +11482,7 @@
           <w:rFonts w:hint="eastAsia"/>
         </w:rPr>
       </w:pPr>
-      <w:bookmarkStart w:id="24" w:name="_Toc234176235"/>
+      <w:bookmarkStart w:id="24" w:name="_Toc234834197"/>
       <w:r>
         <w:rPr>
           <w:rFonts w:hint="eastAsia"/>
@@ -12198,7 +11758,7 @@
           <w:rFonts w:hint="eastAsia"/>
         </w:rPr>
       </w:pPr>
-      <w:bookmarkStart w:id="25" w:name="_Toc234176236"/>
+      <w:bookmarkStart w:id="25" w:name="_Toc234834198"/>
       <w:r>
         <w:rPr>
           <w:rFonts w:hint="eastAsia"/>
@@ -12264,11 +11824,12 @@
           <w:rFonts w:hint="eastAsia"/>
         </w:rPr>
       </w:pPr>
-      <w:bookmarkStart w:id="26" w:name="_Toc234176237"/>
-      <w:r>
-        <w:rPr>
-          <w:rFonts w:hint="eastAsia"/>
-        </w:rPr>
+      <w:bookmarkStart w:id="26" w:name="_Toc234834199"/>
+      <w:r>
+        <w:rPr>
+          <w:rFonts w:hint="eastAsia"/>
+        </w:rPr>
+        <w:lastRenderedPageBreak/>
         <w:t>リクエストパラメータ</w:t>
       </w:r>
       <w:bookmarkEnd w:id="26"/>
@@ -12515,6 +12076,61 @@
           </w:tcPr>
           <w:p>
             <w:r>
+              <w:t>facilityId</w:t>
+            </w:r>
+          </w:p>
+        </w:tc>
+        <w:tc>
+          <w:tcPr>
+            <w:tcW w:w="1000" w:type="pct"/>
+          </w:tcPr>
+          <w:p>
+            <w:r>
+              <w:t>query</w:t>
+            </w:r>
+          </w:p>
+        </w:tc>
+        <w:tc>
+          <w:tcPr>
+            <w:tcW w:w="1000" w:type="pct"/>
+          </w:tcPr>
+          <w:p>
+            <w:r>
+              <w:t>int64</w:t>
+            </w:r>
+          </w:p>
+        </w:tc>
+        <w:tc>
+          <w:tcPr>
+            <w:tcW w:w="1000" w:type="pct"/>
+          </w:tcPr>
+          <w:p>
+            <w:r>
+              <w:t>-</w:t>
+            </w:r>
+          </w:p>
+        </w:tc>
+        <w:tc>
+          <w:tcPr>
+            <w:tcW w:w="1000" w:type="pct"/>
+          </w:tcPr>
+          <w:p>
+            <w:r>
+              <w:rPr>
+                <w:rFonts w:hint="eastAsia"/>
+              </w:rPr>
+              <w:t>担当施設ID。対象SHIPユーザーの担当施設に含まれる場合に一致</w:t>
+            </w:r>
+          </w:p>
+        </w:tc>
+      </w:tr>
+      <w:tr>
+        <w:tc>
+          <w:tcPr>
+            <w:tcW w:w="1000" w:type="pct"/>
+          </w:tcPr>
+          <w:p>
+            <w:r>
               <w:t>page</w:t>
             </w:r>
           </w:p>
@@ -12741,100 +12357,113 @@
         <w:rPr>
           <w:rFonts w:hint="eastAsia"/>
         </w:rPr>
+        <w:t>権限チェック</w:t>
+      </w:r>
+    </w:p>
+    <w:p>
+      <w:pPr>
+        <w:rPr>
+          <w:rFonts w:hint="eastAsia"/>
+        </w:rPr>
+      </w:pPr>
+      <w:r>
+        <w:rPr>
+          <w:rFonts w:hint="eastAsia"/>
+        </w:rPr>
+        <w:t>認可条件: Bearer トークン上の作業対象施設について実効 `user_list_view` が有効であること</w:t>
+      </w:r>
+    </w:p>
+    <w:p>
+      <w:pPr>
+        <w:rPr>
+          <w:rFonts w:hint="eastAsia"/>
+        </w:rPr>
+      </w:pPr>
+      <w:r>
+        <w:rPr>
+          <w:rFonts w:hint="eastAsia"/>
+        </w:rPr>
+        <w:t>共有システム管理者アカウントでは作業対象施設が未削除であること</w:t>
+      </w:r>
+    </w:p>
+    <w:p>
+      <w:pPr>
+        <w:pStyle w:val="4"/>
+        <w:rPr>
+          <w:rFonts w:hint="eastAsia"/>
+        </w:rPr>
+      </w:pPr>
+      <w:r>
+        <w:rPr>
+          <w:rFonts w:hint="eastAsia"/>
+        </w:rPr>
+        <w:t>処理仕様</w:t>
+      </w:r>
+    </w:p>
+    <w:p>
+      <w:pPr>
+        <w:rPr>
+          <w:rFonts w:hint="eastAsia"/>
+        </w:rPr>
+      </w:pPr>
+      <w:r>
+        <w:rPr>
+          <w:rFonts w:hint="eastAsia"/>
+        </w:rPr>
+        <w:t>`users.deleted_at IS NULL` かつ `users.account_type = 'SHIP'` のユーザーを対象にする</w:t>
+      </w:r>
+    </w:p>
+    <w:p>
+      <w:pPr>
+        <w:rPr>
+          <w:rFonts w:hint="eastAsia"/>
+        </w:rPr>
+      </w:pPr>
+      <w:r>
+        <w:rPr>
+          <w:rFonts w:hint="eastAsia"/>
+        </w:rPr>
+        <w:t>ユーザー名、部署、担当施設IDで AND 条件検索する</w:t>
+      </w:r>
+    </w:p>
+    <w:p>
+      <w:pPr>
+        <w:rPr>
+          <w:rFonts w:hint="eastAsia"/>
+        </w:rPr>
+      </w:pPr>
+      <w:r>
+        <w:rPr>
+          <w:rFonts w:hint="eastAsia"/>
+        </w:rPr>
         <w:lastRenderedPageBreak/>
-        <w:t>権限チェック</w:t>
-      </w:r>
-    </w:p>
-    <w:p>
-      <w:pPr>
-        <w:rPr>
-          <w:rFonts w:hint="eastAsia"/>
-        </w:rPr>
-      </w:pPr>
-      <w:r>
-        <w:rPr>
-          <w:rFonts w:hint="eastAsia"/>
-        </w:rPr>
-        <w:t>認可条件: Bearer トークン上の作業対象施設について実効 `user_list_view` が有効であること</w:t>
-      </w:r>
-    </w:p>
-    <w:p>
-      <w:pPr>
-        <w:rPr>
-          <w:rFonts w:hint="eastAsia"/>
-        </w:rPr>
-      </w:pPr>
-      <w:r>
-        <w:rPr>
-          <w:rFonts w:hint="eastAsia"/>
-        </w:rPr>
-        <w:t>共有システム管理者アカウントでは作業対象施設が未削除であること</w:t>
-      </w:r>
-    </w:p>
-    <w:p>
-      <w:pPr>
-        <w:pStyle w:val="4"/>
-        <w:rPr>
-          <w:rFonts w:hint="eastAsia"/>
-        </w:rPr>
-      </w:pPr>
-      <w:r>
-        <w:rPr>
-          <w:rFonts w:hint="eastAsia"/>
-        </w:rPr>
-        <w:t>処理仕様</w:t>
-      </w:r>
-    </w:p>
-    <w:p>
-      <w:pPr>
-        <w:rPr>
-          <w:rFonts w:hint="eastAsia"/>
-        </w:rPr>
-      </w:pPr>
-      <w:r>
-        <w:rPr>
-          <w:rFonts w:hint="eastAsia"/>
-        </w:rPr>
-        <w:t>`users.deleted_at IS NULL` かつ `users.account_type = 'SHIP'` のユーザーを対象にする</w:t>
-      </w:r>
-    </w:p>
-    <w:p>
-      <w:pPr>
-        <w:rPr>
-          <w:rFonts w:hint="eastAsia"/>
-        </w:rPr>
-      </w:pPr>
-      <w:r>
-        <w:rPr>
-          <w:rFonts w:hint="eastAsia"/>
-        </w:rPr>
-        <w:t>ユーザー名、部署で AND 条件検索する</w:t>
-      </w:r>
-    </w:p>
-    <w:p>
-      <w:pPr>
-        <w:rPr>
-          <w:rFonts w:hint="eastAsia"/>
-        </w:rPr>
-      </w:pPr>
-      <w:r>
-        <w:rPr>
-          <w:rFonts w:hint="eastAsia"/>
-        </w:rPr>
-        <w:t>一覧には所属部署、役職、ユーザー名、連絡先、メールアドレス、最終ログイン日時、更新日時を返却する</w:t>
-      </w:r>
-    </w:p>
-    <w:p>
-      <w:pPr>
-        <w:rPr>
-          <w:rFonts w:hint="eastAsia"/>
-        </w:rPr>
-      </w:pPr>
-      <w:r>
-        <w:rPr>
-          <w:rFonts w:hint="eastAsia"/>
-        </w:rPr>
-        <w:t>担当施設・権限は担当施設・権限詳細 API で取得する</w:t>
+        <w:t>担当施設IDが指定された場合は、`user_facility_assignments` に当該施設の有効割当を持つユーザーに絞り込む</w:t>
+      </w:r>
+    </w:p>
+    <w:p>
+      <w:pPr>
+        <w:rPr>
+          <w:rFonts w:hint="eastAsia"/>
+        </w:rPr>
+      </w:pPr>
+      <w:r>
+        <w:rPr>
+          <w:rFonts w:hint="eastAsia"/>
+        </w:rPr>
+        <w:t>一覧には所属部署、役職、ユーザー名、連絡先、メールアドレス、担当施設サマリ、更新日時を返却する</w:t>
+      </w:r>
+    </w:p>
+    <w:p>
+      <w:pPr>
+        <w:rPr>
+          <w:rFonts w:hint="eastAsia"/>
+        </w:rPr>
+      </w:pPr>
+      <w:r>
+        <w:rPr>
+          <w:rFonts w:hint="eastAsia"/>
+        </w:rPr>
+        <w:t>担当施設ごとの機能・カラム設定は担当施設・権限詳細 API で取得する</w:t>
       </w:r>
     </w:p>
     <w:p>
@@ -12844,7 +12473,7 @@
           <w:rFonts w:hint="eastAsia"/>
         </w:rPr>
       </w:pPr>
-      <w:bookmarkStart w:id="27" w:name="_Toc234176238"/>
+      <w:bookmarkStart w:id="27" w:name="_Toc234834200"/>
       <w:r>
         <w:rPr>
           <w:rFonts w:hint="eastAsia"/>
@@ -13536,40 +13165,40 @@
           </w:tcPr>
           <w:p>
             <w:r>
-              <w:t>lastLoginAt</w:t>
-            </w:r>
-          </w:p>
-        </w:tc>
-        <w:tc>
-          <w:tcPr>
-            <w:tcW w:w="1250" w:type="pct"/>
-          </w:tcPr>
-          <w:p>
-            <w:r>
-              <w:t>string(datetime)</w:t>
-            </w:r>
-          </w:p>
-        </w:tc>
-        <w:tc>
-          <w:tcPr>
-            <w:tcW w:w="1250" w:type="pct"/>
-          </w:tcPr>
-          <w:p>
-            <w:r>
-              <w:t>-</w:t>
-            </w:r>
-          </w:p>
-        </w:tc>
-        <w:tc>
-          <w:tcPr>
-            <w:tcW w:w="1250" w:type="pct"/>
-          </w:tcPr>
-          <w:p>
-            <w:r>
-              <w:rPr>
-                <w:rFonts w:hint="eastAsia"/>
-              </w:rPr>
-              <w:t>最終ログイン日時</w:t>
+              <w:t>assignedFacilities</w:t>
+            </w:r>
+          </w:p>
+        </w:tc>
+        <w:tc>
+          <w:tcPr>
+            <w:tcW w:w="1250" w:type="pct"/>
+          </w:tcPr>
+          <w:p>
+            <w:r>
+              <w:t>ShipUserAssignedFacilitySummary[]</w:t>
+            </w:r>
+          </w:p>
+        </w:tc>
+        <w:tc>
+          <w:tcPr>
+            <w:tcW w:w="1250" w:type="pct"/>
+          </w:tcPr>
+          <w:p>
+            <w:r>
+              <w:t>✓</w:t>
+            </w:r>
+          </w:p>
+        </w:tc>
+        <w:tc>
+          <w:tcPr>
+            <w:tcW w:w="1250" w:type="pct"/>
+          </w:tcPr>
+          <w:p>
+            <w:r>
+              <w:rPr>
+                <w:rFonts w:hint="eastAsia"/>
+              </w:rPr>
+              <w:t>一覧表示用の担当施設サマリ</w:t>
             </w:r>
           </w:p>
         </w:tc>
@@ -13623,12 +13252,268 @@
     <w:p/>
     <w:p>
       <w:pPr>
+        <w:pStyle w:val="4"/>
+        <w:rPr>
+          <w:rFonts w:hint="eastAsia"/>
+        </w:rPr>
+      </w:pPr>
+      <w:r>
+        <w:rPr>
+          <w:rFonts w:hint="eastAsia"/>
+        </w:rPr>
+        <w:t>assignedFacilities要素（ShipUserAssignedFacilitySummary）</w:t>
+      </w:r>
+    </w:p>
+    <w:tbl>
+      <w:tblPr>
+        <w:tblStyle w:val="afffffff7"/>
+        <w:tblW w:w="5000" w:type="pct"/>
+        <w:tblBorders>
+          <w:top w:val="single" w:sz="4" w:space="0" w:color="000000"/>
+          <w:left w:val="single" w:sz="4" w:space="0" w:color="000000"/>
+          <w:bottom w:val="single" w:sz="4" w:space="0" w:color="000000"/>
+          <w:right w:val="single" w:sz="4" w:space="0" w:color="000000"/>
+          <w:insideH w:val="single" w:sz="4" w:space="0" w:color="000000"/>
+          <w:insideV w:val="single" w:sz="4" w:space="0" w:color="000000"/>
+        </w:tblBorders>
+        <w:tblLook w:val="04A0" w:firstRow="1" w:lastRow="0" w:firstColumn="1" w:lastColumn="0" w:noHBand="0" w:noVBand="1"/>
+      </w:tblPr>
+      <w:tblGrid>
+        <w:gridCol w:w="2254"/>
+        <w:gridCol w:w="2255"/>
+        <w:gridCol w:w="2255"/>
+        <w:gridCol w:w="2255"/>
+      </w:tblGrid>
+      <w:tr>
+        <w:trPr>
+          <w:tblHeader/>
+        </w:trPr>
+        <w:tc>
+          <w:tcPr>
+            <w:tcW w:w="1250" w:type="pct"/>
+            <w:shd w:val="clear" w:color="auto" w:fill="DBE5F1" w:themeFill="accent1" w:themeFillTint="33"/>
+          </w:tcPr>
+          <w:p>
+            <w:pPr>
+              <w:rPr>
+                <w:b/>
+              </w:rPr>
+            </w:pPr>
+            <w:r>
+              <w:rPr>
+                <w:rFonts w:hint="eastAsia"/>
+                <w:b/>
+              </w:rPr>
+              <w:t>フィールド</w:t>
+            </w:r>
+          </w:p>
+        </w:tc>
+        <w:tc>
+          <w:tcPr>
+            <w:tcW w:w="1250" w:type="pct"/>
+            <w:shd w:val="clear" w:color="auto" w:fill="DBE5F1" w:themeFill="accent1" w:themeFillTint="33"/>
+          </w:tcPr>
+          <w:p>
+            <w:pPr>
+              <w:rPr>
+                <w:b/>
+              </w:rPr>
+            </w:pPr>
+            <w:r>
+              <w:rPr>
+                <w:rFonts w:hint="eastAsia"/>
+                <w:b/>
+              </w:rPr>
+              <w:t>型</w:t>
+            </w:r>
+          </w:p>
+        </w:tc>
+        <w:tc>
+          <w:tcPr>
+            <w:tcW w:w="1250" w:type="pct"/>
+            <w:shd w:val="clear" w:color="auto" w:fill="DBE5F1" w:themeFill="accent1" w:themeFillTint="33"/>
+          </w:tcPr>
+          <w:p>
+            <w:pPr>
+              <w:rPr>
+                <w:b/>
+              </w:rPr>
+            </w:pPr>
+            <w:r>
+              <w:rPr>
+                <w:rFonts w:hint="eastAsia"/>
+                <w:b/>
+              </w:rPr>
+              <w:t>必須</w:t>
+            </w:r>
+          </w:p>
+        </w:tc>
+        <w:tc>
+          <w:tcPr>
+            <w:tcW w:w="1250" w:type="pct"/>
+            <w:shd w:val="clear" w:color="auto" w:fill="DBE5F1" w:themeFill="accent1" w:themeFillTint="33"/>
+          </w:tcPr>
+          <w:p>
+            <w:pPr>
+              <w:rPr>
+                <w:b/>
+              </w:rPr>
+            </w:pPr>
+            <w:r>
+              <w:rPr>
+                <w:rFonts w:hint="eastAsia"/>
+                <w:b/>
+              </w:rPr>
+              <w:t>説明</w:t>
+            </w:r>
+          </w:p>
+        </w:tc>
+      </w:tr>
+      <w:tr>
+        <w:tc>
+          <w:tcPr>
+            <w:tcW w:w="1250" w:type="pct"/>
+          </w:tcPr>
+          <w:p>
+            <w:r>
+              <w:t>facilityId</w:t>
+            </w:r>
+          </w:p>
+        </w:tc>
+        <w:tc>
+          <w:tcPr>
+            <w:tcW w:w="1250" w:type="pct"/>
+          </w:tcPr>
+          <w:p>
+            <w:r>
+              <w:t>int64</w:t>
+            </w:r>
+          </w:p>
+        </w:tc>
+        <w:tc>
+          <w:tcPr>
+            <w:tcW w:w="1250" w:type="pct"/>
+          </w:tcPr>
+          <w:p>
+            <w:r>
+              <w:t>✓</w:t>
+            </w:r>
+          </w:p>
+        </w:tc>
+        <w:tc>
+          <w:tcPr>
+            <w:tcW w:w="1250" w:type="pct"/>
+          </w:tcPr>
+          <w:p>
+            <w:r>
+              <w:rPr>
+                <w:rFonts w:hint="eastAsia"/>
+              </w:rPr>
+              <w:t>担当施設ID</w:t>
+            </w:r>
+          </w:p>
+        </w:tc>
+      </w:tr>
+      <w:tr>
+        <w:tc>
+          <w:tcPr>
+            <w:tcW w:w="1250" w:type="pct"/>
+          </w:tcPr>
+          <w:p>
+            <w:r>
+              <w:t>facilityName</w:t>
+            </w:r>
+          </w:p>
+        </w:tc>
+        <w:tc>
+          <w:tcPr>
+            <w:tcW w:w="1250" w:type="pct"/>
+          </w:tcPr>
+          <w:p>
+            <w:r>
+              <w:t>string</w:t>
+            </w:r>
+          </w:p>
+        </w:tc>
+        <w:tc>
+          <w:tcPr>
+            <w:tcW w:w="1250" w:type="pct"/>
+          </w:tcPr>
+          <w:p>
+            <w:r>
+              <w:t>✓</w:t>
+            </w:r>
+          </w:p>
+        </w:tc>
+        <w:tc>
+          <w:tcPr>
+            <w:tcW w:w="1250" w:type="pct"/>
+          </w:tcPr>
+          <w:p>
+            <w:r>
+              <w:rPr>
+                <w:rFonts w:hint="eastAsia"/>
+              </w:rPr>
+              <w:t>担当施設名</w:t>
+            </w:r>
+          </w:p>
+        </w:tc>
+      </w:tr>
+      <w:tr>
+        <w:tc>
+          <w:tcPr>
+            <w:tcW w:w="1250" w:type="pct"/>
+          </w:tcPr>
+          <w:p>
+            <w:r>
+              <w:t>isDefault</w:t>
+            </w:r>
+          </w:p>
+        </w:tc>
+        <w:tc>
+          <w:tcPr>
+            <w:tcW w:w="1250" w:type="pct"/>
+          </w:tcPr>
+          <w:p>
+            <w:r>
+              <w:t>boolean</w:t>
+            </w:r>
+          </w:p>
+        </w:tc>
+        <w:tc>
+          <w:tcPr>
+            <w:tcW w:w="1250" w:type="pct"/>
+          </w:tcPr>
+          <w:p>
+            <w:r>
+              <w:t>✓</w:t>
+            </w:r>
+          </w:p>
+        </w:tc>
+        <w:tc>
+          <w:tcPr>
+            <w:tcW w:w="1250" w:type="pct"/>
+          </w:tcPr>
+          <w:p>
+            <w:r>
+              <w:rPr>
+                <w:rFonts w:hint="eastAsia"/>
+              </w:rPr>
+              <w:t>既定施設の場合 true</w:t>
+            </w:r>
+          </w:p>
+        </w:tc>
+      </w:tr>
+    </w:tbl>
+    <w:p/>
+    <w:p>
+      <w:pPr>
         <w:pStyle w:val="3"/>
         <w:rPr>
           <w:rFonts w:hint="eastAsia"/>
         </w:rPr>
       </w:pPr>
-      <w:bookmarkStart w:id="28" w:name="_Toc234176239"/>
+      <w:bookmarkStart w:id="28" w:name="_Toc234834201"/>
       <w:r>
         <w:rPr>
           <w:rFonts w:hint="eastAsia"/>
@@ -13940,7 +13825,7 @@
           <w:rFonts w:hint="eastAsia"/>
         </w:rPr>
       </w:pPr>
-      <w:bookmarkStart w:id="29" w:name="_Toc234176240"/>
+      <w:bookmarkStart w:id="29" w:name="_Toc234834202"/>
       <w:r>
         <w:rPr>
           <w:rFonts w:hint="eastAsia"/>
@@ -14006,7 +13891,7 @@
           <w:rFonts w:hint="eastAsia"/>
         </w:rPr>
       </w:pPr>
-      <w:bookmarkStart w:id="30" w:name="_Toc234176241"/>
+      <w:bookmarkStart w:id="30" w:name="_Toc234834203"/>
       <w:r>
         <w:rPr>
           <w:rFonts w:hint="eastAsia"/>
@@ -14288,7 +14173,7 @@
         <w:rPr>
           <w:rFonts w:hint="eastAsia"/>
         </w:rPr>
-        <w:t>基本情報、アカウント状態、最終ログイン日時、集約更新トークンを返却する</w:t>
+        <w:t>基本情報、アカウント状態、集約更新トークンを返却する</w:t>
       </w:r>
     </w:p>
     <w:p>
@@ -14298,7 +14183,7 @@
           <w:rFonts w:hint="eastAsia"/>
         </w:rPr>
       </w:pPr>
-      <w:bookmarkStart w:id="31" w:name="_Toc234176242"/>
+      <w:bookmarkStart w:id="31" w:name="_Toc234834204"/>
       <w:r>
         <w:rPr>
           <w:rFonts w:hint="eastAsia"/>
@@ -14779,51 +14664,6 @@
           </w:tcPr>
           <w:p>
             <w:r>
-              <w:t>lastLoginAt</w:t>
-            </w:r>
-          </w:p>
-        </w:tc>
-        <w:tc>
-          <w:tcPr>
-            <w:tcW w:w="1250" w:type="pct"/>
-          </w:tcPr>
-          <w:p>
-            <w:r>
-              <w:t>string(datetime)</w:t>
-            </w:r>
-          </w:p>
-        </w:tc>
-        <w:tc>
-          <w:tcPr>
-            <w:tcW w:w="1250" w:type="pct"/>
-          </w:tcPr>
-          <w:p>
-            <w:r>
-              <w:t>-</w:t>
-            </w:r>
-          </w:p>
-        </w:tc>
-        <w:tc>
-          <w:tcPr>
-            <w:tcW w:w="1250" w:type="pct"/>
-          </w:tcPr>
-          <w:p>
-            <w:r>
-              <w:rPr>
-                <w:rFonts w:hint="eastAsia"/>
-              </w:rPr>
-              <w:t>最終ログイン日時</w:t>
-            </w:r>
-          </w:p>
-        </w:tc>
-      </w:tr>
-      <w:tr>
-        <w:tc>
-          <w:tcPr>
-            <w:tcW w:w="1250" w:type="pct"/>
-          </w:tcPr>
-          <w:p>
-            <w:r>
               <w:t>updatedAt</w:t>
             </w:r>
           </w:p>
@@ -14871,7 +14711,7 @@
           <w:rFonts w:hint="eastAsia"/>
         </w:rPr>
       </w:pPr>
-      <w:bookmarkStart w:id="32" w:name="_Toc234176243"/>
+      <w:bookmarkStart w:id="32" w:name="_Toc234834205"/>
       <w:r>
         <w:rPr>
           <w:rFonts w:hint="eastAsia"/>
@@ -15147,7 +14987,7 @@
           <w:rFonts w:hint="eastAsia"/>
         </w:rPr>
       </w:pPr>
-      <w:bookmarkStart w:id="33" w:name="_Toc234176244"/>
+      <w:bookmarkStart w:id="33" w:name="_Toc234834206"/>
       <w:r>
         <w:rPr>
           <w:rFonts w:hint="eastAsia"/>
@@ -15214,7 +15054,7 @@
           <w:rFonts w:hint="eastAsia"/>
         </w:rPr>
       </w:pPr>
-      <w:bookmarkStart w:id="34" w:name="_Toc234176245"/>
+      <w:bookmarkStart w:id="34" w:name="_Toc234834207"/>
       <w:r>
         <w:rPr>
           <w:rFonts w:hint="eastAsia"/>
@@ -15518,7 +15358,7 @@
           <w:rFonts w:hint="eastAsia"/>
         </w:rPr>
       </w:pPr>
-      <w:bookmarkStart w:id="35" w:name="_Toc234176246"/>
+      <w:bookmarkStart w:id="35" w:name="_Toc234834208"/>
       <w:r>
         <w:rPr>
           <w:rFonts w:hint="eastAsia"/>
@@ -16348,7 +16188,7 @@
           <w:rFonts w:hint="eastAsia"/>
         </w:rPr>
       </w:pPr>
-      <w:bookmarkStart w:id="36" w:name="_Toc234176247"/>
+      <w:bookmarkStart w:id="36" w:name="_Toc234834209"/>
       <w:r>
         <w:rPr>
           <w:rFonts w:hint="eastAsia"/>
@@ -16624,7 +16464,7 @@
           <w:rFonts w:hint="eastAsia"/>
         </w:rPr>
       </w:pPr>
-      <w:bookmarkStart w:id="37" w:name="_Toc234176248"/>
+      <w:bookmarkStart w:id="37" w:name="_Toc234834210"/>
       <w:r>
         <w:rPr>
           <w:rFonts w:hint="eastAsia"/>
@@ -16691,7 +16531,7 @@
           <w:rFonts w:hint="eastAsia"/>
         </w:rPr>
       </w:pPr>
-      <w:bookmarkStart w:id="38" w:name="_Toc234176249"/>
+      <w:bookmarkStart w:id="38" w:name="_Toc234834211"/>
       <w:r>
         <w:rPr>
           <w:rFonts w:hint="eastAsia"/>
@@ -17105,7 +16945,7 @@
           <w:rFonts w:hint="eastAsia"/>
         </w:rPr>
       </w:pPr>
-      <w:bookmarkStart w:id="39" w:name="_Toc234176250"/>
+      <w:bookmarkStart w:id="39" w:name="_Toc234834212"/>
       <w:r>
         <w:rPr>
           <w:rFonts w:hint="eastAsia"/>
@@ -17409,7 +17249,7 @@
           <w:rFonts w:hint="eastAsia"/>
         </w:rPr>
       </w:pPr>
-      <w:bookmarkStart w:id="40" w:name="_Toc234176251"/>
+      <w:bookmarkStart w:id="40" w:name="_Toc234834213"/>
       <w:r>
         <w:rPr>
           <w:rFonts w:hint="eastAsia"/>
@@ -17685,7 +17525,7 @@
           <w:rFonts w:hint="eastAsia"/>
         </w:rPr>
       </w:pPr>
-      <w:bookmarkStart w:id="41" w:name="_Toc234176252"/>
+      <w:bookmarkStart w:id="41" w:name="_Toc234834214"/>
       <w:r>
         <w:rPr>
           <w:rFonts w:hint="eastAsia"/>
@@ -17751,7 +17591,7 @@
           <w:rFonts w:hint="eastAsia"/>
         </w:rPr>
       </w:pPr>
-      <w:bookmarkStart w:id="42" w:name="_Toc234176253"/>
+      <w:bookmarkStart w:id="42" w:name="_Toc234834215"/>
       <w:r>
         <w:rPr>
           <w:rFonts w:hint="eastAsia"/>
@@ -18619,25 +18459,12 @@
     </w:p>
     <w:p>
       <w:pPr>
-        <w:rPr>
-          <w:rFonts w:hint="eastAsia"/>
-        </w:rPr>
-      </w:pPr>
-      <w:r>
-        <w:rPr>
-          <w:rFonts w:hint="eastAsia"/>
-        </w:rPr>
-        <w:t>平文パスワードやトークン文字列は返却しない。初回設定案内は専用 API で送信する</w:t>
-      </w:r>
-    </w:p>
-    <w:p>
-      <w:pPr>
         <w:pStyle w:val="3"/>
         <w:rPr>
           <w:rFonts w:hint="eastAsia"/>
         </w:rPr>
       </w:pPr>
-      <w:bookmarkStart w:id="43" w:name="_Toc234176254"/>
+      <w:bookmarkStart w:id="43" w:name="_Toc234834216"/>
       <w:r>
         <w:rPr>
           <w:rFonts w:hint="eastAsia"/>
@@ -18895,7 +18722,7 @@
           <w:rFonts w:hint="eastAsia"/>
         </w:rPr>
       </w:pPr>
-      <w:bookmarkStart w:id="44" w:name="_Toc234176255"/>
+      <w:bookmarkStart w:id="44" w:name="_Toc234834217"/>
       <w:r>
         <w:rPr>
           <w:rFonts w:hint="eastAsia"/>
@@ -19242,7 +19069,7 @@
           <w:rFonts w:hint="eastAsia"/>
         </w:rPr>
       </w:pPr>
-      <w:bookmarkStart w:id="45" w:name="_Toc234176256"/>
+      <w:bookmarkStart w:id="45" w:name="_Toc234834218"/>
       <w:r>
         <w:rPr>
           <w:rFonts w:hint="eastAsia"/>
@@ -19308,7 +19135,7 @@
           <w:rFonts w:hint="eastAsia"/>
         </w:rPr>
       </w:pPr>
-      <w:bookmarkStart w:id="46" w:name="_Toc234176257"/>
+      <w:bookmarkStart w:id="46" w:name="_Toc234834219"/>
       <w:r>
         <w:rPr>
           <w:rFonts w:hint="eastAsia"/>
@@ -19506,7 +19333,7 @@
           <w:rFonts w:hint="eastAsia"/>
         </w:rPr>
       </w:pPr>
-      <w:bookmarkStart w:id="47" w:name="_Toc234176258"/>
+      <w:bookmarkStart w:id="47" w:name="_Toc234834220"/>
       <w:r>
         <w:rPr>
           <w:rFonts w:hint="eastAsia"/>
@@ -20095,7 +19922,7 @@
           <w:rFonts w:hint="eastAsia"/>
         </w:rPr>
       </w:pPr>
-      <w:bookmarkStart w:id="48" w:name="_Toc234176259"/>
+      <w:bookmarkStart w:id="48" w:name="_Toc234834221"/>
       <w:r>
         <w:rPr>
           <w:rFonts w:hint="eastAsia"/>
@@ -20623,7 +20450,7 @@
           <w:rFonts w:hint="eastAsia"/>
         </w:rPr>
       </w:pPr>
-      <w:bookmarkStart w:id="49" w:name="_Toc234176260"/>
+      <w:bookmarkStart w:id="49" w:name="_Toc234834222"/>
       <w:r>
         <w:rPr>
           <w:rFonts w:hint="eastAsia"/>
@@ -20970,7 +20797,7 @@
           <w:rFonts w:hint="eastAsia"/>
         </w:rPr>
       </w:pPr>
-      <w:bookmarkStart w:id="50" w:name="_Toc234176261"/>
+      <w:bookmarkStart w:id="50" w:name="_Toc234834223"/>
       <w:r>
         <w:rPr>
           <w:rFonts w:hint="eastAsia"/>
@@ -21036,7 +20863,7 @@
           <w:rFonts w:hint="eastAsia"/>
         </w:rPr>
       </w:pPr>
-      <w:bookmarkStart w:id="51" w:name="_Toc234176262"/>
+      <w:bookmarkStart w:id="51" w:name="_Toc234834224"/>
       <w:r>
         <w:rPr>
           <w:rFonts w:hint="eastAsia"/>
@@ -21234,7 +21061,7 @@
           <w:rFonts w:hint="eastAsia"/>
         </w:rPr>
       </w:pPr>
-      <w:bookmarkStart w:id="52" w:name="_Toc234176263"/>
+      <w:bookmarkStart w:id="52" w:name="_Toc234834225"/>
       <w:r>
         <w:rPr>
           <w:rFonts w:hint="eastAsia"/>
@@ -21908,7 +21735,7 @@
           <w:rFonts w:hint="eastAsia"/>
         </w:rPr>
       </w:pPr>
-      <w:bookmarkStart w:id="53" w:name="_Toc234176264"/>
+      <w:bookmarkStart w:id="53" w:name="_Toc234834226"/>
       <w:r>
         <w:rPr>
           <w:rFonts w:hint="eastAsia"/>
@@ -22211,7 +22038,7 @@
           <w:rFonts w:hint="eastAsia"/>
         </w:rPr>
       </w:pPr>
-      <w:bookmarkStart w:id="54" w:name="_Toc234176265"/>
+      <w:bookmarkStart w:id="54" w:name="_Toc234834227"/>
       <w:r>
         <w:rPr>
           <w:rFonts w:hint="eastAsia"/>
@@ -22557,12 +22384,12 @@
           <w:rFonts w:hint="eastAsia"/>
         </w:rPr>
       </w:pPr>
-      <w:bookmarkStart w:id="55" w:name="_Toc234176266"/>
-      <w:r>
-        <w:rPr>
-          <w:rFonts w:hint="eastAsia"/>
-        </w:rPr>
-        <w:t>初回設定案内送信（/ship-user-management/users/{userId}/setup-invitation）</w:t>
+      <w:bookmarkStart w:id="55" w:name="_Toc234834228"/>
+      <w:r>
+        <w:rPr>
+          <w:rFonts w:hint="eastAsia"/>
+        </w:rPr>
+        <w:t>SHIPユーザー削除（/ship-user-management/users/{userId}）</w:t>
       </w:r>
       <w:bookmarkEnd w:id="55"/>
     </w:p>
@@ -22576,7 +22403,7 @@
         <w:rPr>
           <w:rFonts w:hint="eastAsia"/>
         </w:rPr>
-        <w:t>未利用SHIPユーザーに対して初回パスワード設定案内を送信する。トークン生成とメール送信は認証基盤へ委譲する。</w:t>
+        <w:t>指定したSHIPユーザーを論理削除し、担当施設設定とユーザー施設別設定を削除する。自身の削除は認めない。</w:t>
       </w:r>
     </w:p>
     <w:p>
@@ -22595,12 +22422,12 @@
     </w:p>
     <w:p>
       <w:r>
-        <w:t>Method: POST</w:t>
-      </w:r>
-    </w:p>
-    <w:p>
-      <w:r>
-        <w:t>Path: /ship-user-management/users/{userId}/setup-invitation</w:t>
+        <w:t>Method: DELETE</w:t>
+      </w:r>
+    </w:p>
+    <w:p>
+      <w:r>
+        <w:t>Path: /ship-user-management/users/{userId}</w:t>
       </w:r>
     </w:p>
     <w:p>
@@ -22623,7 +22450,7 @@
           <w:rFonts w:hint="eastAsia"/>
         </w:rPr>
       </w:pPr>
-      <w:bookmarkStart w:id="56" w:name="_Toc234176267"/>
+      <w:bookmarkStart w:id="56" w:name="_Toc234834229"/>
       <w:r>
         <w:rPr>
           <w:rFonts w:hint="eastAsia"/>
@@ -22807,7 +22634,62 @@
               <w:rPr>
                 <w:rFonts w:hint="eastAsia"/>
               </w:rPr>
-              <w:t>対象ユーザーID</w:t>
+              <w:t>削除対象ユーザーID</w:t>
+            </w:r>
+          </w:p>
+        </w:tc>
+      </w:tr>
+      <w:tr>
+        <w:tc>
+          <w:tcPr>
+            <w:tcW w:w="1000" w:type="pct"/>
+          </w:tcPr>
+          <w:p>
+            <w:r>
+              <w:t>lastKnownUpdatedAt</w:t>
+            </w:r>
+          </w:p>
+        </w:tc>
+        <w:tc>
+          <w:tcPr>
+            <w:tcW w:w="1000" w:type="pct"/>
+          </w:tcPr>
+          <w:p>
+            <w:r>
+              <w:t>query</w:t>
+            </w:r>
+          </w:p>
+        </w:tc>
+        <w:tc>
+          <w:tcPr>
+            <w:tcW w:w="1000" w:type="pct"/>
+          </w:tcPr>
+          <w:p>
+            <w:r>
+              <w:t>string(datetime)</w:t>
+            </w:r>
+          </w:p>
+        </w:tc>
+        <w:tc>
+          <w:tcPr>
+            <w:tcW w:w="1000" w:type="pct"/>
+          </w:tcPr>
+          <w:p>
+            <w:r>
+              <w:t>✓</w:t>
+            </w:r>
+          </w:p>
+        </w:tc>
+        <w:tc>
+          <w:tcPr>
+            <w:tcW w:w="1000" w:type="pct"/>
+          </w:tcPr>
+          <w:p>
+            <w:r>
+              <w:rPr>
+                <w:rFonts w:hint="eastAsia"/>
+              </w:rPr>
+              <w:t>取得時点の `updatedAt`。競合検知に用いる</w:t>
             </w:r>
           </w:p>
         </w:tc>
@@ -22891,33 +22773,60 @@
         <w:rPr>
           <w:rFonts w:hint="eastAsia"/>
         </w:rPr>
-        <w:t>`last_login_at IS NOT NULL` の既利用ユーザーには送信しない。既利用ユーザーの再設定は認証 API の `/auth/password/forgot` を利用する</w:t>
-      </w:r>
-    </w:p>
-    <w:p>
-      <w:pPr>
-        <w:rPr>
-          <w:rFonts w:hint="eastAsia"/>
-        </w:rPr>
-      </w:pPr>
-      <w:r>
-        <w:rPr>
-          <w:rFonts w:hint="eastAsia"/>
-        </w:rPr>
-        <w:t>認証基盤内部サービスへ、旧未使用トークン無効化、新規招待トークン発行、メール送信を一括依頼し、成功時は 202 を返却する</w:t>
-      </w:r>
-    </w:p>
-    <w:p>
-      <w:pPr>
-        <w:rPr>
-          <w:rFonts w:hint="eastAsia"/>
-        </w:rPr>
-      </w:pPr>
-      <w:r>
-        <w:rPr>
-          <w:rFonts w:hint="eastAsia"/>
-        </w:rPr>
-        <w:t>平文パスワードや再設定トークン文字列は API レスポンスに含めない</w:t>
+        <w:t>`lastKnownUpdatedAt` と `users.updated_at` を比較し、不一致時は 409 (`SHIP_USER_CONFLICT`) を返却する</w:t>
+      </w:r>
+    </w:p>
+    <w:p>
+      <w:pPr>
+        <w:rPr>
+          <w:rFonts w:hint="eastAsia"/>
+        </w:rPr>
+      </w:pPr>
+      <w:r>
+        <w:rPr>
+          <w:rFonts w:hint="eastAsia"/>
+        </w:rPr>
+        <w:t>実行ユーザー自身を削除対象にすることはできない</w:t>
+      </w:r>
+    </w:p>
+    <w:p>
+      <w:pPr>
+        <w:rPr>
+          <w:rFonts w:hint="eastAsia"/>
+        </w:rPr>
+      </w:pPr>
+      <w:r>
+        <w:rPr>
+          <w:rFonts w:hint="eastAsia"/>
+        </w:rPr>
+        <w:t>`users.deleted_at` と `users.updated_at` を現在日時へ更新し、`is_active=false` とする</w:t>
+      </w:r>
+    </w:p>
+    <w:p>
+      <w:pPr>
+        <w:rPr>
+          <w:rFonts w:hint="eastAsia"/>
+        </w:rPr>
+      </w:pPr>
+      <w:r>
+        <w:rPr>
+          <w:rFonts w:hint="eastAsia"/>
+        </w:rPr>
+        <w:lastRenderedPageBreak/>
+        <w:t>対象ユーザーの `user_facility_column_settings`、`user_facility_feature_settings`、`user_facility_assignments` を削除する</w:t>
+      </w:r>
+    </w:p>
+    <w:p>
+      <w:pPr>
+        <w:rPr>
+          <w:rFonts w:hint="eastAsia"/>
+        </w:rPr>
+      </w:pPr>
+      <w:r>
+        <w:rPr>
+          <w:rFonts w:hint="eastAsia"/>
+        </w:rPr>
+        <w:t>削除処理は 1 トランザクションで実行する</w:t>
       </w:r>
     </w:p>
     <w:p>
@@ -22927,15 +22836,370 @@
           <w:rFonts w:hint="eastAsia"/>
         </w:rPr>
       </w:pPr>
-      <w:bookmarkStart w:id="57" w:name="_Toc234176268"/>
-      <w:r>
-        <w:rPr>
-          <w:rFonts w:hint="eastAsia"/>
-        </w:rPr>
-        <w:lastRenderedPageBreak/>
-        <w:t>レスポンス（202：ShipUserSetupInvitationResponse）</w:t>
+      <w:bookmarkStart w:id="57" w:name="_Toc234834230"/>
+      <w:r>
+        <w:rPr>
+          <w:rFonts w:hint="eastAsia"/>
+        </w:rPr>
+        <w:t>レスポンス（204：No Content）</w:t>
       </w:r>
       <w:bookmarkEnd w:id="57"/>
+    </w:p>
+    <w:p>
+      <w:pPr>
+        <w:rPr>
+          <w:rFonts w:hint="eastAsia"/>
+        </w:rPr>
+      </w:pPr>
+      <w:r>
+        <w:rPr>
+          <w:rFonts w:hint="eastAsia"/>
+        </w:rPr>
+        <w:t>Body は返却しない。</w:t>
+      </w:r>
+    </w:p>
+    <w:p>
+      <w:pPr>
+        <w:pStyle w:val="3"/>
+        <w:rPr>
+          <w:rFonts w:hint="eastAsia"/>
+        </w:rPr>
+      </w:pPr>
+      <w:bookmarkStart w:id="58" w:name="_Toc234834231"/>
+      <w:r>
+        <w:rPr>
+          <w:rFonts w:hint="eastAsia"/>
+        </w:rPr>
+        <w:t>ステータスコード</w:t>
+      </w:r>
+      <w:bookmarkEnd w:id="58"/>
+    </w:p>
+    <w:tbl>
+      <w:tblPr>
+        <w:tblStyle w:val="afffffff7"/>
+        <w:tblW w:w="5000" w:type="pct"/>
+        <w:tblBorders>
+          <w:top w:val="single" w:sz="4" w:space="0" w:color="000000"/>
+          <w:left w:val="single" w:sz="4" w:space="0" w:color="000000"/>
+          <w:bottom w:val="single" w:sz="4" w:space="0" w:color="000000"/>
+          <w:right w:val="single" w:sz="4" w:space="0" w:color="000000"/>
+          <w:insideH w:val="single" w:sz="4" w:space="0" w:color="000000"/>
+          <w:insideV w:val="single" w:sz="4" w:space="0" w:color="000000"/>
+        </w:tblBorders>
+        <w:tblLook w:val="04A0" w:firstRow="1" w:lastRow="0" w:firstColumn="1" w:lastColumn="0" w:noHBand="0" w:noVBand="1"/>
+      </w:tblPr>
+      <w:tblGrid>
+        <w:gridCol w:w="3005"/>
+        <w:gridCol w:w="3007"/>
+        <w:gridCol w:w="3007"/>
+      </w:tblGrid>
+      <w:tr>
+        <w:trPr>
+          <w:tblHeader/>
+        </w:trPr>
+        <w:tc>
+          <w:tcPr>
+            <w:tcW w:w="1666" w:type="pct"/>
+            <w:shd w:val="clear" w:color="auto" w:fill="DBE5F1" w:themeFill="accent1" w:themeFillTint="33"/>
+          </w:tcPr>
+          <w:p>
+            <w:pPr>
+              <w:rPr>
+                <w:b/>
+              </w:rPr>
+            </w:pPr>
+            <w:r>
+              <w:rPr>
+                <w:b/>
+              </w:rPr>
+              <w:t>HTTP</w:t>
+            </w:r>
+          </w:p>
+        </w:tc>
+        <w:tc>
+          <w:tcPr>
+            <w:tcW w:w="1667" w:type="pct"/>
+            <w:shd w:val="clear" w:color="auto" w:fill="DBE5F1" w:themeFill="accent1" w:themeFillTint="33"/>
+          </w:tcPr>
+          <w:p>
+            <w:pPr>
+              <w:rPr>
+                <w:b/>
+              </w:rPr>
+            </w:pPr>
+            <w:r>
+              <w:rPr>
+                <w:rFonts w:hint="eastAsia"/>
+                <w:b/>
+              </w:rPr>
+              <w:t>説明</w:t>
+            </w:r>
+          </w:p>
+        </w:tc>
+        <w:tc>
+          <w:tcPr>
+            <w:tcW w:w="1667" w:type="pct"/>
+            <w:shd w:val="clear" w:color="auto" w:fill="DBE5F1" w:themeFill="accent1" w:themeFillTint="33"/>
+          </w:tcPr>
+          <w:p>
+            <w:pPr>
+              <w:rPr>
+                <w:b/>
+              </w:rPr>
+            </w:pPr>
+            <w:r>
+              <w:rPr>
+                <w:rFonts w:hint="eastAsia"/>
+                <w:b/>
+              </w:rPr>
+              <w:t>レスポンス</w:t>
+            </w:r>
+          </w:p>
+        </w:tc>
+      </w:tr>
+      <w:tr>
+        <w:tc>
+          <w:tcPr>
+            <w:tcW w:w="1666" w:type="pct"/>
+          </w:tcPr>
+          <w:p>
+            <w:r>
+              <w:t>204</w:t>
+            </w:r>
+          </w:p>
+        </w:tc>
+        <w:tc>
+          <w:tcPr>
+            <w:tcW w:w="1667" w:type="pct"/>
+          </w:tcPr>
+          <w:p>
+            <w:r>
+              <w:rPr>
+                <w:rFonts w:hint="eastAsia"/>
+              </w:rPr>
+              <w:t>削除成功</w:t>
+            </w:r>
+          </w:p>
+        </w:tc>
+        <w:tc>
+          <w:tcPr>
+            <w:tcW w:w="1667" w:type="pct"/>
+          </w:tcPr>
+          <w:p>
+            <w:r>
+              <w:t>-</w:t>
+            </w:r>
+          </w:p>
+        </w:tc>
+      </w:tr>
+      <w:tr>
+        <w:tc>
+          <w:tcPr>
+            <w:tcW w:w="1666" w:type="pct"/>
+          </w:tcPr>
+          <w:p>
+            <w:r>
+              <w:t>401</w:t>
+            </w:r>
+          </w:p>
+        </w:tc>
+        <w:tc>
+          <w:tcPr>
+            <w:tcW w:w="1667" w:type="pct"/>
+          </w:tcPr>
+          <w:p>
+            <w:r>
+              <w:rPr>
+                <w:rFonts w:hint="eastAsia"/>
+              </w:rPr>
+              <w:t>未認証</w:t>
+            </w:r>
+          </w:p>
+        </w:tc>
+        <w:tc>
+          <w:tcPr>
+            <w:tcW w:w="1667" w:type="pct"/>
+          </w:tcPr>
+          <w:p>
+            <w:r>
+              <w:t>ErrorResponse</w:t>
+            </w:r>
+          </w:p>
+        </w:tc>
+      </w:tr>
+      <w:tr>
+        <w:tc>
+          <w:tcPr>
+            <w:tcW w:w="1666" w:type="pct"/>
+          </w:tcPr>
+          <w:p>
+            <w:r>
+              <w:t>403</w:t>
+            </w:r>
+          </w:p>
+        </w:tc>
+        <w:tc>
+          <w:tcPr>
+            <w:tcW w:w="1667" w:type="pct"/>
+          </w:tcPr>
+          <w:p>
+            <w:r>
+              <w:rPr>
+                <w:rFonts w:hint="eastAsia"/>
+              </w:rPr>
+              <w:t>作業対象施設に対する実効 `user_edit` なし</w:t>
+            </w:r>
+          </w:p>
+        </w:tc>
+        <w:tc>
+          <w:tcPr>
+            <w:tcW w:w="1667" w:type="pct"/>
+          </w:tcPr>
+          <w:p>
+            <w:r>
+              <w:t>ErrorResponse</w:t>
+            </w:r>
+          </w:p>
+        </w:tc>
+      </w:tr>
+      <w:tr>
+        <w:tc>
+          <w:tcPr>
+            <w:tcW w:w="1666" w:type="pct"/>
+          </w:tcPr>
+          <w:p>
+            <w:r>
+              <w:t>404</w:t>
+            </w:r>
+          </w:p>
+        </w:tc>
+        <w:tc>
+          <w:tcPr>
+            <w:tcW w:w="1667" w:type="pct"/>
+          </w:tcPr>
+          <w:p>
+            <w:r>
+              <w:rPr>
+                <w:rFonts w:hint="eastAsia"/>
+              </w:rPr>
+              <w:t>対象SHIPユーザーが存在しない</w:t>
+            </w:r>
+          </w:p>
+        </w:tc>
+        <w:tc>
+          <w:tcPr>
+            <w:tcW w:w="1667" w:type="pct"/>
+          </w:tcPr>
+          <w:p>
+            <w:r>
+              <w:t>ErrorResponse</w:t>
+            </w:r>
+          </w:p>
+        </w:tc>
+      </w:tr>
+      <w:tr>
+        <w:tc>
+          <w:tcPr>
+            <w:tcW w:w="1666" w:type="pct"/>
+          </w:tcPr>
+          <w:p>
+            <w:r>
+              <w:t>409</w:t>
+            </w:r>
+          </w:p>
+        </w:tc>
+        <w:tc>
+          <w:tcPr>
+            <w:tcW w:w="1667" w:type="pct"/>
+          </w:tcPr>
+          <w:p>
+            <w:r>
+              <w:rPr>
+                <w:rFonts w:hint="eastAsia"/>
+              </w:rPr>
+              <w:t>更新競合、または自身削除禁止</w:t>
+            </w:r>
+          </w:p>
+        </w:tc>
+        <w:tc>
+          <w:tcPr>
+            <w:tcW w:w="1667" w:type="pct"/>
+          </w:tcPr>
+          <w:p>
+            <w:r>
+              <w:t>ErrorResponse</w:t>
+            </w:r>
+          </w:p>
+        </w:tc>
+      </w:tr>
+      <w:tr>
+        <w:tc>
+          <w:tcPr>
+            <w:tcW w:w="1666" w:type="pct"/>
+          </w:tcPr>
+          <w:p>
+            <w:r>
+              <w:t>500</w:t>
+            </w:r>
+          </w:p>
+        </w:tc>
+        <w:tc>
+          <w:tcPr>
+            <w:tcW w:w="1667" w:type="pct"/>
+          </w:tcPr>
+          <w:p>
+            <w:r>
+              <w:rPr>
+                <w:rFonts w:hint="eastAsia"/>
+              </w:rPr>
+              <w:t>サーバー内部エラー</w:t>
+            </w:r>
+          </w:p>
+        </w:tc>
+        <w:tc>
+          <w:tcPr>
+            <w:tcW w:w="1667" w:type="pct"/>
+          </w:tcPr>
+          <w:p>
+            <w:r>
+              <w:t>ErrorResponse</w:t>
+            </w:r>
+          </w:p>
+        </w:tc>
+      </w:tr>
+    </w:tbl>
+    <w:p/>
+    <w:p>
+      <w:pPr>
+        <w:pStyle w:val="10"/>
+        <w:rPr>
+          <w:rFonts w:hint="eastAsia"/>
+        </w:rPr>
+      </w:pPr>
+      <w:bookmarkStart w:id="59" w:name="_Toc234834232"/>
+      <w:r>
+        <w:rPr>
+          <w:rFonts w:hint="eastAsia"/>
+        </w:rPr>
+        <w:t>第6章 権限・業務ルール</w:t>
+      </w:r>
+      <w:bookmarkEnd w:id="59"/>
+    </w:p>
+    <w:p>
+      <w:pPr>
+        <w:pStyle w:val="2"/>
+        <w:rPr>
+          <w:rFonts w:hint="eastAsia"/>
+        </w:rPr>
+      </w:pPr>
+      <w:bookmarkStart w:id="60" w:name="_Toc234834233"/>
+      <w:r>
+        <w:rPr>
+          <w:rFonts w:hint="eastAsia"/>
+        </w:rPr>
+        <w:t>必要権限</w:t>
+      </w:r>
+      <w:bookmarkEnd w:id="60"/>
     </w:p>
     <w:tbl>
       <w:tblPr>
@@ -22977,7 +23241,7 @@
                 <w:rFonts w:hint="eastAsia"/>
                 <w:b/>
               </w:rPr>
-              <w:t>フィールド</w:t>
+              <w:t>処理</w:t>
             </w:r>
           </w:p>
         </w:tc>
@@ -22997,7 +23261,7 @@
                 <w:rFonts w:hint="eastAsia"/>
                 <w:b/>
               </w:rPr>
-              <w:t>型</w:t>
+              <w:t>必要 feature_code</w:t>
             </w:r>
           </w:p>
         </w:tc>
@@ -23017,7 +23281,7 @@
                 <w:rFonts w:hint="eastAsia"/>
                 <w:b/>
               </w:rPr>
-              <w:t>必須</w:t>
+              <w:t>判定基準</w:t>
             </w:r>
           </w:p>
         </w:tc>
@@ -23049,85 +23313,203 @@
           </w:tcPr>
           <w:p>
             <w:r>
-              <w:t>status</w:t>
-            </w:r>
-          </w:p>
-        </w:tc>
-        <w:tc>
-          <w:tcPr>
-            <w:tcW w:w="1250" w:type="pct"/>
-          </w:tcPr>
-          <w:p>
-            <w:r>
-              <w:t>string</w:t>
-            </w:r>
-          </w:p>
-        </w:tc>
-        <w:tc>
-          <w:tcPr>
-            <w:tcW w:w="1250" w:type="pct"/>
-          </w:tcPr>
-          <w:p>
-            <w:r>
-              <w:t>✓</w:t>
-            </w:r>
-          </w:p>
-        </w:tc>
-        <w:tc>
-          <w:tcPr>
-            <w:tcW w:w="1250" w:type="pct"/>
-          </w:tcPr>
-          <w:p>
-            <w:r>
-              <w:rPr>
-                <w:rFonts w:hint="eastAsia"/>
-              </w:rPr>
-              <w:t>受理状態。`ACCEPTED`</w:t>
-            </w:r>
-          </w:p>
-        </w:tc>
-      </w:tr>
-      <w:tr>
-        <w:tc>
-          <w:tcPr>
-            <w:tcW w:w="1250" w:type="pct"/>
-          </w:tcPr>
-          <w:p>
-            <w:r>
-              <w:t>targetEmailAddress</w:t>
-            </w:r>
-          </w:p>
-        </w:tc>
-        <w:tc>
-          <w:tcPr>
-            <w:tcW w:w="1250" w:type="pct"/>
-          </w:tcPr>
-          <w:p>
-            <w:r>
-              <w:t>string</w:t>
-            </w:r>
-          </w:p>
-        </w:tc>
-        <w:tc>
-          <w:tcPr>
-            <w:tcW w:w="1250" w:type="pct"/>
-          </w:tcPr>
-          <w:p>
-            <w:r>
-              <w:t>✓</w:t>
-            </w:r>
-          </w:p>
-        </w:tc>
-        <w:tc>
-          <w:tcPr>
-            <w:tcW w:w="1250" w:type="pct"/>
-          </w:tcPr>
-          <w:p>
-            <w:r>
-              <w:rPr>
-                <w:rFonts w:hint="eastAsia"/>
-              </w:rPr>
-              <w:t>送信対象メールアドレス</w:t>
+              <w:rPr>
+                <w:rFonts w:hint="eastAsia"/>
+              </w:rPr>
+              <w:t>画面コンテキスト取得 / 一覧取得</w:t>
+            </w:r>
+          </w:p>
+        </w:tc>
+        <w:tc>
+          <w:tcPr>
+            <w:tcW w:w="1250" w:type="pct"/>
+          </w:tcPr>
+          <w:p>
+            <w:r>
+              <w:t>`user_list_view`</w:t>
+            </w:r>
+          </w:p>
+        </w:tc>
+        <w:tc>
+          <w:tcPr>
+            <w:tcW w:w="1250" w:type="pct"/>
+          </w:tcPr>
+          <w:p>
+            <w:r>
+              <w:rPr>
+                <w:rFonts w:hint="eastAsia"/>
+              </w:rPr>
+              <w:t>Bearer トークン上の作業対象施設に対して実効 `user_list_view` を持つこと</w:t>
+            </w:r>
+          </w:p>
+        </w:tc>
+        <w:tc>
+          <w:tcPr>
+            <w:tcW w:w="1250" w:type="pct"/>
+          </w:tcPr>
+          <w:p>
+            <w:r>
+              <w:rPr>
+                <w:rFonts w:hint="eastAsia"/>
+              </w:rPr>
+              <w:t>一覧参照系</w:t>
+            </w:r>
+          </w:p>
+        </w:tc>
+      </w:tr>
+      <w:tr>
+        <w:tc>
+          <w:tcPr>
+            <w:tcW w:w="1250" w:type="pct"/>
+          </w:tcPr>
+          <w:p>
+            <w:r>
+              <w:rPr>
+                <w:rFonts w:hint="eastAsia"/>
+              </w:rPr>
+              <w:t>ユーザー基本情報取得 / ユーザー基本情報更新 / 削除</w:t>
+            </w:r>
+          </w:p>
+        </w:tc>
+        <w:tc>
+          <w:tcPr>
+            <w:tcW w:w="1250" w:type="pct"/>
+          </w:tcPr>
+          <w:p>
+            <w:r>
+              <w:t>`user_edit`</w:t>
+            </w:r>
+          </w:p>
+        </w:tc>
+        <w:tc>
+          <w:tcPr>
+            <w:tcW w:w="1250" w:type="pct"/>
+          </w:tcPr>
+          <w:p>
+            <w:r>
+              <w:rPr>
+                <w:rFonts w:hint="eastAsia"/>
+              </w:rPr>
+              <w:t>Bearer トークン上の作業対象施設に対して実効 `user_edit` を持つこと</w:t>
+            </w:r>
+          </w:p>
+        </w:tc>
+        <w:tc>
+          <w:tcPr>
+            <w:tcW w:w="1250" w:type="pct"/>
+          </w:tcPr>
+          <w:p>
+            <w:r>
+              <w:rPr>
+                <w:rFonts w:hint="eastAsia"/>
+              </w:rPr>
+              <w:t>PII を含む基本情報参照と基本情報変更系</w:t>
+            </w:r>
+          </w:p>
+        </w:tc>
+      </w:tr>
+      <w:tr>
+        <w:tc>
+          <w:tcPr>
+            <w:tcW w:w="1250" w:type="pct"/>
+          </w:tcPr>
+          <w:p>
+            <w:r>
+              <w:rPr>
+                <w:rFonts w:hint="eastAsia"/>
+              </w:rPr>
+              <w:lastRenderedPageBreak/>
+              <w:t>担当施設・権限詳細取得 / 施設候補取得 / 担当施設・権限更新</w:t>
+            </w:r>
+          </w:p>
+        </w:tc>
+        <w:tc>
+          <w:tcPr>
+            <w:tcW w:w="1250" w:type="pct"/>
+          </w:tcPr>
+          <w:p>
+            <w:r>
+              <w:t>`user_facility_assignment_edit`</w:t>
+            </w:r>
+          </w:p>
+        </w:tc>
+        <w:tc>
+          <w:tcPr>
+            <w:tcW w:w="1250" w:type="pct"/>
+          </w:tcPr>
+          <w:p>
+            <w:r>
+              <w:rPr>
+                <w:rFonts w:hint="eastAsia"/>
+              </w:rPr>
+              <w:t>Bearer トークン上の作業対象施設に対して実効 `user_facility_assignment_edit` を持つこと</w:t>
+            </w:r>
+          </w:p>
+        </w:tc>
+        <w:tc>
+          <w:tcPr>
+            <w:tcW w:w="1250" w:type="pct"/>
+          </w:tcPr>
+          <w:p>
+            <w:r>
+              <w:rPr>
+                <w:rFonts w:hint="eastAsia"/>
+              </w:rPr>
+              <w:t>担当施設とユーザー施設別権限の変更系</w:t>
+            </w:r>
+          </w:p>
+        </w:tc>
+      </w:tr>
+      <w:tr>
+        <w:tc>
+          <w:tcPr>
+            <w:tcW w:w="1250" w:type="pct"/>
+          </w:tcPr>
+          <w:p>
+            <w:r>
+              <w:rPr>
+                <w:rFonts w:hint="eastAsia"/>
+              </w:rPr>
+              <w:t>ユーザー新規作成</w:t>
+            </w:r>
+          </w:p>
+        </w:tc>
+        <w:tc>
+          <w:tcPr>
+            <w:tcW w:w="1250" w:type="pct"/>
+          </w:tcPr>
+          <w:p>
+            <w:r>
+              <w:rPr>
+                <w:rFonts w:hint="eastAsia"/>
+              </w:rPr>
+              <w:t>`user_edit` と `user_facility_assignment_edit`</w:t>
+            </w:r>
+          </w:p>
+        </w:tc>
+        <w:tc>
+          <w:tcPr>
+            <w:tcW w:w="1250" w:type="pct"/>
+          </w:tcPr>
+          <w:p>
+            <w:r>
+              <w:rPr>
+                <w:rFonts w:hint="eastAsia"/>
+              </w:rPr>
+              <w:t>同一作業対象施設に対して両 feature_code を持つこと</w:t>
+            </w:r>
+          </w:p>
+        </w:tc>
+        <w:tc>
+          <w:tcPr>
+            <w:tcW w:w="1250" w:type="pct"/>
+          </w:tcPr>
+          <w:p>
+            <w:r>
+              <w:rPr>
+                <w:rFonts w:hint="eastAsia"/>
+              </w:rPr>
+              <w:t>新規作成は基本情報と担当施設・権限設定を同時に扱う</w:t>
             </w:r>
           </w:p>
         </w:tc>
@@ -23136,19 +23518,353 @@
     <w:p/>
     <w:p>
       <w:pPr>
-        <w:pStyle w:val="3"/>
-        <w:rPr>
-          <w:rFonts w:hint="eastAsia"/>
-        </w:rPr>
-      </w:pPr>
-      <w:bookmarkStart w:id="58" w:name="_Toc234176269"/>
-      <w:r>
-        <w:rPr>
-          <w:rFonts w:hint="eastAsia"/>
-        </w:rPr>
-        <w:t>ステータスコード</w:t>
-      </w:r>
-      <w:bookmarkEnd w:id="58"/>
+        <w:pStyle w:val="2"/>
+        <w:rPr>
+          <w:rFonts w:hint="eastAsia"/>
+        </w:rPr>
+      </w:pPr>
+      <w:bookmarkStart w:id="61" w:name="_Toc234834234"/>
+      <w:r>
+        <w:rPr>
+          <w:rFonts w:hint="eastAsia"/>
+        </w:rPr>
+        <w:t>一意性・整合性ルール</w:t>
+      </w:r>
+      <w:bookmarkEnd w:id="61"/>
+    </w:p>
+    <w:p>
+      <w:pPr>
+        <w:pStyle w:val="afffffff8"/>
+        <w:numPr>
+          <w:ilvl w:val="0"/>
+          <w:numId w:val="7"/>
+        </w:numPr>
+        <w:ind w:leftChars="0"/>
+        <w:rPr>
+          <w:rFonts w:hint="eastAsia"/>
+        </w:rPr>
+      </w:pPr>
+      <w:r>
+        <w:rPr>
+          <w:rFonts w:hint="eastAsia"/>
+        </w:rPr>
+        <w:t>管理対象ユーザーは `users.account_type = 'SHIP'` の通常ユーザーに限る</w:t>
+      </w:r>
+    </w:p>
+    <w:p>
+      <w:pPr>
+        <w:pStyle w:val="afffffff8"/>
+        <w:numPr>
+          <w:ilvl w:val="0"/>
+          <w:numId w:val="7"/>
+        </w:numPr>
+        <w:ind w:leftChars="0"/>
+        <w:rPr>
+          <w:rFonts w:hint="eastAsia"/>
+        </w:rPr>
+      </w:pPr>
+      <w:r>
+        <w:rPr>
+          <w:rFonts w:hint="eastAsia"/>
+        </w:rPr>
+        <w:t>病院ユーザーと共有システム管理者アカウントは本 API の作成・編集・削除対象に含めない</w:t>
+      </w:r>
+    </w:p>
+    <w:p>
+      <w:pPr>
+        <w:pStyle w:val="afffffff8"/>
+        <w:numPr>
+          <w:ilvl w:val="0"/>
+          <w:numId w:val="7"/>
+        </w:numPr>
+        <w:ind w:leftChars="0"/>
+        <w:rPr>
+          <w:rFonts w:hint="eastAsia"/>
+        </w:rPr>
+      </w:pPr>
+      <w:r>
+        <w:rPr>
+          <w:rFonts w:hint="eastAsia"/>
+        </w:rPr>
+        <w:t>`users.email_address` は未削除ユーザー間で一意に保つ</w:t>
+      </w:r>
+    </w:p>
+    <w:p>
+      <w:pPr>
+        <w:pStyle w:val="afffffff8"/>
+        <w:numPr>
+          <w:ilvl w:val="0"/>
+          <w:numId w:val="7"/>
+        </w:numPr>
+        <w:ind w:leftChars="0"/>
+        <w:rPr>
+          <w:rFonts w:hint="eastAsia"/>
+        </w:rPr>
+      </w:pPr>
+      <w:r>
+        <w:rPr>
+          <w:rFonts w:hint="eastAsia"/>
+        </w:rPr>
+        <w:t>`user_facility_assignments` は `(user_id, facility_id)` を一意に保つ</w:t>
+      </w:r>
+    </w:p>
+    <w:p>
+      <w:pPr>
+        <w:pStyle w:val="afffffff8"/>
+        <w:numPr>
+          <w:ilvl w:val="0"/>
+          <w:numId w:val="7"/>
+        </w:numPr>
+        <w:ind w:leftChars="0"/>
+        <w:rPr>
+          <w:rFonts w:hint="eastAsia"/>
+        </w:rPr>
+      </w:pPr>
+      <w:r>
+        <w:rPr>
+          <w:rFonts w:hint="eastAsia"/>
+        </w:rPr>
+        <w:t>担当施設候補は未削除の全施設とする</w:t>
+      </w:r>
+    </w:p>
+    <w:p>
+      <w:pPr>
+        <w:pStyle w:val="afffffff8"/>
+        <w:numPr>
+          <w:ilvl w:val="0"/>
+          <w:numId w:val="7"/>
+        </w:numPr>
+        <w:ind w:leftChars="0"/>
+        <w:rPr>
+          <w:rFonts w:hint="eastAsia"/>
+        </w:rPr>
+      </w:pPr>
+      <w:r>
+        <w:rPr>
+          <w:rFonts w:hint="eastAsia"/>
+        </w:rPr>
+        <w:t>既定施設は担当施設に必ず含め、`users.facility_id` と `is_default=true` の担当施設を一致させる</w:t>
+      </w:r>
+    </w:p>
+    <w:p>
+      <w:pPr>
+        <w:pStyle w:val="afffffff8"/>
+        <w:numPr>
+          <w:ilvl w:val="0"/>
+          <w:numId w:val="7"/>
+        </w:numPr>
+        <w:ind w:leftChars="0"/>
+        <w:rPr>
+          <w:rFonts w:hint="eastAsia"/>
+        </w:rPr>
+      </w:pPr>
+      <w:r>
+        <w:rPr>
+          <w:rFonts w:hint="eastAsia"/>
+        </w:rPr>
+        <w:t>公開 API では `assignmentType` を受け取らず、既定施設を `PRIMARY`、それ以外を `SECONDARY` として内部導出する</w:t>
+      </w:r>
+    </w:p>
+    <w:p>
+      <w:pPr>
+        <w:pStyle w:val="afffffff8"/>
+        <w:numPr>
+          <w:ilvl w:val="0"/>
+          <w:numId w:val="7"/>
+        </w:numPr>
+        <w:ind w:leftChars="0"/>
+        <w:rPr>
+          <w:rFonts w:hint="eastAsia"/>
+        </w:rPr>
+      </w:pPr>
+      <w:r>
+        <w:rPr>
+          <w:rFonts w:hint="eastAsia"/>
+        </w:rPr>
+        <w:t>担当施設ごとの機能設定は施設提供機能の有効範囲内だけ登録できる</w:t>
+      </w:r>
+    </w:p>
+    <w:p>
+      <w:pPr>
+        <w:pStyle w:val="afffffff8"/>
+        <w:numPr>
+          <w:ilvl w:val="0"/>
+          <w:numId w:val="7"/>
+        </w:numPr>
+        <w:ind w:leftChars="0"/>
+        <w:rPr>
+          <w:rFonts w:hint="eastAsia"/>
+        </w:rPr>
+      </w:pPr>
+      <w:r>
+        <w:rPr>
+          <w:rFonts w:hint="eastAsia"/>
+        </w:rPr>
+        <w:t>担当施設ごとのカラム設定は施設提供カラムの有効範囲内、かつ対応機能がユーザー側でも有効な場合だけ登録できる</w:t>
+      </w:r>
+    </w:p>
+    <w:p>
+      <w:pPr>
+        <w:pStyle w:val="afffffff8"/>
+        <w:numPr>
+          <w:ilvl w:val="0"/>
+          <w:numId w:val="7"/>
+        </w:numPr>
+        <w:ind w:leftChars="0"/>
+        <w:rPr>
+          <w:rFonts w:hint="eastAsia"/>
+        </w:rPr>
+      </w:pPr>
+      <w:r>
+        <w:rPr>
+          <w:rFonts w:hint="eastAsia"/>
+        </w:rPr>
+        <w:t>担当施設・権限更新成功時は `users.updated_at` も更新し、プロフィール更新との競合検知に使う</w:t>
+      </w:r>
+    </w:p>
+    <w:p>
+      <w:pPr>
+        <w:pStyle w:val="2"/>
+        <w:rPr>
+          <w:rFonts w:hint="eastAsia"/>
+        </w:rPr>
+      </w:pPr>
+      <w:bookmarkStart w:id="62" w:name="_Toc234834235"/>
+      <w:r>
+        <w:rPr>
+          <w:rFonts w:hint="eastAsia"/>
+        </w:rPr>
+        <w:t>削除ルール</w:t>
+      </w:r>
+      <w:bookmarkEnd w:id="62"/>
+    </w:p>
+    <w:p>
+      <w:pPr>
+        <w:pStyle w:val="afffffff8"/>
+        <w:numPr>
+          <w:ilvl w:val="0"/>
+          <w:numId w:val="8"/>
+        </w:numPr>
+        <w:ind w:leftChars="0"/>
+        <w:rPr>
+          <w:rFonts w:hint="eastAsia"/>
+        </w:rPr>
+      </w:pPr>
+      <w:r>
+        <w:rPr>
+          <w:rFonts w:hint="eastAsia"/>
+        </w:rPr>
+        <w:t>実行ユーザー自身の削除は認めない</w:t>
+      </w:r>
+    </w:p>
+    <w:p>
+      <w:pPr>
+        <w:pStyle w:val="2"/>
+        <w:rPr>
+          <w:rFonts w:hint="eastAsia"/>
+        </w:rPr>
+      </w:pPr>
+      <w:bookmarkStart w:id="63" w:name="_Toc234834236"/>
+      <w:r>
+        <w:rPr>
+          <w:rFonts w:hint="eastAsia"/>
+        </w:rPr>
+        <w:lastRenderedPageBreak/>
+        <w:t>実装前提・設計判断</w:t>
+      </w:r>
+      <w:bookmarkEnd w:id="63"/>
+    </w:p>
+    <w:p>
+      <w:pPr>
+        <w:pStyle w:val="afffffff8"/>
+        <w:numPr>
+          <w:ilvl w:val="0"/>
+          <w:numId w:val="9"/>
+        </w:numPr>
+        <w:ind w:leftChars="0"/>
+        <w:rPr>
+          <w:rFonts w:hint="eastAsia"/>
+        </w:rPr>
+      </w:pPr>
+      <w:r>
+        <w:rPr>
+          <w:rFonts w:hint="eastAsia"/>
+        </w:rPr>
+        <w:t>一覧 API は要約情報のみ返し、詳細情報は `GET /ship-user-management/users/{userId}` と `GET /ship-user-management/users/{userId}/facility-assignments` に分離する</w:t>
+      </w:r>
+    </w:p>
+    <w:p>
+      <w:pPr>
+        <w:pStyle w:val="afffffff8"/>
+        <w:numPr>
+          <w:ilvl w:val="0"/>
+          <w:numId w:val="9"/>
+        </w:numPr>
+        <w:ind w:leftChars="0"/>
+        <w:rPr>
+          <w:rFonts w:hint="eastAsia"/>
+        </w:rPr>
+      </w:pPr>
+      <w:r>
+        <w:rPr>
+          <w:rFonts w:hint="eastAsia"/>
+        </w:rPr>
+        <w:t>基本情報更新と担当施設・権限更新は API を分離し、`user_edit` と `user_facility_assignment_edit` の境界に一致させる</w:t>
+      </w:r>
+    </w:p>
+    <w:p>
+      <w:pPr>
+        <w:pStyle w:val="afffffff8"/>
+        <w:numPr>
+          <w:ilvl w:val="0"/>
+          <w:numId w:val="9"/>
+        </w:numPr>
+        <w:ind w:leftChars="0"/>
+        <w:rPr>
+          <w:rFonts w:hint="eastAsia"/>
+        </w:rPr>
+      </w:pPr>
+      <w:r>
+        <w:rPr>
+          <w:rFonts w:hint="eastAsia"/>
+        </w:rPr>
+        <w:t>SHIPユーザーの担当施設候補は未削除の全施設とし、選択中施設や設立母体による絞り込みは行わない</w:t>
+      </w:r>
+    </w:p>
+    <w:p>
+      <w:pPr>
+        <w:pStyle w:val="afffffff8"/>
+        <w:numPr>
+          <w:ilvl w:val="0"/>
+          <w:numId w:val="9"/>
+        </w:numPr>
+        <w:ind w:leftChars="0"/>
+        <w:rPr>
+          <w:rFonts w:hint="eastAsia"/>
+        </w:rPr>
+      </w:pPr>
+      <w:r>
+        <w:rPr>
+          <w:rFonts w:hint="eastAsia"/>
+        </w:rPr>
+        <w:t>競合検知は `users.updated_at` を集約更新トークンとして扱う方式を採用し、HTTP 条件付き更新ヘッダーは採用しない</w:t>
+      </w:r>
+    </w:p>
+    <w:p>
+      <w:pPr>
+        <w:pStyle w:val="10"/>
+        <w:rPr>
+          <w:rFonts w:hint="eastAsia"/>
+        </w:rPr>
+      </w:pPr>
+      <w:bookmarkStart w:id="64" w:name="_Toc234834237"/>
+      <w:r>
+        <w:rPr>
+          <w:rFonts w:hint="eastAsia"/>
+        </w:rPr>
+        <w:t>第7章 エラーコード一覧</w:t>
+      </w:r>
+      <w:bookmarkEnd w:id="64"/>
     </w:p>
     <w:tbl>
       <w:tblPr>
@@ -23186,9 +23902,10 @@
             </w:pPr>
             <w:r>
               <w:rPr>
-                <w:b/>
-              </w:rPr>
-              <w:t>HTTP</w:t>
+                <w:rFonts w:hint="eastAsia"/>
+                <w:b/>
+              </w:rPr>
+              <w:t>エラーコード</w:t>
             </w:r>
           </w:p>
         </w:tc>
@@ -23205,10 +23922,9 @@
             </w:pPr>
             <w:r>
               <w:rPr>
-                <w:rFonts w:hint="eastAsia"/>
-                <w:b/>
-              </w:rPr>
-              <w:t>説明</w:t>
+                <w:b/>
+              </w:rPr>
+              <w:t>HTTP</w:t>
             </w:r>
           </w:p>
         </w:tc>
@@ -23228,7 +23944,7 @@
                 <w:rFonts w:hint="eastAsia"/>
                 <w:b/>
               </w:rPr>
-              <w:t>レスポンス</w:t>
+              <w:t>説明</w:t>
             </w:r>
           </w:p>
         </w:tc>
@@ -23240,7 +23956,7 @@
           </w:tcPr>
           <w:p>
             <w:r>
-              <w:t>202</w:t>
+              <w:t>VALIDATION_ERROR</w:t>
             </w:r>
           </w:p>
         </w:tc>
@@ -23250,10 +23966,7 @@
           </w:tcPr>
           <w:p>
             <w:r>
-              <w:rPr>
-                <w:rFonts w:hint="eastAsia"/>
-              </w:rPr>
-              <w:t>送信依頼受理</w:t>
+              <w:t>400</w:t>
             </w:r>
           </w:p>
         </w:tc>
@@ -23263,7 +23976,10 @@
           </w:tcPr>
           <w:p>
             <w:r>
-              <w:t>ShipUserSetupInvitationResponse</w:t>
+              <w:rPr>
+                <w:rFonts w:hint="eastAsia"/>
+              </w:rPr>
+              <w:t>必須不足、形式不正、担当施設未指定、担当施設重複などの入力不正</w:t>
             </w:r>
           </w:p>
         </w:tc>
@@ -23275,6 +23991,51 @@
           </w:tcPr>
           <w:p>
             <w:r>
+              <w:t>DEFAULT_FACILITY_NOT_ASSIGNED</w:t>
+            </w:r>
+          </w:p>
+        </w:tc>
+        <w:tc>
+          <w:tcPr>
+            <w:tcW w:w="1667" w:type="pct"/>
+          </w:tcPr>
+          <w:p>
+            <w:r>
+              <w:t>400</w:t>
+            </w:r>
+          </w:p>
+        </w:tc>
+        <w:tc>
+          <w:tcPr>
+            <w:tcW w:w="1667" w:type="pct"/>
+          </w:tcPr>
+          <w:p>
+            <w:r>
+              <w:rPr>
+                <w:rFonts w:hint="eastAsia"/>
+              </w:rPr>
+              <w:t>既定施設が担当施設に含まれていない</w:t>
+            </w:r>
+          </w:p>
+        </w:tc>
+      </w:tr>
+      <w:tr>
+        <w:tc>
+          <w:tcPr>
+            <w:tcW w:w="1666" w:type="pct"/>
+          </w:tcPr>
+          <w:p>
+            <w:r>
+              <w:t>UNAUTHORIZED</w:t>
+            </w:r>
+          </w:p>
+        </w:tc>
+        <w:tc>
+          <w:tcPr>
+            <w:tcW w:w="1667" w:type="pct"/>
+          </w:tcPr>
+          <w:p>
+            <w:r>
               <w:t>401</w:t>
             </w:r>
           </w:p>
@@ -23288,7 +24049,19 @@
               <w:rPr>
                 <w:rFonts w:hint="eastAsia"/>
               </w:rPr>
-              <w:t>未認証</w:t>
+              <w:t>認証トークン未付与または無効</w:t>
+            </w:r>
+          </w:p>
+        </w:tc>
+      </w:tr>
+      <w:tr>
+        <w:tc>
+          <w:tcPr>
+            <w:tcW w:w="1666" w:type="pct"/>
+          </w:tcPr>
+          <w:p>
+            <w:r>
+              <w:t>AUTH_403_USER_LIST_VIEW_DENIED</w:t>
             </w:r>
           </w:p>
         </w:tc>
@@ -23298,7 +24071,20 @@
           </w:tcPr>
           <w:p>
             <w:r>
-              <w:t>ErrorResponse</w:t>
+              <w:t>403</w:t>
+            </w:r>
+          </w:p>
+        </w:tc>
+        <w:tc>
+          <w:tcPr>
+            <w:tcW w:w="1667" w:type="pct"/>
+          </w:tcPr>
+          <w:p>
+            <w:r>
+              <w:rPr>
+                <w:rFonts w:hint="eastAsia"/>
+              </w:rPr>
+              <w:t>作業対象施設に対する実効 `user_list_view` がない</w:t>
             </w:r>
           </w:p>
         </w:tc>
@@ -23310,6 +24096,16 @@
           </w:tcPr>
           <w:p>
             <w:r>
+              <w:t>AUTH_403_USER_EDIT_DENIED</w:t>
+            </w:r>
+          </w:p>
+        </w:tc>
+        <w:tc>
+          <w:tcPr>
+            <w:tcW w:w="1667" w:type="pct"/>
+          </w:tcPr>
+          <w:p>
+            <w:r>
               <w:t>403</w:t>
             </w:r>
           </w:p>
@@ -23323,7 +24119,19 @@
               <w:rPr>
                 <w:rFonts w:hint="eastAsia"/>
               </w:rPr>
-              <w:t>作業対象施設に対する実効 `user_edit` なし</w:t>
+              <w:t>作業対象施設に対する実効 `user_edit` がない</w:t>
+            </w:r>
+          </w:p>
+        </w:tc>
+      </w:tr>
+      <w:tr>
+        <w:tc>
+          <w:tcPr>
+            <w:tcW w:w="1666" w:type="pct"/>
+          </w:tcPr>
+          <w:p>
+            <w:r>
+              <w:t>AUTH_403_USER_FACILITY_ASSIGNMENT_EDIT_DENIED</w:t>
             </w:r>
           </w:p>
         </w:tc>
@@ -23333,7 +24141,20 @@
           </w:tcPr>
           <w:p>
             <w:r>
-              <w:t>ErrorResponse</w:t>
+              <w:t>403</w:t>
+            </w:r>
+          </w:p>
+        </w:tc>
+        <w:tc>
+          <w:tcPr>
+            <w:tcW w:w="1667" w:type="pct"/>
+          </w:tcPr>
+          <w:p>
+            <w:r>
+              <w:rPr>
+                <w:rFonts w:hint="eastAsia"/>
+              </w:rPr>
+              <w:t>作業対象施設に対する実効 `user_facility_assignment_edit` がない</w:t>
             </w:r>
           </w:p>
         </w:tc>
@@ -23345,6 +24166,16 @@
           </w:tcPr>
           <w:p>
             <w:r>
+              <w:t>SHIP_USER_NOT_FOUND</w:t>
+            </w:r>
+          </w:p>
+        </w:tc>
+        <w:tc>
+          <w:tcPr>
+            <w:tcW w:w="1667" w:type="pct"/>
+          </w:tcPr>
+          <w:p>
+            <w:r>
               <w:t>404</w:t>
             </w:r>
           </w:p>
@@ -23358,7 +24189,19 @@
               <w:rPr>
                 <w:rFonts w:hint="eastAsia"/>
               </w:rPr>
-              <w:t>対象SHIPユーザーが存在しない</w:t>
+              <w:t>対象SHIPユーザーが存在しない、またはSHIPユーザー管理対象外である</w:t>
+            </w:r>
+          </w:p>
+        </w:tc>
+      </w:tr>
+      <w:tr>
+        <w:tc>
+          <w:tcPr>
+            <w:tcW w:w="1666" w:type="pct"/>
+          </w:tcPr>
+          <w:p>
+            <w:r>
+              <w:t>FACILITY_NOT_FOUND</w:t>
             </w:r>
           </w:p>
         </w:tc>
@@ -23368,7 +24211,20 @@
           </w:tcPr>
           <w:p>
             <w:r>
-              <w:t>ErrorResponse</w:t>
+              <w:t>404</w:t>
+            </w:r>
+          </w:p>
+        </w:tc>
+        <w:tc>
+          <w:tcPr>
+            <w:tcW w:w="1667" w:type="pct"/>
+          </w:tcPr>
+          <w:p>
+            <w:r>
+              <w:rPr>
+                <w:rFonts w:hint="eastAsia"/>
+              </w:rPr>
+              <w:t>指定施設が存在しない、または論理削除済みである</w:t>
             </w:r>
           </w:p>
         </w:tc>
@@ -23380,6 +24236,52 @@
           </w:tcPr>
           <w:p>
             <w:r>
+              <w:t>FEATURE_OR_COLUMN_NOT_FOUND</w:t>
+            </w:r>
+          </w:p>
+        </w:tc>
+        <w:tc>
+          <w:tcPr>
+            <w:tcW w:w="1667" w:type="pct"/>
+          </w:tcPr>
+          <w:p>
+            <w:r>
+              <w:t>404</w:t>
+            </w:r>
+          </w:p>
+        </w:tc>
+        <w:tc>
+          <w:tcPr>
+            <w:tcW w:w="1667" w:type="pct"/>
+          </w:tcPr>
+          <w:p>
+            <w:r>
+              <w:rPr>
+                <w:rFonts w:hint="eastAsia"/>
+              </w:rPr>
+              <w:t>指定した機能コードまたはカラムコードが存在しない、または候補外である</w:t>
+            </w:r>
+          </w:p>
+        </w:tc>
+      </w:tr>
+      <w:tr>
+        <w:tc>
+          <w:tcPr>
+            <w:tcW w:w="1666" w:type="pct"/>
+          </w:tcPr>
+          <w:p>
+            <w:r>
+              <w:lastRenderedPageBreak/>
+              <w:t>SHIP_USER_EMAIL_DUPLICATE</w:t>
+            </w:r>
+          </w:p>
+        </w:tc>
+        <w:tc>
+          <w:tcPr>
+            <w:tcW w:w="1667" w:type="pct"/>
+          </w:tcPr>
+          <w:p>
+            <w:r>
               <w:t>409</w:t>
             </w:r>
           </w:p>
@@ -23393,7 +24295,19 @@
               <w:rPr>
                 <w:rFonts w:hint="eastAsia"/>
               </w:rPr>
-              <w:t>対象ユーザーがすでに初回利用済みである</w:t>
+              <w:t>メールアドレスが重複している</w:t>
+            </w:r>
+          </w:p>
+        </w:tc>
+      </w:tr>
+      <w:tr>
+        <w:tc>
+          <w:tcPr>
+            <w:tcW w:w="1666" w:type="pct"/>
+          </w:tcPr>
+          <w:p>
+            <w:r>
+              <w:t>SHIP_USER_CONFLICT</w:t>
             </w:r>
           </w:p>
         </w:tc>
@@ -23403,7 +24317,20 @@
           </w:tcPr>
           <w:p>
             <w:r>
-              <w:t>ErrorResponse</w:t>
+              <w:t>409</w:t>
+            </w:r>
+          </w:p>
+        </w:tc>
+        <w:tc>
+          <w:tcPr>
+            <w:tcW w:w="1667" w:type="pct"/>
+          </w:tcPr>
+          <w:p>
+            <w:r>
+              <w:rPr>
+                <w:rFonts w:hint="eastAsia"/>
+              </w:rPr>
+              <w:t>他ユーザー更新により `lastKnownUpdatedAt` が不一致である</w:t>
             </w:r>
           </w:p>
         </w:tc>
@@ -23415,6 +24342,86 @@
           </w:tcPr>
           <w:p>
             <w:r>
+              <w:t>FACILITY_PERMISSION_SCOPE_CONFLICT</w:t>
+            </w:r>
+          </w:p>
+        </w:tc>
+        <w:tc>
+          <w:tcPr>
+            <w:tcW w:w="1667" w:type="pct"/>
+          </w:tcPr>
+          <w:p>
+            <w:r>
+              <w:t>409</w:t>
+            </w:r>
+          </w:p>
+        </w:tc>
+        <w:tc>
+          <w:tcPr>
+            <w:tcW w:w="1667" w:type="pct"/>
+          </w:tcPr>
+          <w:p>
+            <w:r>
+              <w:rPr>
+                <w:rFonts w:hint="eastAsia"/>
+              </w:rPr>
+              <w:t>施設提供設定または親子機能条件と矛盾する機能・カラム指定である</w:t>
+            </w:r>
+          </w:p>
+        </w:tc>
+      </w:tr>
+      <w:tr>
+        <w:tc>
+          <w:tcPr>
+            <w:tcW w:w="1666" w:type="pct"/>
+          </w:tcPr>
+          <w:p>
+            <w:r>
+              <w:t>SHIP_USER_SELF_DELETE_FORBIDDEN</w:t>
+            </w:r>
+          </w:p>
+        </w:tc>
+        <w:tc>
+          <w:tcPr>
+            <w:tcW w:w="1667" w:type="pct"/>
+          </w:tcPr>
+          <w:p>
+            <w:r>
+              <w:t>409</w:t>
+            </w:r>
+          </w:p>
+        </w:tc>
+        <w:tc>
+          <w:tcPr>
+            <w:tcW w:w="1667" w:type="pct"/>
+          </w:tcPr>
+          <w:p>
+            <w:r>
+              <w:rPr>
+                <w:rFonts w:hint="eastAsia"/>
+              </w:rPr>
+              <w:t>実行ユーザー自身は削除できない</w:t>
+            </w:r>
+          </w:p>
+        </w:tc>
+      </w:tr>
+      <w:tr>
+        <w:tc>
+          <w:tcPr>
+            <w:tcW w:w="1666" w:type="pct"/>
+          </w:tcPr>
+          <w:p>
+            <w:r>
+              <w:t>INTERNAL_SERVER_ERROR</w:t>
+            </w:r>
+          </w:p>
+        </w:tc>
+        <w:tc>
+          <w:tcPr>
+            <w:tcW w:w="1667" w:type="pct"/>
+          </w:tcPr>
+          <w:p>
+            <w:r>
               <w:t>500</w:t>
             </w:r>
           </w:p>
@@ -23428,17 +24435,7 @@
               <w:rPr>
                 <w:rFonts w:hint="eastAsia"/>
               </w:rPr>
-              <w:t>トークン発行または送信依頼に失敗</w:t>
-            </w:r>
-          </w:p>
-        </w:tc>
-        <w:tc>
-          <w:tcPr>
-            <w:tcW w:w="1667" w:type="pct"/>
-          </w:tcPr>
-          <w:p>
-            <w:r>
-              <w:t>ErrorResponse</w:t>
+              <w:t>サーバー内部エラー</w:t>
             </w:r>
           </w:p>
         </w:tc>
@@ -23447,2228 +24444,35 @@
     <w:p/>
     <w:p>
       <w:pPr>
+        <w:pStyle w:val="10"/>
+        <w:rPr>
+          <w:rFonts w:hint="eastAsia"/>
+        </w:rPr>
+      </w:pPr>
+      <w:bookmarkStart w:id="65" w:name="_Toc234834238"/>
+      <w:r>
+        <w:rPr>
+          <w:rFonts w:hint="eastAsia"/>
+        </w:rPr>
+        <w:t>第8章 運用・保守方針</w:t>
+      </w:r>
+      <w:bookmarkEnd w:id="65"/>
+    </w:p>
+    <w:p>
+      <w:pPr>
         <w:pStyle w:val="2"/>
         <w:rPr>
           <w:rFonts w:hint="eastAsia"/>
         </w:rPr>
       </w:pPr>
-      <w:bookmarkStart w:id="59" w:name="_Toc234176270"/>
-      <w:r>
-        <w:rPr>
-          <w:rFonts w:hint="eastAsia"/>
-        </w:rPr>
-        <w:t>SHIPユーザー削除（/ship-user-management/users/{userId}）</w:t>
-      </w:r>
-      <w:bookmarkEnd w:id="59"/>
-    </w:p>
-    <w:p>
-      <w:pPr>
-        <w:rPr>
-          <w:rFonts w:hint="eastAsia"/>
-        </w:rPr>
-      </w:pPr>
-      <w:r>
-        <w:rPr>
-          <w:rFonts w:hint="eastAsia"/>
-        </w:rPr>
-        <w:t>指定したSHIPユーザーを論理削除し、担当施設設定とユーザー施設別設定を削除する。自身の削除は認めない。</w:t>
-      </w:r>
-    </w:p>
-    <w:p>
-      <w:pPr>
-        <w:pStyle w:val="4"/>
-        <w:rPr>
-          <w:rFonts w:hint="eastAsia"/>
-        </w:rPr>
-      </w:pPr>
-      <w:r>
-        <w:rPr>
-          <w:rFonts w:hint="eastAsia"/>
-        </w:rPr>
-        <w:t>エンドポイント</w:t>
-      </w:r>
-    </w:p>
-    <w:p>
-      <w:r>
-        <w:t>Method: DELETE</w:t>
-      </w:r>
-    </w:p>
-    <w:p>
-      <w:r>
-        <w:t>Path: /ship-user-management/users/{userId}</w:t>
-      </w:r>
-    </w:p>
-    <w:p>
-      <w:pPr>
-        <w:rPr>
-          <w:rFonts w:hint="eastAsia"/>
-        </w:rPr>
-      </w:pPr>
-      <w:r>
-        <w:rPr>
-          <w:rFonts w:hint="eastAsia"/>
-        </w:rPr>
-        <w:t>認証: 要（Bearer）</w:t>
-      </w:r>
-    </w:p>
-    <w:p>
-      <w:pPr>
-        <w:pStyle w:val="3"/>
-        <w:rPr>
-          <w:rFonts w:hint="eastAsia"/>
-        </w:rPr>
-      </w:pPr>
-      <w:bookmarkStart w:id="60" w:name="_Toc234176271"/>
-      <w:r>
-        <w:rPr>
-          <w:rFonts w:hint="eastAsia"/>
-        </w:rPr>
-        <w:lastRenderedPageBreak/>
-        <w:t>リクエストパラメータ</w:t>
-      </w:r>
-      <w:bookmarkEnd w:id="60"/>
-    </w:p>
-    <w:tbl>
-      <w:tblPr>
-        <w:tblStyle w:val="afffffff7"/>
-        <w:tblW w:w="5000" w:type="pct"/>
-        <w:tblBorders>
-          <w:top w:val="single" w:sz="4" w:space="0" w:color="000000"/>
-          <w:left w:val="single" w:sz="4" w:space="0" w:color="000000"/>
-          <w:bottom w:val="single" w:sz="4" w:space="0" w:color="000000"/>
-          <w:right w:val="single" w:sz="4" w:space="0" w:color="000000"/>
-          <w:insideH w:val="single" w:sz="4" w:space="0" w:color="000000"/>
-          <w:insideV w:val="single" w:sz="4" w:space="0" w:color="000000"/>
-        </w:tblBorders>
-        <w:tblLook w:val="04A0" w:firstRow="1" w:lastRow="0" w:firstColumn="1" w:lastColumn="0" w:noHBand="0" w:noVBand="1"/>
-      </w:tblPr>
-      <w:tblGrid>
-        <w:gridCol w:w="1803"/>
-        <w:gridCol w:w="1804"/>
-        <w:gridCol w:w="1804"/>
-        <w:gridCol w:w="1804"/>
-        <w:gridCol w:w="1804"/>
-      </w:tblGrid>
-      <w:tr>
-        <w:trPr>
-          <w:tblHeader/>
-        </w:trPr>
-        <w:tc>
-          <w:tcPr>
-            <w:tcW w:w="1000" w:type="pct"/>
-            <w:shd w:val="clear" w:color="auto" w:fill="DBE5F1" w:themeFill="accent1" w:themeFillTint="33"/>
-          </w:tcPr>
-          <w:p>
-            <w:pPr>
-              <w:rPr>
-                <w:b/>
-              </w:rPr>
-            </w:pPr>
-            <w:r>
-              <w:rPr>
-                <w:rFonts w:hint="eastAsia"/>
-                <w:b/>
-              </w:rPr>
-              <w:t>パラメータ</w:t>
-            </w:r>
-          </w:p>
-        </w:tc>
-        <w:tc>
-          <w:tcPr>
-            <w:tcW w:w="1000" w:type="pct"/>
-            <w:shd w:val="clear" w:color="auto" w:fill="DBE5F1" w:themeFill="accent1" w:themeFillTint="33"/>
-          </w:tcPr>
-          <w:p>
-            <w:pPr>
-              <w:rPr>
-                <w:b/>
-              </w:rPr>
-            </w:pPr>
-            <w:r>
-              <w:rPr>
-                <w:b/>
-              </w:rPr>
-              <w:t>In</w:t>
-            </w:r>
-          </w:p>
-        </w:tc>
-        <w:tc>
-          <w:tcPr>
-            <w:tcW w:w="1000" w:type="pct"/>
-            <w:shd w:val="clear" w:color="auto" w:fill="DBE5F1" w:themeFill="accent1" w:themeFillTint="33"/>
-          </w:tcPr>
-          <w:p>
-            <w:pPr>
-              <w:rPr>
-                <w:b/>
-              </w:rPr>
-            </w:pPr>
-            <w:r>
-              <w:rPr>
-                <w:rFonts w:hint="eastAsia"/>
-                <w:b/>
-              </w:rPr>
-              <w:t>型</w:t>
-            </w:r>
-          </w:p>
-        </w:tc>
-        <w:tc>
-          <w:tcPr>
-            <w:tcW w:w="1000" w:type="pct"/>
-            <w:shd w:val="clear" w:color="auto" w:fill="DBE5F1" w:themeFill="accent1" w:themeFillTint="33"/>
-          </w:tcPr>
-          <w:p>
-            <w:pPr>
-              <w:rPr>
-                <w:b/>
-              </w:rPr>
-            </w:pPr>
-            <w:r>
-              <w:rPr>
-                <w:rFonts w:hint="eastAsia"/>
-                <w:b/>
-              </w:rPr>
-              <w:t>必須</w:t>
-            </w:r>
-          </w:p>
-        </w:tc>
-        <w:tc>
-          <w:tcPr>
-            <w:tcW w:w="1000" w:type="pct"/>
-            <w:shd w:val="clear" w:color="auto" w:fill="DBE5F1" w:themeFill="accent1" w:themeFillTint="33"/>
-          </w:tcPr>
-          <w:p>
-            <w:pPr>
-              <w:rPr>
-                <w:b/>
-              </w:rPr>
-            </w:pPr>
-            <w:r>
-              <w:rPr>
-                <w:rFonts w:hint="eastAsia"/>
-                <w:b/>
-              </w:rPr>
-              <w:t>説明</w:t>
-            </w:r>
-          </w:p>
-        </w:tc>
-      </w:tr>
-      <w:tr>
-        <w:tc>
-          <w:tcPr>
-            <w:tcW w:w="1000" w:type="pct"/>
-          </w:tcPr>
-          <w:p>
-            <w:r>
-              <w:t>userId</w:t>
-            </w:r>
-          </w:p>
-        </w:tc>
-        <w:tc>
-          <w:tcPr>
-            <w:tcW w:w="1000" w:type="pct"/>
-          </w:tcPr>
-          <w:p>
-            <w:r>
-              <w:t>path</w:t>
-            </w:r>
-          </w:p>
-        </w:tc>
-        <w:tc>
-          <w:tcPr>
-            <w:tcW w:w="1000" w:type="pct"/>
-          </w:tcPr>
-          <w:p>
-            <w:r>
-              <w:t>int64</w:t>
-            </w:r>
-          </w:p>
-        </w:tc>
-        <w:tc>
-          <w:tcPr>
-            <w:tcW w:w="1000" w:type="pct"/>
-          </w:tcPr>
-          <w:p>
-            <w:r>
-              <w:t>✓</w:t>
-            </w:r>
-          </w:p>
-        </w:tc>
-        <w:tc>
-          <w:tcPr>
-            <w:tcW w:w="1000" w:type="pct"/>
-          </w:tcPr>
-          <w:p>
-            <w:r>
-              <w:rPr>
-                <w:rFonts w:hint="eastAsia"/>
-              </w:rPr>
-              <w:t>削除対象ユーザーID</w:t>
-            </w:r>
-          </w:p>
-        </w:tc>
-      </w:tr>
-      <w:tr>
-        <w:tc>
-          <w:tcPr>
-            <w:tcW w:w="1000" w:type="pct"/>
-          </w:tcPr>
-          <w:p>
-            <w:r>
-              <w:t>lastKnownUpdatedAt</w:t>
-            </w:r>
-          </w:p>
-        </w:tc>
-        <w:tc>
-          <w:tcPr>
-            <w:tcW w:w="1000" w:type="pct"/>
-          </w:tcPr>
-          <w:p>
-            <w:r>
-              <w:t>query</w:t>
-            </w:r>
-          </w:p>
-        </w:tc>
-        <w:tc>
-          <w:tcPr>
-            <w:tcW w:w="1000" w:type="pct"/>
-          </w:tcPr>
-          <w:p>
-            <w:r>
-              <w:t>string(datetime)</w:t>
-            </w:r>
-          </w:p>
-        </w:tc>
-        <w:tc>
-          <w:tcPr>
-            <w:tcW w:w="1000" w:type="pct"/>
-          </w:tcPr>
-          <w:p>
-            <w:r>
-              <w:t>✓</w:t>
-            </w:r>
-          </w:p>
-        </w:tc>
-        <w:tc>
-          <w:tcPr>
-            <w:tcW w:w="1000" w:type="pct"/>
-          </w:tcPr>
-          <w:p>
-            <w:r>
-              <w:rPr>
-                <w:rFonts w:hint="eastAsia"/>
-              </w:rPr>
-              <w:t>取得時点の `updatedAt`。競合検知に用いる</w:t>
-            </w:r>
-          </w:p>
-        </w:tc>
-      </w:tr>
-    </w:tbl>
-    <w:p/>
-    <w:p>
-      <w:pPr>
-        <w:pStyle w:val="4"/>
-        <w:rPr>
-          <w:rFonts w:hint="eastAsia"/>
-        </w:rPr>
-      </w:pPr>
-      <w:r>
-        <w:rPr>
-          <w:rFonts w:hint="eastAsia"/>
-        </w:rPr>
-        <w:t>権限チェック</w:t>
-      </w:r>
-    </w:p>
-    <w:p>
-      <w:pPr>
-        <w:rPr>
-          <w:rFonts w:hint="eastAsia"/>
-        </w:rPr>
-      </w:pPr>
-      <w:r>
-        <w:rPr>
-          <w:rFonts w:hint="eastAsia"/>
-        </w:rPr>
-        <w:t>認可条件: Bearer トークン上の作業対象施設について実効 `user_edit` が有効であること</w:t>
-      </w:r>
-    </w:p>
-    <w:p>
-      <w:pPr>
-        <w:rPr>
-          <w:rFonts w:hint="eastAsia"/>
-        </w:rPr>
-      </w:pPr>
-      <w:r>
-        <w:rPr>
-          <w:rFonts w:hint="eastAsia"/>
-        </w:rPr>
-        <w:t>共有システム管理者アカウントでは作業対象施設が未削除であること</w:t>
-      </w:r>
-    </w:p>
-    <w:p>
-      <w:pPr>
-        <w:pStyle w:val="4"/>
-        <w:rPr>
-          <w:rFonts w:hint="eastAsia"/>
-        </w:rPr>
-      </w:pPr>
-      <w:r>
-        <w:rPr>
-          <w:rFonts w:hint="eastAsia"/>
-        </w:rPr>
-        <w:t>処理仕様</w:t>
-      </w:r>
-    </w:p>
-    <w:p>
-      <w:pPr>
-        <w:rPr>
-          <w:rFonts w:hint="eastAsia"/>
-        </w:rPr>
-      </w:pPr>
-      <w:r>
-        <w:rPr>
-          <w:rFonts w:hint="eastAsia"/>
-        </w:rPr>
-        <w:t>対象 `users` が `deleted_at IS NULL` かつ `account_type = 'SHIP'` で存在することを確認する</w:t>
-      </w:r>
-    </w:p>
-    <w:p>
-      <w:pPr>
-        <w:rPr>
-          <w:rFonts w:hint="eastAsia"/>
-        </w:rPr>
-      </w:pPr>
-      <w:r>
-        <w:rPr>
-          <w:rFonts w:hint="eastAsia"/>
-        </w:rPr>
-        <w:t>`lastKnownUpdatedAt` と `users.updated_at` を比較し、不一致時は 409 (`SHIP_USER_CONFLICT`) を返却する</w:t>
-      </w:r>
-    </w:p>
-    <w:p>
-      <w:pPr>
-        <w:rPr>
-          <w:rFonts w:hint="eastAsia"/>
-        </w:rPr>
-      </w:pPr>
-      <w:r>
-        <w:rPr>
-          <w:rFonts w:hint="eastAsia"/>
-        </w:rPr>
-        <w:t>実行ユーザー自身を削除対象にすることはできない</w:t>
-      </w:r>
-    </w:p>
-    <w:p>
-      <w:pPr>
-        <w:rPr>
-          <w:rFonts w:hint="eastAsia"/>
-        </w:rPr>
-      </w:pPr>
-      <w:r>
-        <w:rPr>
-          <w:rFonts w:hint="eastAsia"/>
-        </w:rPr>
-        <w:t>`users.deleted_at` と `users.updated_at` を現在日時へ更新し、`is_active=false` とする</w:t>
-      </w:r>
-    </w:p>
-    <w:p>
-      <w:pPr>
-        <w:rPr>
-          <w:rFonts w:hint="eastAsia"/>
-        </w:rPr>
-      </w:pPr>
-      <w:r>
-        <w:rPr>
-          <w:rFonts w:hint="eastAsia"/>
-        </w:rPr>
-        <w:t>対象ユーザーの `user_facility_column_settings`、`user_facility_feature_settings`、`user_facility_assignments` を削除する</w:t>
-      </w:r>
-    </w:p>
-    <w:p>
-      <w:pPr>
-        <w:rPr>
-          <w:rFonts w:hint="eastAsia"/>
-        </w:rPr>
-      </w:pPr>
-      <w:r>
-        <w:rPr>
-          <w:rFonts w:hint="eastAsia"/>
-        </w:rPr>
-        <w:t>削除処理は 1 トランザクションで実行する</w:t>
-      </w:r>
-    </w:p>
-    <w:p>
-      <w:pPr>
-        <w:pStyle w:val="3"/>
-        <w:rPr>
-          <w:rFonts w:hint="eastAsia"/>
-        </w:rPr>
-      </w:pPr>
-      <w:bookmarkStart w:id="61" w:name="_Toc234176272"/>
-      <w:r>
-        <w:rPr>
-          <w:rFonts w:hint="eastAsia"/>
-        </w:rPr>
-        <w:t>レスポンス（204：No Content）</w:t>
-      </w:r>
-      <w:bookmarkEnd w:id="61"/>
-    </w:p>
-    <w:p>
-      <w:pPr>
-        <w:rPr>
-          <w:rFonts w:hint="eastAsia"/>
-        </w:rPr>
-      </w:pPr>
-      <w:r>
-        <w:rPr>
-          <w:rFonts w:hint="eastAsia"/>
-        </w:rPr>
-        <w:t>Body は返却しない。</w:t>
-      </w:r>
-    </w:p>
-    <w:p>
-      <w:pPr>
-        <w:pStyle w:val="3"/>
-        <w:rPr>
-          <w:rFonts w:hint="eastAsia"/>
-        </w:rPr>
-      </w:pPr>
-      <w:bookmarkStart w:id="62" w:name="_Toc234176273"/>
-      <w:r>
-        <w:rPr>
-          <w:rFonts w:hint="eastAsia"/>
-        </w:rPr>
-        <w:t>ステータスコード</w:t>
-      </w:r>
-      <w:bookmarkEnd w:id="62"/>
-    </w:p>
-    <w:tbl>
-      <w:tblPr>
-        <w:tblStyle w:val="afffffff7"/>
-        <w:tblW w:w="5000" w:type="pct"/>
-        <w:tblBorders>
-          <w:top w:val="single" w:sz="4" w:space="0" w:color="000000"/>
-          <w:left w:val="single" w:sz="4" w:space="0" w:color="000000"/>
-          <w:bottom w:val="single" w:sz="4" w:space="0" w:color="000000"/>
-          <w:right w:val="single" w:sz="4" w:space="0" w:color="000000"/>
-          <w:insideH w:val="single" w:sz="4" w:space="0" w:color="000000"/>
-          <w:insideV w:val="single" w:sz="4" w:space="0" w:color="000000"/>
-        </w:tblBorders>
-        <w:tblLook w:val="04A0" w:firstRow="1" w:lastRow="0" w:firstColumn="1" w:lastColumn="0" w:noHBand="0" w:noVBand="1"/>
-      </w:tblPr>
-      <w:tblGrid>
-        <w:gridCol w:w="3005"/>
-        <w:gridCol w:w="3007"/>
-        <w:gridCol w:w="3007"/>
-      </w:tblGrid>
-      <w:tr>
-        <w:trPr>
-          <w:tblHeader/>
-        </w:trPr>
-        <w:tc>
-          <w:tcPr>
-            <w:tcW w:w="1666" w:type="pct"/>
-            <w:shd w:val="clear" w:color="auto" w:fill="DBE5F1" w:themeFill="accent1" w:themeFillTint="33"/>
-          </w:tcPr>
-          <w:p>
-            <w:pPr>
-              <w:rPr>
-                <w:b/>
-              </w:rPr>
-            </w:pPr>
-            <w:r>
-              <w:rPr>
-                <w:b/>
-              </w:rPr>
-              <w:t>HTTP</w:t>
-            </w:r>
-          </w:p>
-        </w:tc>
-        <w:tc>
-          <w:tcPr>
-            <w:tcW w:w="1667" w:type="pct"/>
-            <w:shd w:val="clear" w:color="auto" w:fill="DBE5F1" w:themeFill="accent1" w:themeFillTint="33"/>
-          </w:tcPr>
-          <w:p>
-            <w:pPr>
-              <w:rPr>
-                <w:b/>
-              </w:rPr>
-            </w:pPr>
-            <w:r>
-              <w:rPr>
-                <w:rFonts w:hint="eastAsia"/>
-                <w:b/>
-              </w:rPr>
-              <w:t>説明</w:t>
-            </w:r>
-          </w:p>
-        </w:tc>
-        <w:tc>
-          <w:tcPr>
-            <w:tcW w:w="1667" w:type="pct"/>
-            <w:shd w:val="clear" w:color="auto" w:fill="DBE5F1" w:themeFill="accent1" w:themeFillTint="33"/>
-          </w:tcPr>
-          <w:p>
-            <w:pPr>
-              <w:rPr>
-                <w:b/>
-              </w:rPr>
-            </w:pPr>
-            <w:r>
-              <w:rPr>
-                <w:rFonts w:hint="eastAsia"/>
-                <w:b/>
-              </w:rPr>
-              <w:t>レスポンス</w:t>
-            </w:r>
-          </w:p>
-        </w:tc>
-      </w:tr>
-      <w:tr>
-        <w:tc>
-          <w:tcPr>
-            <w:tcW w:w="1666" w:type="pct"/>
-          </w:tcPr>
-          <w:p>
-            <w:r>
-              <w:t>204</w:t>
-            </w:r>
-          </w:p>
-        </w:tc>
-        <w:tc>
-          <w:tcPr>
-            <w:tcW w:w="1667" w:type="pct"/>
-          </w:tcPr>
-          <w:p>
-            <w:r>
-              <w:rPr>
-                <w:rFonts w:hint="eastAsia"/>
-              </w:rPr>
-              <w:t>削除成功</w:t>
-            </w:r>
-          </w:p>
-        </w:tc>
-        <w:tc>
-          <w:tcPr>
-            <w:tcW w:w="1667" w:type="pct"/>
-          </w:tcPr>
-          <w:p>
-            <w:r>
-              <w:t>-</w:t>
-            </w:r>
-          </w:p>
-        </w:tc>
-      </w:tr>
-      <w:tr>
-        <w:tc>
-          <w:tcPr>
-            <w:tcW w:w="1666" w:type="pct"/>
-          </w:tcPr>
-          <w:p>
-            <w:r>
-              <w:t>401</w:t>
-            </w:r>
-          </w:p>
-        </w:tc>
-        <w:tc>
-          <w:tcPr>
-            <w:tcW w:w="1667" w:type="pct"/>
-          </w:tcPr>
-          <w:p>
-            <w:r>
-              <w:rPr>
-                <w:rFonts w:hint="eastAsia"/>
-              </w:rPr>
-              <w:t>未認証</w:t>
-            </w:r>
-          </w:p>
-        </w:tc>
-        <w:tc>
-          <w:tcPr>
-            <w:tcW w:w="1667" w:type="pct"/>
-          </w:tcPr>
-          <w:p>
-            <w:r>
-              <w:t>ErrorResponse</w:t>
-            </w:r>
-          </w:p>
-        </w:tc>
-      </w:tr>
-      <w:tr>
-        <w:tc>
-          <w:tcPr>
-            <w:tcW w:w="1666" w:type="pct"/>
-          </w:tcPr>
-          <w:p>
-            <w:r>
-              <w:t>403</w:t>
-            </w:r>
-          </w:p>
-        </w:tc>
-        <w:tc>
-          <w:tcPr>
-            <w:tcW w:w="1667" w:type="pct"/>
-          </w:tcPr>
-          <w:p>
-            <w:r>
-              <w:rPr>
-                <w:rFonts w:hint="eastAsia"/>
-              </w:rPr>
-              <w:t>作業対象施設に対する実効 `user_edit` なし</w:t>
-            </w:r>
-          </w:p>
-        </w:tc>
-        <w:tc>
-          <w:tcPr>
-            <w:tcW w:w="1667" w:type="pct"/>
-          </w:tcPr>
-          <w:p>
-            <w:r>
-              <w:t>ErrorResponse</w:t>
-            </w:r>
-          </w:p>
-        </w:tc>
-      </w:tr>
-      <w:tr>
-        <w:tc>
-          <w:tcPr>
-            <w:tcW w:w="1666" w:type="pct"/>
-          </w:tcPr>
-          <w:p>
-            <w:r>
-              <w:lastRenderedPageBreak/>
-              <w:t>404</w:t>
-            </w:r>
-          </w:p>
-        </w:tc>
-        <w:tc>
-          <w:tcPr>
-            <w:tcW w:w="1667" w:type="pct"/>
-          </w:tcPr>
-          <w:p>
-            <w:r>
-              <w:rPr>
-                <w:rFonts w:hint="eastAsia"/>
-              </w:rPr>
-              <w:t>対象SHIPユーザーが存在しない</w:t>
-            </w:r>
-          </w:p>
-        </w:tc>
-        <w:tc>
-          <w:tcPr>
-            <w:tcW w:w="1667" w:type="pct"/>
-          </w:tcPr>
-          <w:p>
-            <w:r>
-              <w:t>ErrorResponse</w:t>
-            </w:r>
-          </w:p>
-        </w:tc>
-      </w:tr>
-      <w:tr>
-        <w:tc>
-          <w:tcPr>
-            <w:tcW w:w="1666" w:type="pct"/>
-          </w:tcPr>
-          <w:p>
-            <w:r>
-              <w:t>409</w:t>
-            </w:r>
-          </w:p>
-        </w:tc>
-        <w:tc>
-          <w:tcPr>
-            <w:tcW w:w="1667" w:type="pct"/>
-          </w:tcPr>
-          <w:p>
-            <w:r>
-              <w:rPr>
-                <w:rFonts w:hint="eastAsia"/>
-              </w:rPr>
-              <w:t>更新競合、または自身削除禁止</w:t>
-            </w:r>
-          </w:p>
-        </w:tc>
-        <w:tc>
-          <w:tcPr>
-            <w:tcW w:w="1667" w:type="pct"/>
-          </w:tcPr>
-          <w:p>
-            <w:r>
-              <w:t>ErrorResponse</w:t>
-            </w:r>
-          </w:p>
-        </w:tc>
-      </w:tr>
-      <w:tr>
-        <w:tc>
-          <w:tcPr>
-            <w:tcW w:w="1666" w:type="pct"/>
-          </w:tcPr>
-          <w:p>
-            <w:r>
-              <w:t>500</w:t>
-            </w:r>
-          </w:p>
-        </w:tc>
-        <w:tc>
-          <w:tcPr>
-            <w:tcW w:w="1667" w:type="pct"/>
-          </w:tcPr>
-          <w:p>
-            <w:r>
-              <w:rPr>
-                <w:rFonts w:hint="eastAsia"/>
-              </w:rPr>
-              <w:t>サーバー内部エラー</w:t>
-            </w:r>
-          </w:p>
-        </w:tc>
-        <w:tc>
-          <w:tcPr>
-            <w:tcW w:w="1667" w:type="pct"/>
-          </w:tcPr>
-          <w:p>
-            <w:r>
-              <w:t>ErrorResponse</w:t>
-            </w:r>
-          </w:p>
-        </w:tc>
-      </w:tr>
-    </w:tbl>
-    <w:p/>
-    <w:p>
-      <w:pPr>
-        <w:pStyle w:val="10"/>
-        <w:rPr>
-          <w:rFonts w:hint="eastAsia"/>
-        </w:rPr>
-      </w:pPr>
-      <w:bookmarkStart w:id="63" w:name="_Toc234176274"/>
-      <w:r>
-        <w:rPr>
-          <w:rFonts w:hint="eastAsia"/>
-        </w:rPr>
-        <w:t>第6章 権限・業務ルール</w:t>
-      </w:r>
-      <w:bookmarkEnd w:id="63"/>
-    </w:p>
-    <w:p>
-      <w:pPr>
-        <w:pStyle w:val="2"/>
-        <w:rPr>
-          <w:rFonts w:hint="eastAsia"/>
-        </w:rPr>
-      </w:pPr>
-      <w:bookmarkStart w:id="64" w:name="_Toc234176275"/>
-      <w:r>
-        <w:rPr>
-          <w:rFonts w:hint="eastAsia"/>
-        </w:rPr>
-        <w:t>必要権限</w:t>
-      </w:r>
-      <w:bookmarkEnd w:id="64"/>
-    </w:p>
-    <w:tbl>
-      <w:tblPr>
-        <w:tblStyle w:val="afffffff7"/>
-        <w:tblW w:w="5000" w:type="pct"/>
-        <w:tblBorders>
-          <w:top w:val="single" w:sz="4" w:space="0" w:color="000000"/>
-          <w:left w:val="single" w:sz="4" w:space="0" w:color="000000"/>
-          <w:bottom w:val="single" w:sz="4" w:space="0" w:color="000000"/>
-          <w:right w:val="single" w:sz="4" w:space="0" w:color="000000"/>
-          <w:insideH w:val="single" w:sz="4" w:space="0" w:color="000000"/>
-          <w:insideV w:val="single" w:sz="4" w:space="0" w:color="000000"/>
-        </w:tblBorders>
-        <w:tblLook w:val="04A0" w:firstRow="1" w:lastRow="0" w:firstColumn="1" w:lastColumn="0" w:noHBand="0" w:noVBand="1"/>
-      </w:tblPr>
-      <w:tblGrid>
-        <w:gridCol w:w="2254"/>
-        <w:gridCol w:w="2255"/>
-        <w:gridCol w:w="2255"/>
-        <w:gridCol w:w="2255"/>
-      </w:tblGrid>
-      <w:tr>
-        <w:trPr>
-          <w:tblHeader/>
-        </w:trPr>
-        <w:tc>
-          <w:tcPr>
-            <w:tcW w:w="1250" w:type="pct"/>
-            <w:shd w:val="clear" w:color="auto" w:fill="DBE5F1" w:themeFill="accent1" w:themeFillTint="33"/>
-          </w:tcPr>
-          <w:p>
-            <w:pPr>
-              <w:rPr>
-                <w:b/>
-              </w:rPr>
-            </w:pPr>
-            <w:r>
-              <w:rPr>
-                <w:rFonts w:hint="eastAsia"/>
-                <w:b/>
-              </w:rPr>
-              <w:t>処理</w:t>
-            </w:r>
-          </w:p>
-        </w:tc>
-        <w:tc>
-          <w:tcPr>
-            <w:tcW w:w="1250" w:type="pct"/>
-            <w:shd w:val="clear" w:color="auto" w:fill="DBE5F1" w:themeFill="accent1" w:themeFillTint="33"/>
-          </w:tcPr>
-          <w:p>
-            <w:pPr>
-              <w:rPr>
-                <w:b/>
-              </w:rPr>
-            </w:pPr>
-            <w:r>
-              <w:rPr>
-                <w:rFonts w:hint="eastAsia"/>
-                <w:b/>
-              </w:rPr>
-              <w:t>必要 feature_code</w:t>
-            </w:r>
-          </w:p>
-        </w:tc>
-        <w:tc>
-          <w:tcPr>
-            <w:tcW w:w="1250" w:type="pct"/>
-            <w:shd w:val="clear" w:color="auto" w:fill="DBE5F1" w:themeFill="accent1" w:themeFillTint="33"/>
-          </w:tcPr>
-          <w:p>
-            <w:pPr>
-              <w:rPr>
-                <w:b/>
-              </w:rPr>
-            </w:pPr>
-            <w:r>
-              <w:rPr>
-                <w:rFonts w:hint="eastAsia"/>
-                <w:b/>
-              </w:rPr>
-              <w:t>判定基準</w:t>
-            </w:r>
-          </w:p>
-        </w:tc>
-        <w:tc>
-          <w:tcPr>
-            <w:tcW w:w="1250" w:type="pct"/>
-            <w:shd w:val="clear" w:color="auto" w:fill="DBE5F1" w:themeFill="accent1" w:themeFillTint="33"/>
-          </w:tcPr>
-          <w:p>
-            <w:pPr>
-              <w:rPr>
-                <w:b/>
-              </w:rPr>
-            </w:pPr>
-            <w:r>
-              <w:rPr>
-                <w:rFonts w:hint="eastAsia"/>
-                <w:b/>
-              </w:rPr>
-              <w:t>説明</w:t>
-            </w:r>
-          </w:p>
-        </w:tc>
-      </w:tr>
-      <w:tr>
-        <w:tc>
-          <w:tcPr>
-            <w:tcW w:w="1250" w:type="pct"/>
-          </w:tcPr>
-          <w:p>
-            <w:r>
-              <w:rPr>
-                <w:rFonts w:hint="eastAsia"/>
-              </w:rPr>
-              <w:t>画面コンテキスト取得 / 一覧取得</w:t>
-            </w:r>
-          </w:p>
-        </w:tc>
-        <w:tc>
-          <w:tcPr>
-            <w:tcW w:w="1250" w:type="pct"/>
-          </w:tcPr>
-          <w:p>
-            <w:r>
-              <w:t>`user_list_view`</w:t>
-            </w:r>
-          </w:p>
-        </w:tc>
-        <w:tc>
-          <w:tcPr>
-            <w:tcW w:w="1250" w:type="pct"/>
-          </w:tcPr>
-          <w:p>
-            <w:r>
-              <w:rPr>
-                <w:rFonts w:hint="eastAsia"/>
-              </w:rPr>
-              <w:t>Bearer トークン上の作業対象施設に対して実効 `user_list_view` を持つこと</w:t>
-            </w:r>
-          </w:p>
-        </w:tc>
-        <w:tc>
-          <w:tcPr>
-            <w:tcW w:w="1250" w:type="pct"/>
-          </w:tcPr>
-          <w:p>
-            <w:r>
-              <w:rPr>
-                <w:rFonts w:hint="eastAsia"/>
-              </w:rPr>
-              <w:t>一覧参照系</w:t>
-            </w:r>
-          </w:p>
-        </w:tc>
-      </w:tr>
-      <w:tr>
-        <w:tc>
-          <w:tcPr>
-            <w:tcW w:w="1250" w:type="pct"/>
-          </w:tcPr>
-          <w:p>
-            <w:r>
-              <w:rPr>
-                <w:rFonts w:hint="eastAsia"/>
-              </w:rPr>
-              <w:t>ユーザー基本情報取得 / ユーザー基本情報更新 / 初回設定案内送信 / 削除</w:t>
-            </w:r>
-          </w:p>
-        </w:tc>
-        <w:tc>
-          <w:tcPr>
-            <w:tcW w:w="1250" w:type="pct"/>
-          </w:tcPr>
-          <w:p>
-            <w:r>
-              <w:t>`user_edit`</w:t>
-            </w:r>
-          </w:p>
-        </w:tc>
-        <w:tc>
-          <w:tcPr>
-            <w:tcW w:w="1250" w:type="pct"/>
-          </w:tcPr>
-          <w:p>
-            <w:r>
-              <w:rPr>
-                <w:rFonts w:hint="eastAsia"/>
-              </w:rPr>
-              <w:t>Bearer トークン上の作業対象施設に対して実効 `user_edit` を持つこと</w:t>
-            </w:r>
-          </w:p>
-        </w:tc>
-        <w:tc>
-          <w:tcPr>
-            <w:tcW w:w="1250" w:type="pct"/>
-          </w:tcPr>
-          <w:p>
-            <w:r>
-              <w:rPr>
-                <w:rFonts w:hint="eastAsia"/>
-              </w:rPr>
-              <w:t>PII を含む基本情報参照と基本情報変更系</w:t>
-            </w:r>
-          </w:p>
-        </w:tc>
-      </w:tr>
-      <w:tr>
-        <w:tc>
-          <w:tcPr>
-            <w:tcW w:w="1250" w:type="pct"/>
-          </w:tcPr>
-          <w:p>
-            <w:r>
-              <w:rPr>
-                <w:rFonts w:hint="eastAsia"/>
-              </w:rPr>
-              <w:t>担当施設・権限詳細取得 / 施設候補取得 / 担当施設・権限更新</w:t>
-            </w:r>
-          </w:p>
-        </w:tc>
-        <w:tc>
-          <w:tcPr>
-            <w:tcW w:w="1250" w:type="pct"/>
-          </w:tcPr>
-          <w:p>
-            <w:r>
-              <w:t>`user_facility_assignment_edit`</w:t>
-            </w:r>
-          </w:p>
-        </w:tc>
-        <w:tc>
-          <w:tcPr>
-            <w:tcW w:w="1250" w:type="pct"/>
-          </w:tcPr>
-          <w:p>
-            <w:r>
-              <w:rPr>
-                <w:rFonts w:hint="eastAsia"/>
-              </w:rPr>
-              <w:t>Bearer トークン上の作業対象施設に対して実効 `user_facility_assignment_edit` を持つこと</w:t>
-            </w:r>
-          </w:p>
-        </w:tc>
-        <w:tc>
-          <w:tcPr>
-            <w:tcW w:w="1250" w:type="pct"/>
-          </w:tcPr>
-          <w:p>
-            <w:r>
-              <w:rPr>
-                <w:rFonts w:hint="eastAsia"/>
-              </w:rPr>
-              <w:t>担当施設とユーザー施設別権限の変更系</w:t>
-            </w:r>
-          </w:p>
-        </w:tc>
-      </w:tr>
-      <w:tr>
-        <w:tc>
-          <w:tcPr>
-            <w:tcW w:w="1250" w:type="pct"/>
-          </w:tcPr>
-          <w:p>
-            <w:r>
-              <w:rPr>
-                <w:rFonts w:hint="eastAsia"/>
-              </w:rPr>
-              <w:t>ユーザー新規作成</w:t>
-            </w:r>
-          </w:p>
-        </w:tc>
-        <w:tc>
-          <w:tcPr>
-            <w:tcW w:w="1250" w:type="pct"/>
-          </w:tcPr>
-          <w:p>
-            <w:r>
-              <w:rPr>
-                <w:rFonts w:hint="eastAsia"/>
-              </w:rPr>
-              <w:t>`user_edit` と `user_facility_assignment_edit`</w:t>
-            </w:r>
-          </w:p>
-        </w:tc>
-        <w:tc>
-          <w:tcPr>
-            <w:tcW w:w="1250" w:type="pct"/>
-          </w:tcPr>
-          <w:p>
-            <w:r>
-              <w:rPr>
-                <w:rFonts w:hint="eastAsia"/>
-              </w:rPr>
-              <w:t>同一作業対象施設に対して両 feature_code を持つこと</w:t>
-            </w:r>
-          </w:p>
-        </w:tc>
-        <w:tc>
-          <w:tcPr>
-            <w:tcW w:w="1250" w:type="pct"/>
-          </w:tcPr>
-          <w:p>
-            <w:r>
-              <w:rPr>
-                <w:rFonts w:hint="eastAsia"/>
-              </w:rPr>
-              <w:t>新規作成は基本情報と担当施設・権限設定を同時に扱う</w:t>
-            </w:r>
-          </w:p>
-        </w:tc>
-      </w:tr>
-    </w:tbl>
-    <w:p/>
-    <w:p>
-      <w:pPr>
-        <w:pStyle w:val="2"/>
-        <w:rPr>
-          <w:rFonts w:hint="eastAsia"/>
-        </w:rPr>
-      </w:pPr>
-      <w:bookmarkStart w:id="65" w:name="_Toc234176276"/>
-      <w:r>
-        <w:rPr>
-          <w:rFonts w:hint="eastAsia"/>
-        </w:rPr>
-        <w:t>一意性・整合性ルール</w:t>
-      </w:r>
-      <w:bookmarkEnd w:id="65"/>
-    </w:p>
-    <w:p>
-      <w:pPr>
-        <w:pStyle w:val="afffffff8"/>
-        <w:numPr>
-          <w:ilvl w:val="0"/>
-          <w:numId w:val="7"/>
-        </w:numPr>
-        <w:ind w:leftChars="0"/>
-        <w:rPr>
-          <w:rFonts w:hint="eastAsia"/>
-        </w:rPr>
-      </w:pPr>
-      <w:r>
-        <w:rPr>
-          <w:rFonts w:hint="eastAsia"/>
-        </w:rPr>
-        <w:t>管理対象ユーザーは `users.account_type = 'SHIP'` の通常ユーザーに限る</w:t>
-      </w:r>
-    </w:p>
-    <w:p>
-      <w:pPr>
-        <w:pStyle w:val="afffffff8"/>
-        <w:numPr>
-          <w:ilvl w:val="0"/>
-          <w:numId w:val="7"/>
-        </w:numPr>
-        <w:ind w:leftChars="0"/>
-        <w:rPr>
-          <w:rFonts w:hint="eastAsia"/>
-        </w:rPr>
-      </w:pPr>
-      <w:r>
-        <w:rPr>
-          <w:rFonts w:hint="eastAsia"/>
-        </w:rPr>
-        <w:lastRenderedPageBreak/>
-        <w:t>病院ユーザーと共有システム管理者アカウントは本 API の作成・編集・削除・初回設定案内対象に含めない</w:t>
-      </w:r>
-    </w:p>
-    <w:p>
-      <w:pPr>
-        <w:pStyle w:val="afffffff8"/>
-        <w:numPr>
-          <w:ilvl w:val="0"/>
-          <w:numId w:val="7"/>
-        </w:numPr>
-        <w:ind w:leftChars="0"/>
-        <w:rPr>
-          <w:rFonts w:hint="eastAsia"/>
-        </w:rPr>
-      </w:pPr>
-      <w:r>
-        <w:rPr>
-          <w:rFonts w:hint="eastAsia"/>
-        </w:rPr>
-        <w:t>`users.email_address` は未削除ユーザー間で一意に保つ</w:t>
-      </w:r>
-    </w:p>
-    <w:p>
-      <w:pPr>
-        <w:pStyle w:val="afffffff8"/>
-        <w:numPr>
-          <w:ilvl w:val="0"/>
-          <w:numId w:val="7"/>
-        </w:numPr>
-        <w:ind w:leftChars="0"/>
-        <w:rPr>
-          <w:rFonts w:hint="eastAsia"/>
-        </w:rPr>
-      </w:pPr>
-      <w:r>
-        <w:rPr>
-          <w:rFonts w:hint="eastAsia"/>
-        </w:rPr>
-        <w:t>`user_facility_assignments` は `(user_id, facility_id)` を一意に保つ</w:t>
-      </w:r>
-    </w:p>
-    <w:p>
-      <w:pPr>
-        <w:pStyle w:val="afffffff8"/>
-        <w:numPr>
-          <w:ilvl w:val="0"/>
-          <w:numId w:val="7"/>
-        </w:numPr>
-        <w:ind w:leftChars="0"/>
-        <w:rPr>
-          <w:rFonts w:hint="eastAsia"/>
-        </w:rPr>
-      </w:pPr>
-      <w:r>
-        <w:rPr>
-          <w:rFonts w:hint="eastAsia"/>
-        </w:rPr>
-        <w:t>担当施設候補は未削除の全施設とする</w:t>
-      </w:r>
-    </w:p>
-    <w:p>
-      <w:pPr>
-        <w:pStyle w:val="afffffff8"/>
-        <w:numPr>
-          <w:ilvl w:val="0"/>
-          <w:numId w:val="7"/>
-        </w:numPr>
-        <w:ind w:leftChars="0"/>
-        <w:rPr>
-          <w:rFonts w:hint="eastAsia"/>
-        </w:rPr>
-      </w:pPr>
-      <w:r>
-        <w:rPr>
-          <w:rFonts w:hint="eastAsia"/>
-        </w:rPr>
-        <w:t>既定施設は担当施設に必ず含め、`users.facility_id` と `is_default=true` の担当施設を一致させる</w:t>
-      </w:r>
-    </w:p>
-    <w:p>
-      <w:pPr>
-        <w:pStyle w:val="afffffff8"/>
-        <w:numPr>
-          <w:ilvl w:val="0"/>
-          <w:numId w:val="7"/>
-        </w:numPr>
-        <w:ind w:leftChars="0"/>
-        <w:rPr>
-          <w:rFonts w:hint="eastAsia"/>
-        </w:rPr>
-      </w:pPr>
-      <w:r>
-        <w:rPr>
-          <w:rFonts w:hint="eastAsia"/>
-        </w:rPr>
-        <w:t>公開 API では `assignmentType` を受け取らず、既定施設を `PRIMARY`、それ以外を `SECONDARY` として内部導出する</w:t>
-      </w:r>
-    </w:p>
-    <w:p>
-      <w:pPr>
-        <w:pStyle w:val="afffffff8"/>
-        <w:numPr>
-          <w:ilvl w:val="0"/>
-          <w:numId w:val="7"/>
-        </w:numPr>
-        <w:ind w:leftChars="0"/>
-        <w:rPr>
-          <w:rFonts w:hint="eastAsia"/>
-        </w:rPr>
-      </w:pPr>
-      <w:r>
-        <w:rPr>
-          <w:rFonts w:hint="eastAsia"/>
-        </w:rPr>
-        <w:t>担当施設ごとの機能設定は施設提供機能の有効範囲内だけ登録できる</w:t>
-      </w:r>
-    </w:p>
-    <w:p>
-      <w:pPr>
-        <w:pStyle w:val="afffffff8"/>
-        <w:numPr>
-          <w:ilvl w:val="0"/>
-          <w:numId w:val="7"/>
-        </w:numPr>
-        <w:ind w:leftChars="0"/>
-        <w:rPr>
-          <w:rFonts w:hint="eastAsia"/>
-        </w:rPr>
-      </w:pPr>
-      <w:r>
-        <w:rPr>
-          <w:rFonts w:hint="eastAsia"/>
-        </w:rPr>
-        <w:t>担当施設ごとのカラム設定は施設提供カラムの有効範囲内、かつ対応機能がユーザー側でも有効な場合だけ登録できる</w:t>
-      </w:r>
-    </w:p>
-    <w:p>
-      <w:pPr>
-        <w:pStyle w:val="afffffff8"/>
-        <w:numPr>
-          <w:ilvl w:val="0"/>
-          <w:numId w:val="7"/>
-        </w:numPr>
-        <w:ind w:leftChars="0"/>
-        <w:rPr>
-          <w:rFonts w:hint="eastAsia"/>
-        </w:rPr>
-      </w:pPr>
-      <w:r>
-        <w:rPr>
-          <w:rFonts w:hint="eastAsia"/>
-        </w:rPr>
-        <w:t>担当施設・権限更新成功時は `users.updated_at` も更新し、プロフィール更新との競合検知に使う</w:t>
-      </w:r>
-    </w:p>
-    <w:p>
-      <w:pPr>
-        <w:pStyle w:val="2"/>
-        <w:rPr>
-          <w:rFonts w:hint="eastAsia"/>
-        </w:rPr>
-      </w:pPr>
-      <w:bookmarkStart w:id="66" w:name="_Toc234176277"/>
-      <w:r>
-        <w:rPr>
-          <w:rFonts w:hint="eastAsia"/>
-        </w:rPr>
-        <w:t>削除・招待ルール</w:t>
+      <w:bookmarkStart w:id="66" w:name="_Toc234834239"/>
+      <w:r>
+        <w:rPr>
+          <w:rFonts w:hint="eastAsia"/>
+        </w:rPr>
+        <w:t>SHIPユーザーマスタ保守方針</w:t>
       </w:r>
       <w:bookmarkEnd w:id="66"/>
-    </w:p>
-    <w:p>
-      <w:pPr>
-        <w:pStyle w:val="afffffff8"/>
-        <w:numPr>
-          <w:ilvl w:val="0"/>
-          <w:numId w:val="8"/>
-        </w:numPr>
-        <w:ind w:leftChars="0"/>
-        <w:rPr>
-          <w:rFonts w:hint="eastAsia"/>
-        </w:rPr>
-      </w:pPr>
-      <w:r>
-        <w:rPr>
-          <w:rFonts w:hint="eastAsia"/>
-        </w:rPr>
-        <w:t>実行ユーザー自身の削除は認めない</w:t>
-      </w:r>
-    </w:p>
-    <w:p>
-      <w:pPr>
-        <w:pStyle w:val="afffffff8"/>
-        <w:numPr>
-          <w:ilvl w:val="0"/>
-          <w:numId w:val="8"/>
-        </w:numPr>
-        <w:ind w:leftChars="0"/>
-        <w:rPr>
-          <w:rFonts w:hint="eastAsia"/>
-        </w:rPr>
-      </w:pPr>
-      <w:r>
-        <w:rPr>
-          <w:rFonts w:hint="eastAsia"/>
-        </w:rPr>
-        <w:t>初回設定案内送信は `last_login_at IS NULL` の未利用ユーザーだけを対象とする</w:t>
-      </w:r>
-    </w:p>
-    <w:p>
-      <w:pPr>
-        <w:pStyle w:val="afffffff8"/>
-        <w:numPr>
-          <w:ilvl w:val="0"/>
-          <w:numId w:val="8"/>
-        </w:numPr>
-        <w:ind w:leftChars="0"/>
-        <w:rPr>
-          <w:rFonts w:hint="eastAsia"/>
-        </w:rPr>
-      </w:pPr>
-      <w:r>
-        <w:rPr>
-          <w:rFonts w:hint="eastAsia"/>
-        </w:rPr>
-        <w:t>既利用ユーザーのパスワード再設定は `/auth/password/forgot` の責務とし、本 API では扱わない</w:t>
-      </w:r>
-    </w:p>
-    <w:p>
-      <w:pPr>
-        <w:pStyle w:val="2"/>
-        <w:rPr>
-          <w:rFonts w:hint="eastAsia"/>
-        </w:rPr>
-      </w:pPr>
-      <w:bookmarkStart w:id="67" w:name="_Toc234176278"/>
-      <w:r>
-        <w:rPr>
-          <w:rFonts w:hint="eastAsia"/>
-        </w:rPr>
-        <w:t>実装前提・設計判断</w:t>
-      </w:r>
-      <w:bookmarkEnd w:id="67"/>
-    </w:p>
-    <w:p>
-      <w:pPr>
-        <w:pStyle w:val="afffffff8"/>
-        <w:numPr>
-          <w:ilvl w:val="0"/>
-          <w:numId w:val="9"/>
-        </w:numPr>
-        <w:ind w:leftChars="0"/>
-        <w:rPr>
-          <w:rFonts w:hint="eastAsia"/>
-        </w:rPr>
-      </w:pPr>
-      <w:r>
-        <w:rPr>
-          <w:rFonts w:hint="eastAsia"/>
-        </w:rPr>
-        <w:t>一覧 API は要約情報のみ返し、詳細情報は `GET /ship-user-management/users/{userId}` と `GET /ship-user-management/users/{userId}/facility-assignments` に分離する</w:t>
-      </w:r>
-    </w:p>
-    <w:p>
-      <w:pPr>
-        <w:pStyle w:val="afffffff8"/>
-        <w:numPr>
-          <w:ilvl w:val="0"/>
-          <w:numId w:val="9"/>
-        </w:numPr>
-        <w:ind w:leftChars="0"/>
-        <w:rPr>
-          <w:rFonts w:hint="eastAsia"/>
-        </w:rPr>
-      </w:pPr>
-      <w:r>
-        <w:rPr>
-          <w:rFonts w:hint="eastAsia"/>
-        </w:rPr>
-        <w:t>基本情報更新と担当施設・権限更新は API を分離し、`user_edit` と `user_facility_assignment_edit` の境界に一致させる</w:t>
-      </w:r>
-    </w:p>
-    <w:p>
-      <w:pPr>
-        <w:pStyle w:val="afffffff8"/>
-        <w:numPr>
-          <w:ilvl w:val="0"/>
-          <w:numId w:val="9"/>
-        </w:numPr>
-        <w:ind w:leftChars="0"/>
-        <w:rPr>
-          <w:rFonts w:hint="eastAsia"/>
-        </w:rPr>
-      </w:pPr>
-      <w:r>
-        <w:rPr>
-          <w:rFonts w:hint="eastAsia"/>
-        </w:rPr>
-        <w:t>SHIPユーザーの担当施設候補は未削除の全施設とし、選択中施設や設立母体による絞り込みは行わない</w:t>
-      </w:r>
-    </w:p>
-    <w:p>
-      <w:pPr>
-        <w:pStyle w:val="afffffff8"/>
-        <w:numPr>
-          <w:ilvl w:val="0"/>
-          <w:numId w:val="9"/>
-        </w:numPr>
-        <w:ind w:leftChars="0"/>
-        <w:rPr>
-          <w:rFonts w:hint="eastAsia"/>
-        </w:rPr>
-      </w:pPr>
-      <w:r>
-        <w:rPr>
-          <w:rFonts w:hint="eastAsia"/>
-        </w:rPr>
-        <w:t>平文パスワードやトークン文字列はSHIPユーザー管理 API の入出力へ含めず、認証基盤へ委譲する</w:t>
-      </w:r>
-    </w:p>
-    <w:p>
-      <w:pPr>
-        <w:pStyle w:val="afffffff8"/>
-        <w:numPr>
-          <w:ilvl w:val="0"/>
-          <w:numId w:val="9"/>
-        </w:numPr>
-        <w:ind w:leftChars="0"/>
-        <w:rPr>
-          <w:rFonts w:hint="eastAsia"/>
-        </w:rPr>
-      </w:pPr>
-      <w:r>
-        <w:rPr>
-          <w:rFonts w:hint="eastAsia"/>
-        </w:rPr>
-        <w:lastRenderedPageBreak/>
-        <w:t>競合検知は `users.updated_at` を集約更新トークンとして扱う方式を採用し、HTTP 条件付き更新ヘッダーは採用しない</w:t>
-      </w:r>
-    </w:p>
-    <w:p>
-      <w:pPr>
-        <w:pStyle w:val="10"/>
-        <w:rPr>
-          <w:rFonts w:hint="eastAsia"/>
-        </w:rPr>
-      </w:pPr>
-      <w:bookmarkStart w:id="68" w:name="_Toc234176279"/>
-      <w:r>
-        <w:rPr>
-          <w:rFonts w:hint="eastAsia"/>
-        </w:rPr>
-        <w:t>第7章 エラーコード一覧</w:t>
-      </w:r>
-      <w:bookmarkEnd w:id="68"/>
-    </w:p>
-    <w:tbl>
-      <w:tblPr>
-        <w:tblStyle w:val="afffffff7"/>
-        <w:tblW w:w="5000" w:type="pct"/>
-        <w:tblBorders>
-          <w:top w:val="single" w:sz="4" w:space="0" w:color="000000"/>
-          <w:left w:val="single" w:sz="4" w:space="0" w:color="000000"/>
-          <w:bottom w:val="single" w:sz="4" w:space="0" w:color="000000"/>
-          <w:right w:val="single" w:sz="4" w:space="0" w:color="000000"/>
-          <w:insideH w:val="single" w:sz="4" w:space="0" w:color="000000"/>
-          <w:insideV w:val="single" w:sz="4" w:space="0" w:color="000000"/>
-        </w:tblBorders>
-        <w:tblLook w:val="04A0" w:firstRow="1" w:lastRow="0" w:firstColumn="1" w:lastColumn="0" w:noHBand="0" w:noVBand="1"/>
-      </w:tblPr>
-      <w:tblGrid>
-        <w:gridCol w:w="3005"/>
-        <w:gridCol w:w="3007"/>
-        <w:gridCol w:w="3007"/>
-      </w:tblGrid>
-      <w:tr>
-        <w:trPr>
-          <w:tblHeader/>
-        </w:trPr>
-        <w:tc>
-          <w:tcPr>
-            <w:tcW w:w="1666" w:type="pct"/>
-            <w:shd w:val="clear" w:color="auto" w:fill="DBE5F1" w:themeFill="accent1" w:themeFillTint="33"/>
-          </w:tcPr>
-          <w:p>
-            <w:pPr>
-              <w:rPr>
-                <w:b/>
-              </w:rPr>
-            </w:pPr>
-            <w:r>
-              <w:rPr>
-                <w:rFonts w:hint="eastAsia"/>
-                <w:b/>
-              </w:rPr>
-              <w:t>エラーコード</w:t>
-            </w:r>
-          </w:p>
-        </w:tc>
-        <w:tc>
-          <w:tcPr>
-            <w:tcW w:w="1667" w:type="pct"/>
-            <w:shd w:val="clear" w:color="auto" w:fill="DBE5F1" w:themeFill="accent1" w:themeFillTint="33"/>
-          </w:tcPr>
-          <w:p>
-            <w:pPr>
-              <w:rPr>
-                <w:b/>
-              </w:rPr>
-            </w:pPr>
-            <w:r>
-              <w:rPr>
-                <w:b/>
-              </w:rPr>
-              <w:t>HTTP</w:t>
-            </w:r>
-          </w:p>
-        </w:tc>
-        <w:tc>
-          <w:tcPr>
-            <w:tcW w:w="1667" w:type="pct"/>
-            <w:shd w:val="clear" w:color="auto" w:fill="DBE5F1" w:themeFill="accent1" w:themeFillTint="33"/>
-          </w:tcPr>
-          <w:p>
-            <w:pPr>
-              <w:rPr>
-                <w:b/>
-              </w:rPr>
-            </w:pPr>
-            <w:r>
-              <w:rPr>
-                <w:rFonts w:hint="eastAsia"/>
-                <w:b/>
-              </w:rPr>
-              <w:t>説明</w:t>
-            </w:r>
-          </w:p>
-        </w:tc>
-      </w:tr>
-      <w:tr>
-        <w:tc>
-          <w:tcPr>
-            <w:tcW w:w="1666" w:type="pct"/>
-          </w:tcPr>
-          <w:p>
-            <w:r>
-              <w:t>VALIDATION_ERROR</w:t>
-            </w:r>
-          </w:p>
-        </w:tc>
-        <w:tc>
-          <w:tcPr>
-            <w:tcW w:w="1667" w:type="pct"/>
-          </w:tcPr>
-          <w:p>
-            <w:r>
-              <w:t>400</w:t>
-            </w:r>
-          </w:p>
-        </w:tc>
-        <w:tc>
-          <w:tcPr>
-            <w:tcW w:w="1667" w:type="pct"/>
-          </w:tcPr>
-          <w:p>
-            <w:r>
-              <w:rPr>
-                <w:rFonts w:hint="eastAsia"/>
-              </w:rPr>
-              <w:t>必須不足、形式不正、担当施設未指定、担当施設重複などの入力不正</w:t>
-            </w:r>
-          </w:p>
-        </w:tc>
-      </w:tr>
-      <w:tr>
-        <w:tc>
-          <w:tcPr>
-            <w:tcW w:w="1666" w:type="pct"/>
-          </w:tcPr>
-          <w:p>
-            <w:r>
-              <w:t>DEFAULT_FACILITY_NOT_ASSIGNED</w:t>
-            </w:r>
-          </w:p>
-        </w:tc>
-        <w:tc>
-          <w:tcPr>
-            <w:tcW w:w="1667" w:type="pct"/>
-          </w:tcPr>
-          <w:p>
-            <w:r>
-              <w:t>400</w:t>
-            </w:r>
-          </w:p>
-        </w:tc>
-        <w:tc>
-          <w:tcPr>
-            <w:tcW w:w="1667" w:type="pct"/>
-          </w:tcPr>
-          <w:p>
-            <w:r>
-              <w:rPr>
-                <w:rFonts w:hint="eastAsia"/>
-              </w:rPr>
-              <w:t>既定施設が担当施設に含まれていない</w:t>
-            </w:r>
-          </w:p>
-        </w:tc>
-      </w:tr>
-      <w:tr>
-        <w:tc>
-          <w:tcPr>
-            <w:tcW w:w="1666" w:type="pct"/>
-          </w:tcPr>
-          <w:p>
-            <w:r>
-              <w:t>UNAUTHORIZED</w:t>
-            </w:r>
-          </w:p>
-        </w:tc>
-        <w:tc>
-          <w:tcPr>
-            <w:tcW w:w="1667" w:type="pct"/>
-          </w:tcPr>
-          <w:p>
-            <w:r>
-              <w:t>401</w:t>
-            </w:r>
-          </w:p>
-        </w:tc>
-        <w:tc>
-          <w:tcPr>
-            <w:tcW w:w="1667" w:type="pct"/>
-          </w:tcPr>
-          <w:p>
-            <w:r>
-              <w:rPr>
-                <w:rFonts w:hint="eastAsia"/>
-              </w:rPr>
-              <w:t>認証トークン未付与または無効</w:t>
-            </w:r>
-          </w:p>
-        </w:tc>
-      </w:tr>
-      <w:tr>
-        <w:tc>
-          <w:tcPr>
-            <w:tcW w:w="1666" w:type="pct"/>
-          </w:tcPr>
-          <w:p>
-            <w:r>
-              <w:t>AUTH_403_USER_LIST_VIEW_DENIED</w:t>
-            </w:r>
-          </w:p>
-        </w:tc>
-        <w:tc>
-          <w:tcPr>
-            <w:tcW w:w="1667" w:type="pct"/>
-          </w:tcPr>
-          <w:p>
-            <w:r>
-              <w:t>403</w:t>
-            </w:r>
-          </w:p>
-        </w:tc>
-        <w:tc>
-          <w:tcPr>
-            <w:tcW w:w="1667" w:type="pct"/>
-          </w:tcPr>
-          <w:p>
-            <w:r>
-              <w:rPr>
-                <w:rFonts w:hint="eastAsia"/>
-              </w:rPr>
-              <w:t>作業対象施設に対する実効 `user_list_view` がない</w:t>
-            </w:r>
-          </w:p>
-        </w:tc>
-      </w:tr>
-      <w:tr>
-        <w:tc>
-          <w:tcPr>
-            <w:tcW w:w="1666" w:type="pct"/>
-          </w:tcPr>
-          <w:p>
-            <w:r>
-              <w:t>AUTH_403_USER_EDIT_DENIED</w:t>
-            </w:r>
-          </w:p>
-        </w:tc>
-        <w:tc>
-          <w:tcPr>
-            <w:tcW w:w="1667" w:type="pct"/>
-          </w:tcPr>
-          <w:p>
-            <w:r>
-              <w:t>403</w:t>
-            </w:r>
-          </w:p>
-        </w:tc>
-        <w:tc>
-          <w:tcPr>
-            <w:tcW w:w="1667" w:type="pct"/>
-          </w:tcPr>
-          <w:p>
-            <w:r>
-              <w:rPr>
-                <w:rFonts w:hint="eastAsia"/>
-              </w:rPr>
-              <w:t>作業対象施設に対する実効 `user_edit` がない</w:t>
-            </w:r>
-          </w:p>
-        </w:tc>
-      </w:tr>
-      <w:tr>
-        <w:tc>
-          <w:tcPr>
-            <w:tcW w:w="1666" w:type="pct"/>
-          </w:tcPr>
-          <w:p>
-            <w:r>
-              <w:t>AUTH_403_USER_FACILITY_ASSIGNMENT_EDIT_DENIED</w:t>
-            </w:r>
-          </w:p>
-        </w:tc>
-        <w:tc>
-          <w:tcPr>
-            <w:tcW w:w="1667" w:type="pct"/>
-          </w:tcPr>
-          <w:p>
-            <w:r>
-              <w:t>403</w:t>
-            </w:r>
-          </w:p>
-        </w:tc>
-        <w:tc>
-          <w:tcPr>
-            <w:tcW w:w="1667" w:type="pct"/>
-          </w:tcPr>
-          <w:p>
-            <w:r>
-              <w:rPr>
-                <w:rFonts w:hint="eastAsia"/>
-              </w:rPr>
-              <w:t>作業対象施設に対する実効 `user_facility_assignment_edit` がない</w:t>
-            </w:r>
-          </w:p>
-        </w:tc>
-      </w:tr>
-      <w:tr>
-        <w:tc>
-          <w:tcPr>
-            <w:tcW w:w="1666" w:type="pct"/>
-          </w:tcPr>
-          <w:p>
-            <w:r>
-              <w:t>SHIP_USER_NOT_FOUND</w:t>
-            </w:r>
-          </w:p>
-        </w:tc>
-        <w:tc>
-          <w:tcPr>
-            <w:tcW w:w="1667" w:type="pct"/>
-          </w:tcPr>
-          <w:p>
-            <w:r>
-              <w:t>404</w:t>
-            </w:r>
-          </w:p>
-        </w:tc>
-        <w:tc>
-          <w:tcPr>
-            <w:tcW w:w="1667" w:type="pct"/>
-          </w:tcPr>
-          <w:p>
-            <w:r>
-              <w:rPr>
-                <w:rFonts w:hint="eastAsia"/>
-              </w:rPr>
-              <w:t>対象SHIPユーザーが存在しない、またはSHIPユーザー管理対象外である</w:t>
-            </w:r>
-          </w:p>
-        </w:tc>
-      </w:tr>
-      <w:tr>
-        <w:tc>
-          <w:tcPr>
-            <w:tcW w:w="1666" w:type="pct"/>
-          </w:tcPr>
-          <w:p>
-            <w:r>
-              <w:t>FACILITY_NOT_FOUND</w:t>
-            </w:r>
-          </w:p>
-        </w:tc>
-        <w:tc>
-          <w:tcPr>
-            <w:tcW w:w="1667" w:type="pct"/>
-          </w:tcPr>
-          <w:p>
-            <w:r>
-              <w:t>404</w:t>
-            </w:r>
-          </w:p>
-        </w:tc>
-        <w:tc>
-          <w:tcPr>
-            <w:tcW w:w="1667" w:type="pct"/>
-          </w:tcPr>
-          <w:p>
-            <w:r>
-              <w:rPr>
-                <w:rFonts w:hint="eastAsia"/>
-              </w:rPr>
-              <w:t>指定施設が存在しない、または論理削除済みである</w:t>
-            </w:r>
-          </w:p>
-        </w:tc>
-      </w:tr>
-      <w:tr>
-        <w:tc>
-          <w:tcPr>
-            <w:tcW w:w="1666" w:type="pct"/>
-          </w:tcPr>
-          <w:p>
-            <w:r>
-              <w:t>FEATURE_OR_COLUMN_NOT_FOUND</w:t>
-            </w:r>
-          </w:p>
-        </w:tc>
-        <w:tc>
-          <w:tcPr>
-            <w:tcW w:w="1667" w:type="pct"/>
-          </w:tcPr>
-          <w:p>
-            <w:r>
-              <w:t>404</w:t>
-            </w:r>
-          </w:p>
-        </w:tc>
-        <w:tc>
-          <w:tcPr>
-            <w:tcW w:w="1667" w:type="pct"/>
-          </w:tcPr>
-          <w:p>
-            <w:r>
-              <w:rPr>
-                <w:rFonts w:hint="eastAsia"/>
-              </w:rPr>
-              <w:t>指定した機能コードまたはカラムコードが存在しない、または候補外である</w:t>
-            </w:r>
-          </w:p>
-        </w:tc>
-      </w:tr>
-      <w:tr>
-        <w:tc>
-          <w:tcPr>
-            <w:tcW w:w="1666" w:type="pct"/>
-          </w:tcPr>
-          <w:p>
-            <w:r>
-              <w:t>SHIP_USER_EMAIL_DUPLICATE</w:t>
-            </w:r>
-          </w:p>
-        </w:tc>
-        <w:tc>
-          <w:tcPr>
-            <w:tcW w:w="1667" w:type="pct"/>
-          </w:tcPr>
-          <w:p>
-            <w:r>
-              <w:t>409</w:t>
-            </w:r>
-          </w:p>
-        </w:tc>
-        <w:tc>
-          <w:tcPr>
-            <w:tcW w:w="1667" w:type="pct"/>
-          </w:tcPr>
-          <w:p>
-            <w:r>
-              <w:rPr>
-                <w:rFonts w:hint="eastAsia"/>
-              </w:rPr>
-              <w:t>メールアドレスが重複している</w:t>
-            </w:r>
-          </w:p>
-        </w:tc>
-      </w:tr>
-      <w:tr>
-        <w:tc>
-          <w:tcPr>
-            <w:tcW w:w="1666" w:type="pct"/>
-          </w:tcPr>
-          <w:p>
-            <w:r>
-              <w:t>SHIP_USER_CONFLICT</w:t>
-            </w:r>
-          </w:p>
-        </w:tc>
-        <w:tc>
-          <w:tcPr>
-            <w:tcW w:w="1667" w:type="pct"/>
-          </w:tcPr>
-          <w:p>
-            <w:r>
-              <w:t>409</w:t>
-            </w:r>
-          </w:p>
-        </w:tc>
-        <w:tc>
-          <w:tcPr>
-            <w:tcW w:w="1667" w:type="pct"/>
-          </w:tcPr>
-          <w:p>
-            <w:r>
-              <w:rPr>
-                <w:rFonts w:hint="eastAsia"/>
-              </w:rPr>
-              <w:t>他ユーザー更新により `lastKnownUpdatedAt` が不一致である</w:t>
-            </w:r>
-          </w:p>
-        </w:tc>
-      </w:tr>
-      <w:tr>
-        <w:tc>
-          <w:tcPr>
-            <w:tcW w:w="1666" w:type="pct"/>
-          </w:tcPr>
-          <w:p>
-            <w:r>
-              <w:t>FACILITY_PERMISSION_SCOPE_CONFLICT</w:t>
-            </w:r>
-          </w:p>
-        </w:tc>
-        <w:tc>
-          <w:tcPr>
-            <w:tcW w:w="1667" w:type="pct"/>
-          </w:tcPr>
-          <w:p>
-            <w:r>
-              <w:t>409</w:t>
-            </w:r>
-          </w:p>
-        </w:tc>
-        <w:tc>
-          <w:tcPr>
-            <w:tcW w:w="1667" w:type="pct"/>
-          </w:tcPr>
-          <w:p>
-            <w:r>
-              <w:rPr>
-                <w:rFonts w:hint="eastAsia"/>
-              </w:rPr>
-              <w:t>施設提供設定または親子機能条件と矛盾する機能・カラム指定である</w:t>
-            </w:r>
-          </w:p>
-        </w:tc>
-      </w:tr>
-      <w:tr>
-        <w:tc>
-          <w:tcPr>
-            <w:tcW w:w="1666" w:type="pct"/>
-          </w:tcPr>
-          <w:p>
-            <w:r>
-              <w:t>SHIP_USER_SELF_DELETE_FORBIDDEN</w:t>
-            </w:r>
-          </w:p>
-        </w:tc>
-        <w:tc>
-          <w:tcPr>
-            <w:tcW w:w="1667" w:type="pct"/>
-          </w:tcPr>
-          <w:p>
-            <w:r>
-              <w:t>409</w:t>
-            </w:r>
-          </w:p>
-        </w:tc>
-        <w:tc>
-          <w:tcPr>
-            <w:tcW w:w="1667" w:type="pct"/>
-          </w:tcPr>
-          <w:p>
-            <w:r>
-              <w:rPr>
-                <w:rFonts w:hint="eastAsia"/>
-              </w:rPr>
-              <w:t>実行ユーザー自身は削除できない</w:t>
-            </w:r>
-          </w:p>
-        </w:tc>
-      </w:tr>
-      <w:tr>
-        <w:tc>
-          <w:tcPr>
-            <w:tcW w:w="1666" w:type="pct"/>
-          </w:tcPr>
-          <w:p>
-            <w:r>
-              <w:lastRenderedPageBreak/>
-              <w:t>SHIP_USER_ALREADY_ACTIVATED</w:t>
-            </w:r>
-          </w:p>
-        </w:tc>
-        <w:tc>
-          <w:tcPr>
-            <w:tcW w:w="1667" w:type="pct"/>
-          </w:tcPr>
-          <w:p>
-            <w:r>
-              <w:t>409</w:t>
-            </w:r>
-          </w:p>
-        </w:tc>
-        <w:tc>
-          <w:tcPr>
-            <w:tcW w:w="1667" w:type="pct"/>
-          </w:tcPr>
-          <w:p>
-            <w:r>
-              <w:rPr>
-                <w:rFonts w:hint="eastAsia"/>
-              </w:rPr>
-              <w:t>対象ユーザーはすでに初回利用済みである</w:t>
-            </w:r>
-          </w:p>
-        </w:tc>
-      </w:tr>
-      <w:tr>
-        <w:tc>
-          <w:tcPr>
-            <w:tcW w:w="1666" w:type="pct"/>
-          </w:tcPr>
-          <w:p>
-            <w:r>
-              <w:t>INVITATION_DISPATCH_FAILED</w:t>
-            </w:r>
-          </w:p>
-        </w:tc>
-        <w:tc>
-          <w:tcPr>
-            <w:tcW w:w="1667" w:type="pct"/>
-          </w:tcPr>
-          <w:p>
-            <w:r>
-              <w:t>500</w:t>
-            </w:r>
-          </w:p>
-        </w:tc>
-        <w:tc>
-          <w:tcPr>
-            <w:tcW w:w="1667" w:type="pct"/>
-          </w:tcPr>
-          <w:p>
-            <w:r>
-              <w:rPr>
-                <w:rFonts w:hint="eastAsia"/>
-              </w:rPr>
-              <w:t>初回設定案内の送信依頼に失敗した</w:t>
-            </w:r>
-          </w:p>
-        </w:tc>
-      </w:tr>
-      <w:tr>
-        <w:tc>
-          <w:tcPr>
-            <w:tcW w:w="1666" w:type="pct"/>
-          </w:tcPr>
-          <w:p>
-            <w:r>
-              <w:t>INTERNAL_SERVER_ERROR</w:t>
-            </w:r>
-          </w:p>
-        </w:tc>
-        <w:tc>
-          <w:tcPr>
-            <w:tcW w:w="1667" w:type="pct"/>
-          </w:tcPr>
-          <w:p>
-            <w:r>
-              <w:t>500</w:t>
-            </w:r>
-          </w:p>
-        </w:tc>
-        <w:tc>
-          <w:tcPr>
-            <w:tcW w:w="1667" w:type="pct"/>
-          </w:tcPr>
-          <w:p>
-            <w:r>
-              <w:rPr>
-                <w:rFonts w:hint="eastAsia"/>
-              </w:rPr>
-              <w:t>サーバー内部エラー</w:t>
-            </w:r>
-          </w:p>
-        </w:tc>
-      </w:tr>
-    </w:tbl>
-    <w:p/>
-    <w:p>
-      <w:pPr>
-        <w:pStyle w:val="10"/>
-        <w:rPr>
-          <w:rFonts w:hint="eastAsia"/>
-        </w:rPr>
-      </w:pPr>
-      <w:bookmarkStart w:id="69" w:name="_Toc234176280"/>
-      <w:r>
-        <w:rPr>
-          <w:rFonts w:hint="eastAsia"/>
-        </w:rPr>
-        <w:t>第8章 運用・保守方針</w:t>
-      </w:r>
-      <w:bookmarkEnd w:id="69"/>
-    </w:p>
-    <w:p>
-      <w:pPr>
-        <w:pStyle w:val="2"/>
-        <w:rPr>
-          <w:rFonts w:hint="eastAsia"/>
-        </w:rPr>
-      </w:pPr>
-      <w:bookmarkStart w:id="70" w:name="_Toc234176281"/>
-      <w:r>
-        <w:rPr>
-          <w:rFonts w:hint="eastAsia"/>
-        </w:rPr>
-        <w:t>SHIPユーザーマスタ保守方針</w:t>
-      </w:r>
-      <w:bookmarkEnd w:id="70"/>
     </w:p>
     <w:p>
       <w:pPr>
@@ -25753,14 +24557,14 @@
           <w:rFonts w:hint="eastAsia"/>
         </w:rPr>
       </w:pPr>
-      <w:bookmarkStart w:id="71" w:name="_Toc234176282"/>
+      <w:bookmarkStart w:id="67" w:name="_Toc234834240"/>
       <w:r>
         <w:rPr>
           <w:rFonts w:hint="eastAsia"/>
         </w:rPr>
         <w:t>運用上の留意点</w:t>
       </w:r>
-      <w:bookmarkEnd w:id="71"/>
+      <w:bookmarkEnd w:id="67"/>
     </w:p>
     <w:p>
       <w:pPr>
@@ -25778,45 +24582,7 @@
         <w:rPr>
           <w:rFonts w:hint="eastAsia"/>
         </w:rPr>
-        <w:t>基本情報タブと担当施設・権限タブを同一モーダルに置く場合でも、バックエンド契約は分離したまま維持する</w:t>
-      </w:r>
-    </w:p>
-    <w:p>
-      <w:pPr>
-        <w:pStyle w:val="afffffff8"/>
-        <w:numPr>
-          <w:ilvl w:val="0"/>
-          <w:numId w:val="11"/>
-        </w:numPr>
-        <w:ind w:leftChars="0"/>
-        <w:rPr>
-          <w:rFonts w:hint="eastAsia"/>
-        </w:rPr>
-      </w:pPr>
-      <w:r>
-        <w:rPr>
-          <w:rFonts w:hint="eastAsia"/>
-        </w:rPr>
-        <w:t>初回設定案内の再送履歴や配信状態を可視化する場合は、認証基盤または通知基盤側に監査テーブルを追加する</w:t>
-      </w:r>
-    </w:p>
-    <w:p>
-      <w:pPr>
-        <w:pStyle w:val="afffffff8"/>
-        <w:numPr>
-          <w:ilvl w:val="0"/>
-          <w:numId w:val="11"/>
-        </w:numPr>
-        <w:ind w:leftChars="0"/>
-        <w:rPr>
-          <w:rFonts w:hint="eastAsia"/>
-        </w:rPr>
-      </w:pPr>
-      <w:r>
-        <w:rPr>
-          <w:rFonts w:hint="eastAsia"/>
-        </w:rPr>
-        <w:t>SHIPユーザー管理画面の正式パスが確定した場合は、画面要件、API候補、API設計書本文の画面パス表記を同時に更新する</w:t>
+        <w:t>編集モーダルは画面上は一体として表示するが、基本情報更新と担当施設・権限更新の API 契約は分離して維持する</w:t>
       </w:r>
     </w:p>
     <w:p/>
@@ -25885,10 +24651,10 @@
 <file path=word/numbering.xml><?xml version="1.0" encoding="utf-8"?>
 <w:numbering xmlns:wpc="http://schemas.microsoft.com/office/word/2010/wordprocessingCanvas" xmlns:cx="http://schemas.microsoft.com/office/drawing/2014/chartex" xmlns:cx1="http://schemas.microsoft.com/office/drawing/2015/9/8/chartex" xmlns:cx2="http://schemas.microsoft.com/office/drawing/2015/10/21/chartex" xmlns:cx3="http://schemas.microsoft.com/office/drawing/2016/5/9/chartex" xmlns:cx4="http://schemas.microsoft.com/office/drawing/2016/5/10/chartex" xmlns:cx5="http://schemas.microsoft.com/office/drawing/2016/5/11/chartex" xmlns:cx6="http://schemas.microsoft.com/office/drawing/2016/5/12/chartex" xmlns:cx7="http://schemas.microsoft.com/office/drawing/2016/5/13/chartex" xmlns:cx8="http://schemas.microsoft.com/office/drawing/2016/5/14/chartex" xmlns:mc="http://schemas.openxmlformats.org/markup-compatibility/2006" xmlns:aink="http://schemas.microsoft.com/office/drawing/2016/ink" xmlns:am3d="http://schemas.microsoft.com/office/drawing/2017/model3d" xmlns:o="urn:schemas-microsoft-com:office:office" xmlns:oel="http://schemas.microsoft.com/office/2019/extlst" xmlns:r="http://schemas.openxmlformats.org/officeDocument/2006/relationships" xmlns:m="http://schemas.openxmlformats.org/officeDocument/2006/math" xmlns:v="urn:schemas-microsoft-com:vml" xmlns:wp14="http://schemas.microsoft.com/office/word/2010/wordprocessingDrawing" xmlns:wp="http://schemas.openxmlformats.org/drawingml/2006/wordprocessingDrawing" xmlns:w10="urn:schemas-microsoft-com:office:word" xmlns:w="http://schemas.openxmlformats.org/wordprocessingml/2006/main" xmlns:w14="http://schemas.microsoft.com/office/word/2010/wordml" xmlns:w15="http://schemas.microsoft.com/office/word/2012/wordml" xmlns:w16cex="http://schemas.microsoft.com/office/word/2018/wordml/cex" xmlns:w16cid="http://schemas.microsoft.com/office/word/2016/wordml/cid" xmlns:w16="http://schemas.microsoft.com/office/word/2018/wordml" xmlns:w16du="http://schemas.microsoft.com/office/word/2023/wordml/word16du" xmlns:w16sdtdh="http://schemas.microsoft.com/office/word/2020/wordml/sdtdatahash" xmlns:w16sdtfl="http://schemas.microsoft.com/office/word/2024/wordml/sdtformatlock" xmlns:w16se="http://schemas.microsoft.com/office/word/2015/wordml/symex" xmlns:wpg="http://schemas.microsoft.com/office/word/2010/wordprocessingGroup" xmlns:wpi="http://schemas.microsoft.com/office/word/2010/wordprocessingInk" xmlns:wne="http://schemas.microsoft.com/office/word/2006/wordml" xmlns:wps="http://schemas.microsoft.com/office/word/2010/wordprocessingShape" mc:Ignorable="w14 w15 w16se w16cid w16 w16cex w16sdtdh w16sdtfl w16du wp14">
   <w:abstractNum w:abstractNumId="0" w15:restartNumberingAfterBreak="0">
-    <w:nsid w:val="041E32FF"/>
+    <w:nsid w:val="021757BE"/>
     <w:multiLevelType w:val="hybridMultilevel"/>
-    <w:tmpl w:val="24B0DA48"/>
-    <w:name w:val="__API_DOC_SQUARE_BULLET__22222"/>
+    <w:tmpl w:val="B8B69484"/>
+    <w:name w:val="__API_DOC_SQUARE_BULLET__222222"/>
     <w:lvl w:ilvl="0" w:tplc="0409000F">
       <w:start w:val="1"/>
       <w:numFmt w:val="decimal"/>
@@ -25972,10 +24738,10 @@
     </w:lvl>
   </w:abstractNum>
   <w:abstractNum w:abstractNumId="1" w15:restartNumberingAfterBreak="0">
-    <w:nsid w:val="211977CC"/>
+    <w:nsid w:val="18897E5B"/>
     <w:multiLevelType w:val="hybridMultilevel"/>
-    <w:tmpl w:val="3A147450"/>
-    <w:name w:val="__API_DOC_SQUARE_BULLET__222222"/>
+    <w:tmpl w:val="839ED720"/>
+    <w:name w:val="__API_DOC_SQUARE_BULLET__2222"/>
     <w:lvl w:ilvl="0" w:tplc="0409000F">
       <w:start w:val="1"/>
       <w:numFmt w:val="decimal"/>
@@ -26059,94 +24825,7 @@
     </w:lvl>
   </w:abstractNum>
   <w:abstractNum w:abstractNumId="2" w15:restartNumberingAfterBreak="0">
-    <w:nsid w:val="252F35FE"/>
-    <w:multiLevelType w:val="hybridMultilevel"/>
-    <w:tmpl w:val="1A0810DC"/>
-    <w:name w:val="__API_DOC_SQUARE_BULLET__2222"/>
-    <w:lvl w:ilvl="0" w:tplc="0409000F">
-      <w:start w:val="1"/>
-      <w:numFmt w:val="decimal"/>
-      <w:lvlText w:val="%1."/>
-      <w:lvlJc w:val="left"/>
-      <w:pPr>
-        <w:ind w:left="440" w:hanging="440"/>
-      </w:pPr>
-    </w:lvl>
-    <w:lvl w:ilvl="1" w:tplc="04090017" w:tentative="1">
-      <w:start w:val="1"/>
-      <w:numFmt w:val="aiueoFullWidth"/>
-      <w:lvlText w:val="(%2)"/>
-      <w:lvlJc w:val="left"/>
-      <w:pPr>
-        <w:ind w:left="880" w:hanging="440"/>
-      </w:pPr>
-    </w:lvl>
-    <w:lvl w:ilvl="2" w:tplc="04090011" w:tentative="1">
-      <w:start w:val="1"/>
-      <w:numFmt w:val="decimalEnclosedCircle"/>
-      <w:lvlText w:val="%3"/>
-      <w:lvlJc w:val="left"/>
-      <w:pPr>
-        <w:ind w:left="1320" w:hanging="440"/>
-      </w:pPr>
-    </w:lvl>
-    <w:lvl w:ilvl="3" w:tplc="0409000F" w:tentative="1">
-      <w:start w:val="1"/>
-      <w:numFmt w:val="decimal"/>
-      <w:lvlText w:val="%4."/>
-      <w:lvlJc w:val="left"/>
-      <w:pPr>
-        <w:ind w:left="1760" w:hanging="440"/>
-      </w:pPr>
-    </w:lvl>
-    <w:lvl w:ilvl="4" w:tplc="04090017" w:tentative="1">
-      <w:start w:val="1"/>
-      <w:numFmt w:val="aiueoFullWidth"/>
-      <w:lvlText w:val="(%5)"/>
-      <w:lvlJc w:val="left"/>
-      <w:pPr>
-        <w:ind w:left="2200" w:hanging="440"/>
-      </w:pPr>
-    </w:lvl>
-    <w:lvl w:ilvl="5" w:tplc="04090011" w:tentative="1">
-      <w:start w:val="1"/>
-      <w:numFmt w:val="decimalEnclosedCircle"/>
-      <w:lvlText w:val="%6"/>
-      <w:lvlJc w:val="left"/>
-      <w:pPr>
-        <w:ind w:left="2640" w:hanging="440"/>
-      </w:pPr>
-    </w:lvl>
-    <w:lvl w:ilvl="6" w:tplc="0409000F" w:tentative="1">
-      <w:start w:val="1"/>
-      <w:numFmt w:val="decimal"/>
-      <w:lvlText w:val="%7."/>
-      <w:lvlJc w:val="left"/>
-      <w:pPr>
-        <w:ind w:left="3080" w:hanging="440"/>
-      </w:pPr>
-    </w:lvl>
-    <w:lvl w:ilvl="7" w:tplc="04090017" w:tentative="1">
-      <w:start w:val="1"/>
-      <w:numFmt w:val="aiueoFullWidth"/>
-      <w:lvlText w:val="(%8)"/>
-      <w:lvlJc w:val="left"/>
-      <w:pPr>
-        <w:ind w:left="3520" w:hanging="440"/>
-      </w:pPr>
-    </w:lvl>
-    <w:lvl w:ilvl="8" w:tplc="04090011" w:tentative="1">
-      <w:start w:val="1"/>
-      <w:numFmt w:val="decimalEnclosedCircle"/>
-      <w:lvlText w:val="%9"/>
-      <w:lvlJc w:val="left"/>
-      <w:pPr>
-        <w:ind w:left="3960" w:hanging="440"/>
-      </w:pPr>
-    </w:lvl>
-  </w:abstractNum>
-  <w:abstractNum w:abstractNumId="3" w15:restartNumberingAfterBreak="0">
-    <w:nsid w:val="2E971C2B"/>
+    <w:nsid w:val="1CFA515D"/>
     <w:multiLevelType w:val="singleLevel"/>
     <w:tmpl w:val="04090001"/>
     <w:lvl w:ilvl="0">
@@ -26162,10 +24841,445 @@
       </w:rPr>
     </w:lvl>
   </w:abstractNum>
+  <w:abstractNum w:abstractNumId="3" w15:restartNumberingAfterBreak="0">
+    <w:nsid w:val="23983F82"/>
+    <w:multiLevelType w:val="hybridMultilevel"/>
+    <w:tmpl w:val="4E5454E0"/>
+    <w:name w:val="__API_DOC_SQUARE_BULLET__22222222"/>
+    <w:lvl w:ilvl="0" w:tplc="0409000F">
+      <w:start w:val="1"/>
+      <w:numFmt w:val="decimal"/>
+      <w:lvlText w:val="%1."/>
+      <w:lvlJc w:val="left"/>
+      <w:pPr>
+        <w:ind w:left="440" w:hanging="440"/>
+      </w:pPr>
+    </w:lvl>
+    <w:lvl w:ilvl="1" w:tplc="04090017" w:tentative="1">
+      <w:start w:val="1"/>
+      <w:numFmt w:val="aiueoFullWidth"/>
+      <w:lvlText w:val="(%2)"/>
+      <w:lvlJc w:val="left"/>
+      <w:pPr>
+        <w:ind w:left="880" w:hanging="440"/>
+      </w:pPr>
+    </w:lvl>
+    <w:lvl w:ilvl="2" w:tplc="04090011" w:tentative="1">
+      <w:start w:val="1"/>
+      <w:numFmt w:val="decimalEnclosedCircle"/>
+      <w:lvlText w:val="%3"/>
+      <w:lvlJc w:val="left"/>
+      <w:pPr>
+        <w:ind w:left="1320" w:hanging="440"/>
+      </w:pPr>
+    </w:lvl>
+    <w:lvl w:ilvl="3" w:tplc="0409000F" w:tentative="1">
+      <w:start w:val="1"/>
+      <w:numFmt w:val="decimal"/>
+      <w:lvlText w:val="%4."/>
+      <w:lvlJc w:val="left"/>
+      <w:pPr>
+        <w:ind w:left="1760" w:hanging="440"/>
+      </w:pPr>
+    </w:lvl>
+    <w:lvl w:ilvl="4" w:tplc="04090017" w:tentative="1">
+      <w:start w:val="1"/>
+      <w:numFmt w:val="aiueoFullWidth"/>
+      <w:lvlText w:val="(%5)"/>
+      <w:lvlJc w:val="left"/>
+      <w:pPr>
+        <w:ind w:left="2200" w:hanging="440"/>
+      </w:pPr>
+    </w:lvl>
+    <w:lvl w:ilvl="5" w:tplc="04090011" w:tentative="1">
+      <w:start w:val="1"/>
+      <w:numFmt w:val="decimalEnclosedCircle"/>
+      <w:lvlText w:val="%6"/>
+      <w:lvlJc w:val="left"/>
+      <w:pPr>
+        <w:ind w:left="2640" w:hanging="440"/>
+      </w:pPr>
+    </w:lvl>
+    <w:lvl w:ilvl="6" w:tplc="0409000F" w:tentative="1">
+      <w:start w:val="1"/>
+      <w:numFmt w:val="decimal"/>
+      <w:lvlText w:val="%7."/>
+      <w:lvlJc w:val="left"/>
+      <w:pPr>
+        <w:ind w:left="3080" w:hanging="440"/>
+      </w:pPr>
+    </w:lvl>
+    <w:lvl w:ilvl="7" w:tplc="04090017" w:tentative="1">
+      <w:start w:val="1"/>
+      <w:numFmt w:val="aiueoFullWidth"/>
+      <w:lvlText w:val="(%8)"/>
+      <w:lvlJc w:val="left"/>
+      <w:pPr>
+        <w:ind w:left="3520" w:hanging="440"/>
+      </w:pPr>
+    </w:lvl>
+    <w:lvl w:ilvl="8" w:tplc="04090011" w:tentative="1">
+      <w:start w:val="1"/>
+      <w:numFmt w:val="decimalEnclosedCircle"/>
+      <w:lvlText w:val="%9"/>
+      <w:lvlJc w:val="left"/>
+      <w:pPr>
+        <w:ind w:left="3960" w:hanging="440"/>
+      </w:pPr>
+    </w:lvl>
+  </w:abstractNum>
   <w:abstractNum w:abstractNumId="4" w15:restartNumberingAfterBreak="0">
-    <w:nsid w:val="516E3ACB"/>
+    <w:nsid w:val="28D94242"/>
     <w:multiLevelType w:val="hybridMultilevel"/>
-    <w:tmpl w:val="6568AA10"/>
+    <w:tmpl w:val="2F0C37A2"/>
+    <w:name w:val="__API_DOC_SQUARE_BULLET__2222222"/>
+    <w:lvl w:ilvl="0" w:tplc="0409000F">
+      <w:start w:val="1"/>
+      <w:numFmt w:val="decimal"/>
+      <w:lvlText w:val="%1."/>
+      <w:lvlJc w:val="left"/>
+      <w:pPr>
+        <w:ind w:left="440" w:hanging="440"/>
+      </w:pPr>
+    </w:lvl>
+    <w:lvl w:ilvl="1" w:tplc="04090017" w:tentative="1">
+      <w:start w:val="1"/>
+      <w:numFmt w:val="aiueoFullWidth"/>
+      <w:lvlText w:val="(%2)"/>
+      <w:lvlJc w:val="left"/>
+      <w:pPr>
+        <w:ind w:left="880" w:hanging="440"/>
+      </w:pPr>
+    </w:lvl>
+    <w:lvl w:ilvl="2" w:tplc="04090011" w:tentative="1">
+      <w:start w:val="1"/>
+      <w:numFmt w:val="decimalEnclosedCircle"/>
+      <w:lvlText w:val="%3"/>
+      <w:lvlJc w:val="left"/>
+      <w:pPr>
+        <w:ind w:left="1320" w:hanging="440"/>
+      </w:pPr>
+    </w:lvl>
+    <w:lvl w:ilvl="3" w:tplc="0409000F" w:tentative="1">
+      <w:start w:val="1"/>
+      <w:numFmt w:val="decimal"/>
+      <w:lvlText w:val="%4."/>
+      <w:lvlJc w:val="left"/>
+      <w:pPr>
+        <w:ind w:left="1760" w:hanging="440"/>
+      </w:pPr>
+    </w:lvl>
+    <w:lvl w:ilvl="4" w:tplc="04090017" w:tentative="1">
+      <w:start w:val="1"/>
+      <w:numFmt w:val="aiueoFullWidth"/>
+      <w:lvlText w:val="(%5)"/>
+      <w:lvlJc w:val="left"/>
+      <w:pPr>
+        <w:ind w:left="2200" w:hanging="440"/>
+      </w:pPr>
+    </w:lvl>
+    <w:lvl w:ilvl="5" w:tplc="04090011" w:tentative="1">
+      <w:start w:val="1"/>
+      <w:numFmt w:val="decimalEnclosedCircle"/>
+      <w:lvlText w:val="%6"/>
+      <w:lvlJc w:val="left"/>
+      <w:pPr>
+        <w:ind w:left="2640" w:hanging="440"/>
+      </w:pPr>
+    </w:lvl>
+    <w:lvl w:ilvl="6" w:tplc="0409000F" w:tentative="1">
+      <w:start w:val="1"/>
+      <w:numFmt w:val="decimal"/>
+      <w:lvlText w:val="%7."/>
+      <w:lvlJc w:val="left"/>
+      <w:pPr>
+        <w:ind w:left="3080" w:hanging="440"/>
+      </w:pPr>
+    </w:lvl>
+    <w:lvl w:ilvl="7" w:tplc="04090017" w:tentative="1">
+      <w:start w:val="1"/>
+      <w:numFmt w:val="aiueoFullWidth"/>
+      <w:lvlText w:val="(%8)"/>
+      <w:lvlJc w:val="left"/>
+      <w:pPr>
+        <w:ind w:left="3520" w:hanging="440"/>
+      </w:pPr>
+    </w:lvl>
+    <w:lvl w:ilvl="8" w:tplc="04090011" w:tentative="1">
+      <w:start w:val="1"/>
+      <w:numFmt w:val="decimalEnclosedCircle"/>
+      <w:lvlText w:val="%9"/>
+      <w:lvlJc w:val="left"/>
+      <w:pPr>
+        <w:ind w:left="3960" w:hanging="440"/>
+      </w:pPr>
+    </w:lvl>
+  </w:abstractNum>
+  <w:abstractNum w:abstractNumId="5" w15:restartNumberingAfterBreak="0">
+    <w:nsid w:val="2CA2720F"/>
+    <w:multiLevelType w:val="hybridMultilevel"/>
+    <w:tmpl w:val="F6B64464"/>
+    <w:name w:val="__API_DOC_SQUARE_BULLET__222"/>
+    <w:lvl w:ilvl="0" w:tplc="0409000F">
+      <w:start w:val="1"/>
+      <w:numFmt w:val="decimal"/>
+      <w:lvlText w:val="%1."/>
+      <w:lvlJc w:val="left"/>
+      <w:pPr>
+        <w:ind w:left="440" w:hanging="440"/>
+      </w:pPr>
+    </w:lvl>
+    <w:lvl w:ilvl="1" w:tplc="04090017" w:tentative="1">
+      <w:start w:val="1"/>
+      <w:numFmt w:val="aiueoFullWidth"/>
+      <w:lvlText w:val="(%2)"/>
+      <w:lvlJc w:val="left"/>
+      <w:pPr>
+        <w:ind w:left="880" w:hanging="440"/>
+      </w:pPr>
+    </w:lvl>
+    <w:lvl w:ilvl="2" w:tplc="04090011" w:tentative="1">
+      <w:start w:val="1"/>
+      <w:numFmt w:val="decimalEnclosedCircle"/>
+      <w:lvlText w:val="%3"/>
+      <w:lvlJc w:val="left"/>
+      <w:pPr>
+        <w:ind w:left="1320" w:hanging="440"/>
+      </w:pPr>
+    </w:lvl>
+    <w:lvl w:ilvl="3" w:tplc="0409000F" w:tentative="1">
+      <w:start w:val="1"/>
+      <w:numFmt w:val="decimal"/>
+      <w:lvlText w:val="%4."/>
+      <w:lvlJc w:val="left"/>
+      <w:pPr>
+        <w:ind w:left="1760" w:hanging="440"/>
+      </w:pPr>
+    </w:lvl>
+    <w:lvl w:ilvl="4" w:tplc="04090017" w:tentative="1">
+      <w:start w:val="1"/>
+      <w:numFmt w:val="aiueoFullWidth"/>
+      <w:lvlText w:val="(%5)"/>
+      <w:lvlJc w:val="left"/>
+      <w:pPr>
+        <w:ind w:left="2200" w:hanging="440"/>
+      </w:pPr>
+    </w:lvl>
+    <w:lvl w:ilvl="5" w:tplc="04090011" w:tentative="1">
+      <w:start w:val="1"/>
+      <w:numFmt w:val="decimalEnclosedCircle"/>
+      <w:lvlText w:val="%6"/>
+      <w:lvlJc w:val="left"/>
+      <w:pPr>
+        <w:ind w:left="2640" w:hanging="440"/>
+      </w:pPr>
+    </w:lvl>
+    <w:lvl w:ilvl="6" w:tplc="0409000F" w:tentative="1">
+      <w:start w:val="1"/>
+      <w:numFmt w:val="decimal"/>
+      <w:lvlText w:val="%7."/>
+      <w:lvlJc w:val="left"/>
+      <w:pPr>
+        <w:ind w:left="3080" w:hanging="440"/>
+      </w:pPr>
+    </w:lvl>
+    <w:lvl w:ilvl="7" w:tplc="04090017" w:tentative="1">
+      <w:start w:val="1"/>
+      <w:numFmt w:val="aiueoFullWidth"/>
+      <w:lvlText w:val="(%8)"/>
+      <w:lvlJc w:val="left"/>
+      <w:pPr>
+        <w:ind w:left="3520" w:hanging="440"/>
+      </w:pPr>
+    </w:lvl>
+    <w:lvl w:ilvl="8" w:tplc="04090011" w:tentative="1">
+      <w:start w:val="1"/>
+      <w:numFmt w:val="decimalEnclosedCircle"/>
+      <w:lvlText w:val="%9"/>
+      <w:lvlJc w:val="left"/>
+      <w:pPr>
+        <w:ind w:left="3960" w:hanging="440"/>
+      </w:pPr>
+    </w:lvl>
+  </w:abstractNum>
+  <w:abstractNum w:abstractNumId="6" w15:restartNumberingAfterBreak="0">
+    <w:nsid w:val="3080516B"/>
+    <w:multiLevelType w:val="hybridMultilevel"/>
+    <w:tmpl w:val="57DCFE0E"/>
+    <w:name w:val="__API_DOC_SQUARE_BULLET__2"/>
+    <w:lvl w:ilvl="0" w:tplc="0409000F">
+      <w:start w:val="1"/>
+      <w:numFmt w:val="decimal"/>
+      <w:lvlText w:val="%1."/>
+      <w:lvlJc w:val="left"/>
+      <w:pPr>
+        <w:ind w:left="440" w:hanging="440"/>
+      </w:pPr>
+    </w:lvl>
+    <w:lvl w:ilvl="1" w:tplc="04090017" w:tentative="1">
+      <w:start w:val="1"/>
+      <w:numFmt w:val="aiueoFullWidth"/>
+      <w:lvlText w:val="(%2)"/>
+      <w:lvlJc w:val="left"/>
+      <w:pPr>
+        <w:ind w:left="880" w:hanging="440"/>
+      </w:pPr>
+    </w:lvl>
+    <w:lvl w:ilvl="2" w:tplc="04090011" w:tentative="1">
+      <w:start w:val="1"/>
+      <w:numFmt w:val="decimalEnclosedCircle"/>
+      <w:lvlText w:val="%3"/>
+      <w:lvlJc w:val="left"/>
+      <w:pPr>
+        <w:ind w:left="1320" w:hanging="440"/>
+      </w:pPr>
+    </w:lvl>
+    <w:lvl w:ilvl="3" w:tplc="0409000F" w:tentative="1">
+      <w:start w:val="1"/>
+      <w:numFmt w:val="decimal"/>
+      <w:lvlText w:val="%4."/>
+      <w:lvlJc w:val="left"/>
+      <w:pPr>
+        <w:ind w:left="1760" w:hanging="440"/>
+      </w:pPr>
+    </w:lvl>
+    <w:lvl w:ilvl="4" w:tplc="04090017" w:tentative="1">
+      <w:start w:val="1"/>
+      <w:numFmt w:val="aiueoFullWidth"/>
+      <w:lvlText w:val="(%5)"/>
+      <w:lvlJc w:val="left"/>
+      <w:pPr>
+        <w:ind w:left="2200" w:hanging="440"/>
+      </w:pPr>
+    </w:lvl>
+    <w:lvl w:ilvl="5" w:tplc="04090011" w:tentative="1">
+      <w:start w:val="1"/>
+      <w:numFmt w:val="decimalEnclosedCircle"/>
+      <w:lvlText w:val="%6"/>
+      <w:lvlJc w:val="left"/>
+      <w:pPr>
+        <w:ind w:left="2640" w:hanging="440"/>
+      </w:pPr>
+    </w:lvl>
+    <w:lvl w:ilvl="6" w:tplc="0409000F" w:tentative="1">
+      <w:start w:val="1"/>
+      <w:numFmt w:val="decimal"/>
+      <w:lvlText w:val="%7."/>
+      <w:lvlJc w:val="left"/>
+      <w:pPr>
+        <w:ind w:left="3080" w:hanging="440"/>
+      </w:pPr>
+    </w:lvl>
+    <w:lvl w:ilvl="7" w:tplc="04090017" w:tentative="1">
+      <w:start w:val="1"/>
+      <w:numFmt w:val="aiueoFullWidth"/>
+      <w:lvlText w:val="(%8)"/>
+      <w:lvlJc w:val="left"/>
+      <w:pPr>
+        <w:ind w:left="3520" w:hanging="440"/>
+      </w:pPr>
+    </w:lvl>
+    <w:lvl w:ilvl="8" w:tplc="04090011" w:tentative="1">
+      <w:start w:val="1"/>
+      <w:numFmt w:val="decimalEnclosedCircle"/>
+      <w:lvlText w:val="%9"/>
+      <w:lvlJc w:val="left"/>
+      <w:pPr>
+        <w:ind w:left="3960" w:hanging="440"/>
+      </w:pPr>
+    </w:lvl>
+  </w:abstractNum>
+  <w:abstractNum w:abstractNumId="7" w15:restartNumberingAfterBreak="0">
+    <w:nsid w:val="3ADE162D"/>
+    <w:multiLevelType w:val="hybridMultilevel"/>
+    <w:tmpl w:val="E0D022F8"/>
+    <w:name w:val="__API_DOC_SQUARE_BULLET__22222"/>
+    <w:lvl w:ilvl="0" w:tplc="0409000F">
+      <w:start w:val="1"/>
+      <w:numFmt w:val="decimal"/>
+      <w:lvlText w:val="%1."/>
+      <w:lvlJc w:val="left"/>
+      <w:pPr>
+        <w:ind w:left="440" w:hanging="440"/>
+      </w:pPr>
+    </w:lvl>
+    <w:lvl w:ilvl="1" w:tplc="04090017" w:tentative="1">
+      <w:start w:val="1"/>
+      <w:numFmt w:val="aiueoFullWidth"/>
+      <w:lvlText w:val="(%2)"/>
+      <w:lvlJc w:val="left"/>
+      <w:pPr>
+        <w:ind w:left="880" w:hanging="440"/>
+      </w:pPr>
+    </w:lvl>
+    <w:lvl w:ilvl="2" w:tplc="04090011" w:tentative="1">
+      <w:start w:val="1"/>
+      <w:numFmt w:val="decimalEnclosedCircle"/>
+      <w:lvlText w:val="%3"/>
+      <w:lvlJc w:val="left"/>
+      <w:pPr>
+        <w:ind w:left="1320" w:hanging="440"/>
+      </w:pPr>
+    </w:lvl>
+    <w:lvl w:ilvl="3" w:tplc="0409000F" w:tentative="1">
+      <w:start w:val="1"/>
+      <w:numFmt w:val="decimal"/>
+      <w:lvlText w:val="%4."/>
+      <w:lvlJc w:val="left"/>
+      <w:pPr>
+        <w:ind w:left="1760" w:hanging="440"/>
+      </w:pPr>
+    </w:lvl>
+    <w:lvl w:ilvl="4" w:tplc="04090017" w:tentative="1">
+      <w:start w:val="1"/>
+      <w:numFmt w:val="aiueoFullWidth"/>
+      <w:lvlText w:val="(%5)"/>
+      <w:lvlJc w:val="left"/>
+      <w:pPr>
+        <w:ind w:left="2200" w:hanging="440"/>
+      </w:pPr>
+    </w:lvl>
+    <w:lvl w:ilvl="5" w:tplc="04090011" w:tentative="1">
+      <w:start w:val="1"/>
+      <w:numFmt w:val="decimalEnclosedCircle"/>
+      <w:lvlText w:val="%6"/>
+      <w:lvlJc w:val="left"/>
+      <w:pPr>
+        <w:ind w:left="2640" w:hanging="440"/>
+      </w:pPr>
+    </w:lvl>
+    <w:lvl w:ilvl="6" w:tplc="0409000F" w:tentative="1">
+      <w:start w:val="1"/>
+      <w:numFmt w:val="decimal"/>
+      <w:lvlText w:val="%7."/>
+      <w:lvlJc w:val="left"/>
+      <w:pPr>
+        <w:ind w:left="3080" w:hanging="440"/>
+      </w:pPr>
+    </w:lvl>
+    <w:lvl w:ilvl="7" w:tplc="04090017" w:tentative="1">
+      <w:start w:val="1"/>
+      <w:numFmt w:val="aiueoFullWidth"/>
+      <w:lvlText w:val="(%8)"/>
+      <w:lvlJc w:val="left"/>
+      <w:pPr>
+        <w:ind w:left="3520" w:hanging="440"/>
+      </w:pPr>
+    </w:lvl>
+    <w:lvl w:ilvl="8" w:tplc="04090011" w:tentative="1">
+      <w:start w:val="1"/>
+      <w:numFmt w:val="decimalEnclosedCircle"/>
+      <w:lvlText w:val="%9"/>
+      <w:lvlJc w:val="left"/>
+      <w:pPr>
+        <w:ind w:left="3960" w:hanging="440"/>
+      </w:pPr>
+    </w:lvl>
+  </w:abstractNum>
+  <w:abstractNum w:abstractNumId="8" w15:restartNumberingAfterBreak="0">
+    <w:nsid w:val="3BE91DDF"/>
+    <w:multiLevelType w:val="hybridMultilevel"/>
+    <w:tmpl w:val="3872F460"/>
     <w:name w:val="__API_DOC_SQUARE_BULLET__22"/>
     <w:lvl w:ilvl="0" w:tplc="0409000F">
       <w:start w:val="1"/>
@@ -26249,182 +25363,8 @@
       </w:pPr>
     </w:lvl>
   </w:abstractNum>
-  <w:abstractNum w:abstractNumId="5" w15:restartNumberingAfterBreak="0">
-    <w:nsid w:val="60877706"/>
-    <w:multiLevelType w:val="hybridMultilevel"/>
-    <w:tmpl w:val="C2D873DC"/>
-    <w:name w:val="__API_DOC_SQUARE_BULLET__2222222"/>
-    <w:lvl w:ilvl="0" w:tplc="0409000F">
-      <w:start w:val="1"/>
-      <w:numFmt w:val="decimal"/>
-      <w:lvlText w:val="%1."/>
-      <w:lvlJc w:val="left"/>
-      <w:pPr>
-        <w:ind w:left="440" w:hanging="440"/>
-      </w:pPr>
-    </w:lvl>
-    <w:lvl w:ilvl="1" w:tplc="04090017" w:tentative="1">
-      <w:start w:val="1"/>
-      <w:numFmt w:val="aiueoFullWidth"/>
-      <w:lvlText w:val="(%2)"/>
-      <w:lvlJc w:val="left"/>
-      <w:pPr>
-        <w:ind w:left="880" w:hanging="440"/>
-      </w:pPr>
-    </w:lvl>
-    <w:lvl w:ilvl="2" w:tplc="04090011" w:tentative="1">
-      <w:start w:val="1"/>
-      <w:numFmt w:val="decimalEnclosedCircle"/>
-      <w:lvlText w:val="%3"/>
-      <w:lvlJc w:val="left"/>
-      <w:pPr>
-        <w:ind w:left="1320" w:hanging="440"/>
-      </w:pPr>
-    </w:lvl>
-    <w:lvl w:ilvl="3" w:tplc="0409000F" w:tentative="1">
-      <w:start w:val="1"/>
-      <w:numFmt w:val="decimal"/>
-      <w:lvlText w:val="%4."/>
-      <w:lvlJc w:val="left"/>
-      <w:pPr>
-        <w:ind w:left="1760" w:hanging="440"/>
-      </w:pPr>
-    </w:lvl>
-    <w:lvl w:ilvl="4" w:tplc="04090017" w:tentative="1">
-      <w:start w:val="1"/>
-      <w:numFmt w:val="aiueoFullWidth"/>
-      <w:lvlText w:val="(%5)"/>
-      <w:lvlJc w:val="left"/>
-      <w:pPr>
-        <w:ind w:left="2200" w:hanging="440"/>
-      </w:pPr>
-    </w:lvl>
-    <w:lvl w:ilvl="5" w:tplc="04090011" w:tentative="1">
-      <w:start w:val="1"/>
-      <w:numFmt w:val="decimalEnclosedCircle"/>
-      <w:lvlText w:val="%6"/>
-      <w:lvlJc w:val="left"/>
-      <w:pPr>
-        <w:ind w:left="2640" w:hanging="440"/>
-      </w:pPr>
-    </w:lvl>
-    <w:lvl w:ilvl="6" w:tplc="0409000F" w:tentative="1">
-      <w:start w:val="1"/>
-      <w:numFmt w:val="decimal"/>
-      <w:lvlText w:val="%7."/>
-      <w:lvlJc w:val="left"/>
-      <w:pPr>
-        <w:ind w:left="3080" w:hanging="440"/>
-      </w:pPr>
-    </w:lvl>
-    <w:lvl w:ilvl="7" w:tplc="04090017" w:tentative="1">
-      <w:start w:val="1"/>
-      <w:numFmt w:val="aiueoFullWidth"/>
-      <w:lvlText w:val="(%8)"/>
-      <w:lvlJc w:val="left"/>
-      <w:pPr>
-        <w:ind w:left="3520" w:hanging="440"/>
-      </w:pPr>
-    </w:lvl>
-    <w:lvl w:ilvl="8" w:tplc="04090011" w:tentative="1">
-      <w:start w:val="1"/>
-      <w:numFmt w:val="decimalEnclosedCircle"/>
-      <w:lvlText w:val="%9"/>
-      <w:lvlJc w:val="left"/>
-      <w:pPr>
-        <w:ind w:left="3960" w:hanging="440"/>
-      </w:pPr>
-    </w:lvl>
-  </w:abstractNum>
-  <w:abstractNum w:abstractNumId="6" w15:restartNumberingAfterBreak="0">
-    <w:nsid w:val="6BEC7F93"/>
-    <w:multiLevelType w:val="hybridMultilevel"/>
-    <w:tmpl w:val="ED7EA66C"/>
-    <w:name w:val="__API_DOC_SQUARE_BULLET__222"/>
-    <w:lvl w:ilvl="0" w:tplc="0409000F">
-      <w:start w:val="1"/>
-      <w:numFmt w:val="decimal"/>
-      <w:lvlText w:val="%1."/>
-      <w:lvlJc w:val="left"/>
-      <w:pPr>
-        <w:ind w:left="440" w:hanging="440"/>
-      </w:pPr>
-    </w:lvl>
-    <w:lvl w:ilvl="1" w:tplc="04090017" w:tentative="1">
-      <w:start w:val="1"/>
-      <w:numFmt w:val="aiueoFullWidth"/>
-      <w:lvlText w:val="(%2)"/>
-      <w:lvlJc w:val="left"/>
-      <w:pPr>
-        <w:ind w:left="880" w:hanging="440"/>
-      </w:pPr>
-    </w:lvl>
-    <w:lvl w:ilvl="2" w:tplc="04090011" w:tentative="1">
-      <w:start w:val="1"/>
-      <w:numFmt w:val="decimalEnclosedCircle"/>
-      <w:lvlText w:val="%3"/>
-      <w:lvlJc w:val="left"/>
-      <w:pPr>
-        <w:ind w:left="1320" w:hanging="440"/>
-      </w:pPr>
-    </w:lvl>
-    <w:lvl w:ilvl="3" w:tplc="0409000F" w:tentative="1">
-      <w:start w:val="1"/>
-      <w:numFmt w:val="decimal"/>
-      <w:lvlText w:val="%4."/>
-      <w:lvlJc w:val="left"/>
-      <w:pPr>
-        <w:ind w:left="1760" w:hanging="440"/>
-      </w:pPr>
-    </w:lvl>
-    <w:lvl w:ilvl="4" w:tplc="04090017" w:tentative="1">
-      <w:start w:val="1"/>
-      <w:numFmt w:val="aiueoFullWidth"/>
-      <w:lvlText w:val="(%5)"/>
-      <w:lvlJc w:val="left"/>
-      <w:pPr>
-        <w:ind w:left="2200" w:hanging="440"/>
-      </w:pPr>
-    </w:lvl>
-    <w:lvl w:ilvl="5" w:tplc="04090011" w:tentative="1">
-      <w:start w:val="1"/>
-      <w:numFmt w:val="decimalEnclosedCircle"/>
-      <w:lvlText w:val="%6"/>
-      <w:lvlJc w:val="left"/>
-      <w:pPr>
-        <w:ind w:left="2640" w:hanging="440"/>
-      </w:pPr>
-    </w:lvl>
-    <w:lvl w:ilvl="6" w:tplc="0409000F" w:tentative="1">
-      <w:start w:val="1"/>
-      <w:numFmt w:val="decimal"/>
-      <w:lvlText w:val="%7."/>
-      <w:lvlJc w:val="left"/>
-      <w:pPr>
-        <w:ind w:left="3080" w:hanging="440"/>
-      </w:pPr>
-    </w:lvl>
-    <w:lvl w:ilvl="7" w:tplc="04090017" w:tentative="1">
-      <w:start w:val="1"/>
-      <w:numFmt w:val="aiueoFullWidth"/>
-      <w:lvlText w:val="(%8)"/>
-      <w:lvlJc w:val="left"/>
-      <w:pPr>
-        <w:ind w:left="3520" w:hanging="440"/>
-      </w:pPr>
-    </w:lvl>
-    <w:lvl w:ilvl="8" w:tplc="04090011" w:tentative="1">
-      <w:start w:val="1"/>
-      <w:numFmt w:val="decimalEnclosedCircle"/>
-      <w:lvlText w:val="%9"/>
-      <w:lvlJc w:val="left"/>
-      <w:pPr>
-        <w:ind w:left="3960" w:hanging="440"/>
-      </w:pPr>
-    </w:lvl>
-  </w:abstractNum>
-  <w:abstractNum w:abstractNumId="7" w15:restartNumberingAfterBreak="0">
-    <w:nsid w:val="6BF26A57"/>
+  <w:abstractNum w:abstractNumId="9" w15:restartNumberingAfterBreak="0">
+    <w:nsid w:val="54783A89"/>
     <w:multiLevelType w:val="singleLevel"/>
     <w:tmpl w:val="0409000F"/>
     <w:name w:val="__API_DOC_SQUARE_BULLET__"/>
@@ -26435,180 +25375,6 @@
       <w:lvlJc w:val="left"/>
       <w:pPr>
         <w:ind w:left="440" w:hanging="440"/>
-      </w:pPr>
-    </w:lvl>
-  </w:abstractNum>
-  <w:abstractNum w:abstractNumId="8" w15:restartNumberingAfterBreak="0">
-    <w:nsid w:val="73C3591E"/>
-    <w:multiLevelType w:val="hybridMultilevel"/>
-    <w:tmpl w:val="326CDA98"/>
-    <w:name w:val="__API_DOC_SQUARE_BULLET__2"/>
-    <w:lvl w:ilvl="0" w:tplc="0409000F">
-      <w:start w:val="1"/>
-      <w:numFmt w:val="decimal"/>
-      <w:lvlText w:val="%1."/>
-      <w:lvlJc w:val="left"/>
-      <w:pPr>
-        <w:ind w:left="440" w:hanging="440"/>
-      </w:pPr>
-    </w:lvl>
-    <w:lvl w:ilvl="1" w:tplc="04090017" w:tentative="1">
-      <w:start w:val="1"/>
-      <w:numFmt w:val="aiueoFullWidth"/>
-      <w:lvlText w:val="(%2)"/>
-      <w:lvlJc w:val="left"/>
-      <w:pPr>
-        <w:ind w:left="880" w:hanging="440"/>
-      </w:pPr>
-    </w:lvl>
-    <w:lvl w:ilvl="2" w:tplc="04090011" w:tentative="1">
-      <w:start w:val="1"/>
-      <w:numFmt w:val="decimalEnclosedCircle"/>
-      <w:lvlText w:val="%3"/>
-      <w:lvlJc w:val="left"/>
-      <w:pPr>
-        <w:ind w:left="1320" w:hanging="440"/>
-      </w:pPr>
-    </w:lvl>
-    <w:lvl w:ilvl="3" w:tplc="0409000F" w:tentative="1">
-      <w:start w:val="1"/>
-      <w:numFmt w:val="decimal"/>
-      <w:lvlText w:val="%4."/>
-      <w:lvlJc w:val="left"/>
-      <w:pPr>
-        <w:ind w:left="1760" w:hanging="440"/>
-      </w:pPr>
-    </w:lvl>
-    <w:lvl w:ilvl="4" w:tplc="04090017" w:tentative="1">
-      <w:start w:val="1"/>
-      <w:numFmt w:val="aiueoFullWidth"/>
-      <w:lvlText w:val="(%5)"/>
-      <w:lvlJc w:val="left"/>
-      <w:pPr>
-        <w:ind w:left="2200" w:hanging="440"/>
-      </w:pPr>
-    </w:lvl>
-    <w:lvl w:ilvl="5" w:tplc="04090011" w:tentative="1">
-      <w:start w:val="1"/>
-      <w:numFmt w:val="decimalEnclosedCircle"/>
-      <w:lvlText w:val="%6"/>
-      <w:lvlJc w:val="left"/>
-      <w:pPr>
-        <w:ind w:left="2640" w:hanging="440"/>
-      </w:pPr>
-    </w:lvl>
-    <w:lvl w:ilvl="6" w:tplc="0409000F" w:tentative="1">
-      <w:start w:val="1"/>
-      <w:numFmt w:val="decimal"/>
-      <w:lvlText w:val="%7."/>
-      <w:lvlJc w:val="left"/>
-      <w:pPr>
-        <w:ind w:left="3080" w:hanging="440"/>
-      </w:pPr>
-    </w:lvl>
-    <w:lvl w:ilvl="7" w:tplc="04090017" w:tentative="1">
-      <w:start w:val="1"/>
-      <w:numFmt w:val="aiueoFullWidth"/>
-      <w:lvlText w:val="(%8)"/>
-      <w:lvlJc w:val="left"/>
-      <w:pPr>
-        <w:ind w:left="3520" w:hanging="440"/>
-      </w:pPr>
-    </w:lvl>
-    <w:lvl w:ilvl="8" w:tplc="04090011" w:tentative="1">
-      <w:start w:val="1"/>
-      <w:numFmt w:val="decimalEnclosedCircle"/>
-      <w:lvlText w:val="%9"/>
-      <w:lvlJc w:val="left"/>
-      <w:pPr>
-        <w:ind w:left="3960" w:hanging="440"/>
-      </w:pPr>
-    </w:lvl>
-  </w:abstractNum>
-  <w:abstractNum w:abstractNumId="9" w15:restartNumberingAfterBreak="0">
-    <w:nsid w:val="788C649A"/>
-    <w:multiLevelType w:val="hybridMultilevel"/>
-    <w:tmpl w:val="5594814A"/>
-    <w:name w:val="__API_DOC_SQUARE_BULLET__22222222"/>
-    <w:lvl w:ilvl="0" w:tplc="0409000F">
-      <w:start w:val="1"/>
-      <w:numFmt w:val="decimal"/>
-      <w:lvlText w:val="%1."/>
-      <w:lvlJc w:val="left"/>
-      <w:pPr>
-        <w:ind w:left="440" w:hanging="440"/>
-      </w:pPr>
-    </w:lvl>
-    <w:lvl w:ilvl="1" w:tplc="04090017" w:tentative="1">
-      <w:start w:val="1"/>
-      <w:numFmt w:val="aiueoFullWidth"/>
-      <w:lvlText w:val="(%2)"/>
-      <w:lvlJc w:val="left"/>
-      <w:pPr>
-        <w:ind w:left="880" w:hanging="440"/>
-      </w:pPr>
-    </w:lvl>
-    <w:lvl w:ilvl="2" w:tplc="04090011" w:tentative="1">
-      <w:start w:val="1"/>
-      <w:numFmt w:val="decimalEnclosedCircle"/>
-      <w:lvlText w:val="%3"/>
-      <w:lvlJc w:val="left"/>
-      <w:pPr>
-        <w:ind w:left="1320" w:hanging="440"/>
-      </w:pPr>
-    </w:lvl>
-    <w:lvl w:ilvl="3" w:tplc="0409000F" w:tentative="1">
-      <w:start w:val="1"/>
-      <w:numFmt w:val="decimal"/>
-      <w:lvlText w:val="%4."/>
-      <w:lvlJc w:val="left"/>
-      <w:pPr>
-        <w:ind w:left="1760" w:hanging="440"/>
-      </w:pPr>
-    </w:lvl>
-    <w:lvl w:ilvl="4" w:tplc="04090017" w:tentative="1">
-      <w:start w:val="1"/>
-      <w:numFmt w:val="aiueoFullWidth"/>
-      <w:lvlText w:val="(%5)"/>
-      <w:lvlJc w:val="left"/>
-      <w:pPr>
-        <w:ind w:left="2200" w:hanging="440"/>
-      </w:pPr>
-    </w:lvl>
-    <w:lvl w:ilvl="5" w:tplc="04090011" w:tentative="1">
-      <w:start w:val="1"/>
-      <w:numFmt w:val="decimalEnclosedCircle"/>
-      <w:lvlText w:val="%6"/>
-      <w:lvlJc w:val="left"/>
-      <w:pPr>
-        <w:ind w:left="2640" w:hanging="440"/>
-      </w:pPr>
-    </w:lvl>
-    <w:lvl w:ilvl="6" w:tplc="0409000F" w:tentative="1">
-      <w:start w:val="1"/>
-      <w:numFmt w:val="decimal"/>
-      <w:lvlText w:val="%7."/>
-      <w:lvlJc w:val="left"/>
-      <w:pPr>
-        <w:ind w:left="3080" w:hanging="440"/>
-      </w:pPr>
-    </w:lvl>
-    <w:lvl w:ilvl="7" w:tplc="04090017" w:tentative="1">
-      <w:start w:val="1"/>
-      <w:numFmt w:val="aiueoFullWidth"/>
-      <w:lvlText w:val="(%8)"/>
-      <w:lvlJc w:val="left"/>
-      <w:pPr>
-        <w:ind w:left="3520" w:hanging="440"/>
-      </w:pPr>
-    </w:lvl>
-    <w:lvl w:ilvl="8" w:tplc="04090011" w:tentative="1">
-      <w:start w:val="1"/>
-      <w:numFmt w:val="decimalEnclosedCircle"/>
-      <w:lvlText w:val="%9"/>
-      <w:lvlJc w:val="left"/>
-      <w:pPr>
-        <w:ind w:left="3960" w:hanging="440"/>
       </w:pPr>
     </w:lvl>
   </w:abstractNum>
@@ -26729,35 +25495,35 @@
   <w:num w:numId="1" w16cid:durableId="296302402">
     <w:abstractNumId w:val="10"/>
   </w:num>
-  <w:num w:numId="2" w16cid:durableId="81339845">
-    <w:abstractNumId w:val="3"/>
+  <w:num w:numId="2" w16cid:durableId="1028023643">
+    <w:abstractNumId w:val="2"/>
   </w:num>
-  <w:num w:numId="3" w16cid:durableId="1582182003">
+  <w:num w:numId="3" w16cid:durableId="1885602272">
+    <w:abstractNumId w:val="9"/>
+  </w:num>
+  <w:num w:numId="4" w16cid:durableId="806435667">
+    <w:abstractNumId w:val="6"/>
+  </w:num>
+  <w:num w:numId="5" w16cid:durableId="1700204899">
+    <w:abstractNumId w:val="8"/>
+  </w:num>
+  <w:num w:numId="6" w16cid:durableId="173225784">
+    <w:abstractNumId w:val="5"/>
+  </w:num>
+  <w:num w:numId="7" w16cid:durableId="1274904528">
+    <w:abstractNumId w:val="1"/>
+  </w:num>
+  <w:num w:numId="8" w16cid:durableId="2136099545">
     <w:abstractNumId w:val="7"/>
   </w:num>
-  <w:num w:numId="4" w16cid:durableId="2008752189">
-    <w:abstractNumId w:val="8"/>
+  <w:num w:numId="9" w16cid:durableId="784079219">
+    <w:abstractNumId w:val="0"/>
   </w:num>
-  <w:num w:numId="5" w16cid:durableId="619216739">
+  <w:num w:numId="10" w16cid:durableId="1353607225">
     <w:abstractNumId w:val="4"/>
   </w:num>
-  <w:num w:numId="6" w16cid:durableId="2102145549">
-    <w:abstractNumId w:val="6"/>
-  </w:num>
-  <w:num w:numId="7" w16cid:durableId="929585071">
-    <w:abstractNumId w:val="2"/>
-  </w:num>
-  <w:num w:numId="8" w16cid:durableId="1619992661">
-    <w:abstractNumId w:val="0"/>
-  </w:num>
-  <w:num w:numId="9" w16cid:durableId="297882219">
-    <w:abstractNumId w:val="1"/>
-  </w:num>
-  <w:num w:numId="10" w16cid:durableId="497772856">
-    <w:abstractNumId w:val="5"/>
-  </w:num>
-  <w:num w:numId="11" w16cid:durableId="1696929996">
-    <w:abstractNumId w:val="9"/>
+  <w:num w:numId="11" w16cid:durableId="812791028">
+    <w:abstractNumId w:val="3"/>
   </w:num>
   <w:numIdMacAtCleanup w:val="11"/>
 </w:numbering>
